--- a/1.csoport_r_d_v.docx
+++ b/1.csoport_r_d_v.docx
@@ -1488,54 +1488,127 @@
           <w:szCs w:val="24"/>
         </w:rPr>
       </w:pPr>
+      <w:r>
+        <w:rPr>
+          <w:rFonts w:ascii="Times New Roman" w:hAnsi="Times New Roman" w:cs="Times New Roman"/>
+          <w:b/>
+          <w:sz w:val="24"/>
+          <w:szCs w:val="24"/>
+          <w:u w:val="single"/>
+        </w:rPr>
+        <w:t>EXTRA:</w:t>
+      </w:r>
+    </w:p>
+    <w:p>
+      <w:pPr>
+        <w:rPr>
+          <w:rFonts w:ascii="Times New Roman" w:hAnsi="Times New Roman" w:cs="Times New Roman"/>
+          <w:sz w:val="24"/>
+          <w:szCs w:val="24"/>
+        </w:rPr>
+      </w:pPr>
+      <w:proofErr w:type="spellStart"/>
+      <w:r>
+        <w:rPr>
+          <w:rFonts w:ascii="Times New Roman" w:hAnsi="Times New Roman" w:cs="Times New Roman"/>
+          <w:sz w:val="24"/>
+          <w:szCs w:val="24"/>
+        </w:rPr>
+        <w:t>Routernek</w:t>
+      </w:r>
+      <w:proofErr w:type="spellEnd"/>
+      <w:r>
+        <w:rPr>
+          <w:rFonts w:ascii="Times New Roman" w:hAnsi="Times New Roman" w:cs="Times New Roman"/>
+          <w:sz w:val="24"/>
+          <w:szCs w:val="24"/>
+        </w:rPr>
+        <w:t xml:space="preserve"> Melyik Portok Vannak Engedélyezve</w:t>
+      </w:r>
       <w:proofErr w:type="gramStart"/>
       <w:r>
         <w:rPr>
           <w:rFonts w:ascii="Times New Roman" w:hAnsi="Times New Roman" w:cs="Times New Roman"/>
-          <w:b/>
-          <w:sz w:val="24"/>
-          <w:szCs w:val="24"/>
-          <w:u w:val="single"/>
-        </w:rPr>
-        <w:t>EXTRA</w:t>
+          <w:sz w:val="24"/>
+          <w:szCs w:val="24"/>
+        </w:rPr>
+        <w:t>:LAN</w:t>
       </w:r>
       <w:proofErr w:type="gramEnd"/>
       <w:r>
         <w:rPr>
           <w:rFonts w:ascii="Times New Roman" w:hAnsi="Times New Roman" w:cs="Times New Roman"/>
-          <w:b/>
-          <w:sz w:val="24"/>
-          <w:szCs w:val="24"/>
-          <w:u w:val="single"/>
+          <w:sz w:val="24"/>
+          <w:szCs w:val="24"/>
+        </w:rPr>
+        <w:t>,Ethernet1,Wireless</w:t>
+      </w:r>
+    </w:p>
+    <w:p>
+      <w:pPr>
+        <w:rPr>
+          <w:rFonts w:ascii="Times New Roman" w:hAnsi="Times New Roman" w:cs="Times New Roman"/>
+          <w:sz w:val="24"/>
+          <w:szCs w:val="24"/>
+        </w:rPr>
+      </w:pPr>
+      <w:r>
+        <w:rPr>
+          <w:rFonts w:ascii="Times New Roman" w:hAnsi="Times New Roman" w:cs="Times New Roman"/>
+          <w:sz w:val="24"/>
+          <w:szCs w:val="24"/>
+        </w:rPr>
+        <w:t>Milyen Sávszéleséget H</w:t>
+      </w:r>
+      <w:r>
+        <w:rPr>
+          <w:rFonts w:ascii="Times New Roman" w:hAnsi="Times New Roman" w:cs="Times New Roman"/>
+          <w:sz w:val="24"/>
+          <w:szCs w:val="24"/>
+        </w:rPr>
+        <w:t>asználtál</w:t>
+      </w:r>
+      <w:r>
+        <w:rPr>
+          <w:rFonts w:ascii="Times New Roman" w:hAnsi="Times New Roman" w:cs="Times New Roman"/>
+          <w:sz w:val="24"/>
+          <w:szCs w:val="24"/>
         </w:rPr>
         <w:t>:</w:t>
       </w:r>
-    </w:p>
-    <w:p>
-      <w:pPr>
-        <w:rPr>
-          <w:rFonts w:ascii="Times New Roman" w:hAnsi="Times New Roman" w:cs="Times New Roman"/>
-          <w:sz w:val="24"/>
-          <w:szCs w:val="24"/>
-        </w:rPr>
-      </w:pPr>
-      <w:proofErr w:type="spellStart"/>
-      <w:r>
-        <w:rPr>
-          <w:rFonts w:ascii="Times New Roman" w:hAnsi="Times New Roman" w:cs="Times New Roman"/>
-          <w:sz w:val="24"/>
-          <w:szCs w:val="24"/>
-        </w:rPr>
-        <w:t>Routernek</w:t>
-      </w:r>
-      <w:proofErr w:type="spellEnd"/>
-      <w:r>
-        <w:rPr>
-          <w:rFonts w:ascii="Times New Roman" w:hAnsi="Times New Roman" w:cs="Times New Roman"/>
-          <w:sz w:val="24"/>
-          <w:szCs w:val="24"/>
-        </w:rPr>
-        <w:t xml:space="preserve"> Melyik Portok Vannak Engedélyezve</w:t>
+      <w:r>
+        <w:rPr>
+          <w:rFonts w:ascii="Times New Roman" w:hAnsi="Times New Roman" w:cs="Times New Roman"/>
+          <w:sz w:val="24"/>
+          <w:szCs w:val="24"/>
+        </w:rPr>
+        <w:t>100MBPS</w:t>
+      </w:r>
+    </w:p>
+    <w:p>
+      <w:pPr>
+        <w:rPr>
+          <w:rFonts w:ascii="Times New Roman" w:hAnsi="Times New Roman" w:cs="Times New Roman"/>
+          <w:sz w:val="24"/>
+          <w:szCs w:val="24"/>
+        </w:rPr>
+      </w:pPr>
+      <w:r>
+        <w:rPr>
+          <w:rFonts w:ascii="Times New Roman" w:hAnsi="Times New Roman" w:cs="Times New Roman"/>
+          <w:sz w:val="24"/>
+          <w:szCs w:val="24"/>
+        </w:rPr>
+        <w:t xml:space="preserve">Inaktív Portok Hogy Vannak </w:t>
+      </w:r>
+      <w:proofErr w:type="spellStart"/>
+      <w:r>
+        <w:rPr>
+          <w:rFonts w:ascii="Times New Roman" w:hAnsi="Times New Roman" w:cs="Times New Roman"/>
+          <w:sz w:val="24"/>
+          <w:szCs w:val="24"/>
+        </w:rPr>
+        <w:t>Levédve</w:t>
       </w:r>
       <w:proofErr w:type="gramStart"/>
       <w:r>
@@ -1544,103 +1617,10 @@
           <w:sz w:val="24"/>
           <w:szCs w:val="24"/>
         </w:rPr>
-        <w:t>:LAN</w:t>
-      </w:r>
+        <w:t>:MAC</w:t>
+      </w:r>
+      <w:proofErr w:type="spellEnd"/>
       <w:proofErr w:type="gramEnd"/>
-      <w:r>
-        <w:rPr>
-          <w:rFonts w:ascii="Times New Roman" w:hAnsi="Times New Roman" w:cs="Times New Roman"/>
-          <w:sz w:val="24"/>
-          <w:szCs w:val="24"/>
-        </w:rPr>
-        <w:t>,Ethernet1,Wireless</w:t>
-      </w:r>
-    </w:p>
-    <w:p>
-      <w:pPr>
-        <w:rPr>
-          <w:rFonts w:ascii="Times New Roman" w:hAnsi="Times New Roman" w:cs="Times New Roman"/>
-          <w:sz w:val="24"/>
-          <w:szCs w:val="24"/>
-        </w:rPr>
-      </w:pPr>
-      <w:r>
-        <w:rPr>
-          <w:rFonts w:ascii="Times New Roman" w:hAnsi="Times New Roman" w:cs="Times New Roman"/>
-          <w:sz w:val="24"/>
-          <w:szCs w:val="24"/>
-        </w:rPr>
-        <w:t>Milyen Sávszéleséget H</w:t>
-      </w:r>
-      <w:r>
-        <w:rPr>
-          <w:rFonts w:ascii="Times New Roman" w:hAnsi="Times New Roman" w:cs="Times New Roman"/>
-          <w:sz w:val="24"/>
-          <w:szCs w:val="24"/>
-        </w:rPr>
-        <w:t>asználtál</w:t>
-      </w:r>
-      <w:r>
-        <w:rPr>
-          <w:rFonts w:ascii="Times New Roman" w:hAnsi="Times New Roman" w:cs="Times New Roman"/>
-          <w:sz w:val="24"/>
-          <w:szCs w:val="24"/>
-        </w:rPr>
-        <w:t>:</w:t>
-      </w:r>
-      <w:r>
-        <w:rPr>
-          <w:rFonts w:ascii="Times New Roman" w:hAnsi="Times New Roman" w:cs="Times New Roman"/>
-          <w:sz w:val="24"/>
-          <w:szCs w:val="24"/>
-        </w:rPr>
-        <w:t>100MBPS</w:t>
-      </w:r>
-    </w:p>
-    <w:p>
-      <w:pPr>
-        <w:rPr>
-          <w:rFonts w:ascii="Times New Roman" w:hAnsi="Times New Roman" w:cs="Times New Roman"/>
-          <w:sz w:val="24"/>
-          <w:szCs w:val="24"/>
-        </w:rPr>
-      </w:pPr>
-      <w:r>
-        <w:rPr>
-          <w:rFonts w:ascii="Times New Roman" w:hAnsi="Times New Roman" w:cs="Times New Roman"/>
-          <w:sz w:val="24"/>
-          <w:szCs w:val="24"/>
-        </w:rPr>
-        <w:t xml:space="preserve">Inaktív Portok </w:t>
-      </w:r>
-      <w:proofErr w:type="gramStart"/>
-      <w:r>
-        <w:rPr>
-          <w:rFonts w:ascii="Times New Roman" w:hAnsi="Times New Roman" w:cs="Times New Roman"/>
-          <w:sz w:val="24"/>
-          <w:szCs w:val="24"/>
-        </w:rPr>
-        <w:t>Hogy</w:t>
-      </w:r>
-      <w:proofErr w:type="gramEnd"/>
-      <w:r>
-        <w:rPr>
-          <w:rFonts w:ascii="Times New Roman" w:hAnsi="Times New Roman" w:cs="Times New Roman"/>
-          <w:sz w:val="24"/>
-          <w:szCs w:val="24"/>
-        </w:rPr>
-        <w:t xml:space="preserve"> Vannak </w:t>
-      </w:r>
-      <w:proofErr w:type="spellStart"/>
-      <w:r>
-        <w:rPr>
-          <w:rFonts w:ascii="Times New Roman" w:hAnsi="Times New Roman" w:cs="Times New Roman"/>
-          <w:sz w:val="24"/>
-          <w:szCs w:val="24"/>
-        </w:rPr>
-        <w:t>Levédve:MAC</w:t>
-      </w:r>
-      <w:proofErr w:type="spellEnd"/>
       <w:r>
         <w:rPr>
           <w:rFonts w:ascii="Times New Roman" w:hAnsi="Times New Roman" w:cs="Times New Roman"/>
@@ -1762,8 +1742,6 @@
           <w:lang w:eastAsia="hu-HU"/>
         </w:rPr>
       </w:pPr>
-      <w:bookmarkStart w:id="0" w:name="_GoBack"/>
-      <w:bookmarkEnd w:id="0"/>
       <w:r>
         <w:rPr>
           <w:rFonts w:ascii="Times New Roman" w:eastAsia="Times New Roman" w:hAnsi="Times New Roman" w:cs="Times New Roman"/>
@@ -1907,27 +1885,7 @@
           <w:szCs w:val="24"/>
           <w:lang w:eastAsia="hu-HU"/>
         </w:rPr>
-        <w:t xml:space="preserve">Programok kommunikációját biztosítja (pl. böngésző, email </w:t>
-      </w:r>
-      <w:proofErr w:type="gramStart"/>
-      <w:r>
-        <w:rPr>
-          <w:rFonts w:ascii="Times New Roman" w:eastAsia="Times New Roman" w:hAnsi="Times New Roman" w:cs="Times New Roman"/>
-          <w:sz w:val="24"/>
-          <w:szCs w:val="24"/>
-          <w:lang w:eastAsia="hu-HU"/>
-        </w:rPr>
-        <w:t>kliens</w:t>
-      </w:r>
-      <w:proofErr w:type="gramEnd"/>
-      <w:r>
-        <w:rPr>
-          <w:rFonts w:ascii="Times New Roman" w:eastAsia="Times New Roman" w:hAnsi="Times New Roman" w:cs="Times New Roman"/>
-          <w:sz w:val="24"/>
-          <w:szCs w:val="24"/>
-          <w:lang w:eastAsia="hu-HU"/>
-        </w:rPr>
-        <w:t>).</w:t>
+        <w:t>Programok kommunikációját biztosítja (pl. böngésző, email kliens).</w:t>
       </w:r>
     </w:p>
     <w:p>
@@ -2269,27 +2227,7 @@
           <w:szCs w:val="24"/>
           <w:lang w:eastAsia="hu-HU"/>
         </w:rPr>
-        <w:t xml:space="preserve">Protokollok: TCP (megbízható), UDP (gyors, de nem </w:t>
-      </w:r>
-      <w:proofErr w:type="gramStart"/>
-      <w:r>
-        <w:rPr>
-          <w:rFonts w:ascii="Times New Roman" w:eastAsia="Times New Roman" w:hAnsi="Times New Roman" w:cs="Times New Roman"/>
-          <w:sz w:val="24"/>
-          <w:szCs w:val="24"/>
-          <w:lang w:eastAsia="hu-HU"/>
-        </w:rPr>
-        <w:t>garantált</w:t>
-      </w:r>
-      <w:proofErr w:type="gramEnd"/>
-      <w:r>
-        <w:rPr>
-          <w:rFonts w:ascii="Times New Roman" w:eastAsia="Times New Roman" w:hAnsi="Times New Roman" w:cs="Times New Roman"/>
-          <w:sz w:val="24"/>
-          <w:szCs w:val="24"/>
-          <w:lang w:eastAsia="hu-HU"/>
-        </w:rPr>
-        <w:t>).</w:t>
+        <w:t>Protokollok: TCP (megbízható), UDP (gyors, de nem garantált).</w:t>
       </w:r>
     </w:p>
     <w:p>
@@ -2698,6 +2636,629 @@
         </w:rPr>
         <w:br/>
       </w:r>
+    </w:p>
+    <w:p>
+      <w:pPr>
+        <w:rPr>
+          <w:rFonts w:ascii="Times New Roman" w:hAnsi="Times New Roman" w:cs="Times New Roman"/>
+          <w:sz w:val="24"/>
+          <w:szCs w:val="24"/>
+        </w:rPr>
+      </w:pPr>
+      <w:proofErr w:type="spellStart"/>
+      <w:r>
+        <w:rPr>
+          <w:rFonts w:ascii="Times New Roman" w:hAnsi="Times New Roman" w:cs="Times New Roman"/>
+          <w:sz w:val="24"/>
+          <w:szCs w:val="24"/>
+        </w:rPr>
+        <w:t>Winbox</w:t>
+      </w:r>
+      <w:proofErr w:type="spellEnd"/>
+      <w:r>
+        <w:rPr>
+          <w:rFonts w:ascii="Times New Roman" w:hAnsi="Times New Roman" w:cs="Times New Roman"/>
+          <w:sz w:val="24"/>
+          <w:szCs w:val="24"/>
+        </w:rPr>
+        <w:t xml:space="preserve"> telepitettünk az alábbi linknek: </w:t>
+      </w:r>
+      <w:hyperlink r:id="rId5" w:history="1">
+        <w:r>
+          <w:rPr>
+            <w:rStyle w:val="Hiperhivatkozs"/>
+            <w:rFonts w:ascii="Times New Roman" w:hAnsi="Times New Roman" w:cs="Times New Roman"/>
+            <w:sz w:val="24"/>
+            <w:szCs w:val="24"/>
+          </w:rPr>
+          <w:t>https://mikrotik.com/download</w:t>
+        </w:r>
+      </w:hyperlink>
+    </w:p>
+    <w:p>
+      <w:pPr>
+        <w:rPr>
+          <w:rFonts w:ascii="Times New Roman" w:hAnsi="Times New Roman" w:cs="Times New Roman"/>
+          <w:sz w:val="24"/>
+          <w:szCs w:val="24"/>
+        </w:rPr>
+      </w:pPr>
+      <w:proofErr w:type="gramStart"/>
+      <w:r>
+        <w:rPr>
+          <w:rFonts w:ascii="Times New Roman" w:hAnsi="Times New Roman" w:cs="Times New Roman"/>
+          <w:sz w:val="24"/>
+          <w:szCs w:val="24"/>
+        </w:rPr>
+        <w:t>majd</w:t>
+      </w:r>
+      <w:proofErr w:type="gramEnd"/>
+      <w:r>
+        <w:rPr>
+          <w:rFonts w:ascii="Times New Roman" w:hAnsi="Times New Roman" w:cs="Times New Roman"/>
+          <w:sz w:val="24"/>
+          <w:szCs w:val="24"/>
+        </w:rPr>
+        <w:t xml:space="preserve"> </w:t>
+      </w:r>
+      <w:proofErr w:type="spellStart"/>
+      <w:r>
+        <w:rPr>
+          <w:rFonts w:ascii="Times New Roman" w:hAnsi="Times New Roman" w:cs="Times New Roman"/>
+          <w:sz w:val="24"/>
+          <w:szCs w:val="24"/>
+        </w:rPr>
+        <w:t>mac</w:t>
+      </w:r>
+      <w:proofErr w:type="spellEnd"/>
+      <w:r>
+        <w:rPr>
+          <w:rFonts w:ascii="Times New Roman" w:hAnsi="Times New Roman" w:cs="Times New Roman"/>
+          <w:sz w:val="24"/>
+          <w:szCs w:val="24"/>
+        </w:rPr>
+        <w:t xml:space="preserve">-cím alapján csatlakoztunk a </w:t>
+      </w:r>
+      <w:proofErr w:type="spellStart"/>
+      <w:r>
+        <w:rPr>
+          <w:rFonts w:ascii="Times New Roman" w:hAnsi="Times New Roman" w:cs="Times New Roman"/>
+          <w:sz w:val="24"/>
+          <w:szCs w:val="24"/>
+        </w:rPr>
+        <w:t>routerhez</w:t>
+      </w:r>
+      <w:proofErr w:type="spellEnd"/>
+      <w:r>
+        <w:rPr>
+          <w:rFonts w:ascii="Times New Roman" w:hAnsi="Times New Roman" w:cs="Times New Roman"/>
+          <w:sz w:val="24"/>
+          <w:szCs w:val="24"/>
+        </w:rPr>
+        <w:t xml:space="preserve"> ahol be konfiguráltunk a local </w:t>
+      </w:r>
+      <w:proofErr w:type="spellStart"/>
+      <w:r>
+        <w:rPr>
+          <w:rFonts w:ascii="Times New Roman" w:hAnsi="Times New Roman" w:cs="Times New Roman"/>
+          <w:sz w:val="24"/>
+          <w:szCs w:val="24"/>
+        </w:rPr>
+        <w:t>ip</w:t>
+      </w:r>
+      <w:proofErr w:type="spellEnd"/>
+      <w:r>
+        <w:rPr>
+          <w:rFonts w:ascii="Times New Roman" w:hAnsi="Times New Roman" w:cs="Times New Roman"/>
+          <w:sz w:val="24"/>
+          <w:szCs w:val="24"/>
+        </w:rPr>
+        <w:t xml:space="preserve"> </w:t>
+      </w:r>
+      <w:proofErr w:type="spellStart"/>
+      <w:r>
+        <w:rPr>
+          <w:rFonts w:ascii="Times New Roman" w:hAnsi="Times New Roman" w:cs="Times New Roman"/>
+          <w:sz w:val="24"/>
+          <w:szCs w:val="24"/>
+        </w:rPr>
+        <w:t>addrest</w:t>
+      </w:r>
+      <w:proofErr w:type="spellEnd"/>
+    </w:p>
+    <w:p>
+      <w:pPr>
+        <w:rPr>
+          <w:rFonts w:ascii="Times New Roman" w:hAnsi="Times New Roman" w:cs="Times New Roman"/>
+          <w:sz w:val="24"/>
+          <w:szCs w:val="24"/>
+        </w:rPr>
+      </w:pPr>
+      <w:r>
+        <w:rPr>
+          <w:rFonts w:ascii="Times New Roman" w:hAnsi="Times New Roman" w:cs="Times New Roman"/>
+          <w:sz w:val="24"/>
+          <w:szCs w:val="24"/>
+        </w:rPr>
+        <w:t xml:space="preserve">192.168.2.1-re és megadtunk a </w:t>
+      </w:r>
+      <w:proofErr w:type="spellStart"/>
+      <w:r>
+        <w:rPr>
+          <w:rFonts w:ascii="Times New Roman" w:hAnsi="Times New Roman" w:cs="Times New Roman"/>
+          <w:sz w:val="24"/>
+          <w:szCs w:val="24"/>
+        </w:rPr>
+        <w:t>dns</w:t>
+      </w:r>
+      <w:proofErr w:type="spellEnd"/>
+      <w:r>
+        <w:rPr>
+          <w:rFonts w:ascii="Times New Roman" w:hAnsi="Times New Roman" w:cs="Times New Roman"/>
+          <w:sz w:val="24"/>
+          <w:szCs w:val="24"/>
+        </w:rPr>
+        <w:t xml:space="preserve"> servernek hogy a 192.168.2.240-192.168.2.254-ig ossza ki az </w:t>
+      </w:r>
+      <w:proofErr w:type="spellStart"/>
+      <w:r>
+        <w:rPr>
+          <w:rFonts w:ascii="Times New Roman" w:hAnsi="Times New Roman" w:cs="Times New Roman"/>
+          <w:sz w:val="24"/>
+          <w:szCs w:val="24"/>
+        </w:rPr>
+        <w:t>ip</w:t>
+      </w:r>
+      <w:proofErr w:type="spellEnd"/>
+      <w:r>
+        <w:rPr>
+          <w:rFonts w:ascii="Times New Roman" w:hAnsi="Times New Roman" w:cs="Times New Roman"/>
+          <w:sz w:val="24"/>
+          <w:szCs w:val="24"/>
+        </w:rPr>
+        <w:t xml:space="preserve"> címeket</w:t>
+      </w:r>
+    </w:p>
+    <w:p>
+      <w:pPr>
+        <w:rPr>
+          <w:rFonts w:ascii="Times New Roman" w:hAnsi="Times New Roman" w:cs="Times New Roman"/>
+          <w:sz w:val="24"/>
+          <w:szCs w:val="24"/>
+        </w:rPr>
+      </w:pPr>
+      <w:r>
+        <w:rPr>
+          <w:rFonts w:ascii="Times New Roman" w:hAnsi="Times New Roman" w:cs="Times New Roman"/>
+          <w:sz w:val="24"/>
+          <w:szCs w:val="24"/>
+        </w:rPr>
+        <w:t>(</w:t>
+      </w:r>
+      <w:proofErr w:type="spellStart"/>
+      <w:r>
+        <w:rPr>
+          <w:rFonts w:ascii="Times New Roman" w:hAnsi="Times New Roman" w:cs="Times New Roman"/>
+          <w:sz w:val="24"/>
+          <w:szCs w:val="24"/>
+        </w:rPr>
+        <w:t>ip</w:t>
+      </w:r>
+      <w:proofErr w:type="spellEnd"/>
+      <w:r>
+        <w:rPr>
+          <w:rFonts w:ascii="Times New Roman" w:hAnsi="Times New Roman" w:cs="Times New Roman"/>
+          <w:sz w:val="24"/>
+          <w:szCs w:val="24"/>
+        </w:rPr>
+        <w:t>-</w:t>
+      </w:r>
+      <w:proofErr w:type="gramStart"/>
+      <w:r>
+        <w:rPr>
+          <w:rFonts w:ascii="Times New Roman" w:hAnsi="Times New Roman" w:cs="Times New Roman"/>
+          <w:sz w:val="24"/>
+          <w:szCs w:val="24"/>
+        </w:rPr>
+        <w:t>&gt;DHCP</w:t>
+      </w:r>
+      <w:proofErr w:type="gramEnd"/>
+      <w:r>
+        <w:rPr>
+          <w:rFonts w:ascii="Times New Roman" w:hAnsi="Times New Roman" w:cs="Times New Roman"/>
+          <w:sz w:val="24"/>
+          <w:szCs w:val="24"/>
+        </w:rPr>
+        <w:t xml:space="preserve"> SERVER-&gt;</w:t>
+      </w:r>
+      <w:proofErr w:type="spellStart"/>
+      <w:r>
+        <w:rPr>
+          <w:rFonts w:ascii="Times New Roman" w:hAnsi="Times New Roman" w:cs="Times New Roman"/>
+          <w:sz w:val="24"/>
+          <w:szCs w:val="24"/>
+        </w:rPr>
+        <w:t>dhcp</w:t>
+      </w:r>
+      <w:proofErr w:type="spellEnd"/>
+      <w:r>
+        <w:rPr>
+          <w:rFonts w:ascii="Times New Roman" w:hAnsi="Times New Roman" w:cs="Times New Roman"/>
+          <w:sz w:val="24"/>
+          <w:szCs w:val="24"/>
+        </w:rPr>
+        <w:t>)</w:t>
+      </w:r>
+    </w:p>
+    <w:p>
+      <w:pPr>
+        <w:rPr>
+          <w:rFonts w:ascii="Times New Roman" w:hAnsi="Times New Roman" w:cs="Times New Roman"/>
+          <w:sz w:val="24"/>
+          <w:szCs w:val="24"/>
+        </w:rPr>
+      </w:pPr>
+      <w:r>
+        <w:rPr>
+          <w:rFonts w:ascii="Times New Roman" w:hAnsi="Times New Roman" w:cs="Times New Roman"/>
+          <w:sz w:val="24"/>
+          <w:szCs w:val="24"/>
+        </w:rPr>
+        <w:t xml:space="preserve">majd mivel igy nem kapunk internetet be kellet </w:t>
+      </w:r>
+      <w:proofErr w:type="spellStart"/>
+      <w:r>
+        <w:rPr>
+          <w:rFonts w:ascii="Times New Roman" w:hAnsi="Times New Roman" w:cs="Times New Roman"/>
+          <w:sz w:val="24"/>
+          <w:szCs w:val="24"/>
+        </w:rPr>
+        <w:t>konfiguráni</w:t>
+      </w:r>
+      <w:proofErr w:type="spellEnd"/>
+      <w:r>
+        <w:rPr>
+          <w:rFonts w:ascii="Times New Roman" w:hAnsi="Times New Roman" w:cs="Times New Roman"/>
+          <w:sz w:val="24"/>
+          <w:szCs w:val="24"/>
+        </w:rPr>
+        <w:t xml:space="preserve"> az </w:t>
+      </w:r>
+      <w:proofErr w:type="spellStart"/>
+      <w:r>
+        <w:rPr>
+          <w:rFonts w:ascii="Times New Roman" w:hAnsi="Times New Roman" w:cs="Times New Roman"/>
+          <w:sz w:val="24"/>
+          <w:szCs w:val="24"/>
+        </w:rPr>
+        <w:t>dhcp</w:t>
+      </w:r>
+      <w:proofErr w:type="spellEnd"/>
+      <w:r>
+        <w:rPr>
+          <w:rFonts w:ascii="Times New Roman" w:hAnsi="Times New Roman" w:cs="Times New Roman"/>
+          <w:sz w:val="24"/>
+          <w:szCs w:val="24"/>
+        </w:rPr>
+        <w:t xml:space="preserve"> </w:t>
+      </w:r>
+      <w:proofErr w:type="gramStart"/>
+      <w:r>
+        <w:rPr>
+          <w:rFonts w:ascii="Times New Roman" w:hAnsi="Times New Roman" w:cs="Times New Roman"/>
+          <w:sz w:val="24"/>
+          <w:szCs w:val="24"/>
+        </w:rPr>
+        <w:t>servert</w:t>
+      </w:r>
+      <w:proofErr w:type="gramEnd"/>
+      <w:r>
+        <w:rPr>
+          <w:rFonts w:ascii="Times New Roman" w:hAnsi="Times New Roman" w:cs="Times New Roman"/>
+          <w:sz w:val="24"/>
+          <w:szCs w:val="24"/>
+        </w:rPr>
+        <w:t xml:space="preserve"> hogy kompatibilis legyen ezzel a beállítással </w:t>
+      </w:r>
+    </w:p>
+    <w:p>
+      <w:pPr>
+        <w:rPr>
+          <w:rFonts w:ascii="Times New Roman" w:hAnsi="Times New Roman" w:cs="Times New Roman"/>
+          <w:sz w:val="24"/>
+          <w:szCs w:val="24"/>
+        </w:rPr>
+      </w:pPr>
+      <w:proofErr w:type="spellStart"/>
+      <w:r>
+        <w:rPr>
+          <w:rFonts w:ascii="Times New Roman" w:hAnsi="Times New Roman" w:cs="Times New Roman"/>
+          <w:sz w:val="24"/>
+          <w:szCs w:val="24"/>
+        </w:rPr>
+        <w:t>wifi</w:t>
+      </w:r>
+      <w:proofErr w:type="spellEnd"/>
+      <w:r>
+        <w:rPr>
+          <w:rFonts w:ascii="Times New Roman" w:hAnsi="Times New Roman" w:cs="Times New Roman"/>
+          <w:sz w:val="24"/>
+          <w:szCs w:val="24"/>
+        </w:rPr>
+        <w:t xml:space="preserve"> kapcsolatnak jelszót állítottunk</w:t>
+      </w:r>
+    </w:p>
+    <w:p>
+      <w:pPr>
+        <w:rPr>
+          <w:rFonts w:ascii="Times New Roman" w:hAnsi="Times New Roman" w:cs="Times New Roman"/>
+          <w:sz w:val="24"/>
+          <w:szCs w:val="24"/>
+        </w:rPr>
+      </w:pPr>
+      <w:r>
+        <w:rPr>
+          <w:rFonts w:ascii="Times New Roman" w:hAnsi="Times New Roman" w:cs="Times New Roman"/>
+          <w:sz w:val="24"/>
+          <w:szCs w:val="24"/>
+        </w:rPr>
+        <w:t xml:space="preserve">be kapcsoltunk a </w:t>
+      </w:r>
+      <w:proofErr w:type="spellStart"/>
+      <w:r>
+        <w:rPr>
+          <w:rFonts w:ascii="Times New Roman" w:hAnsi="Times New Roman" w:cs="Times New Roman"/>
+          <w:sz w:val="24"/>
+          <w:szCs w:val="24"/>
+        </w:rPr>
+        <w:t>mac</w:t>
+      </w:r>
+      <w:proofErr w:type="spellEnd"/>
+      <w:r>
+        <w:rPr>
+          <w:rFonts w:ascii="Times New Roman" w:hAnsi="Times New Roman" w:cs="Times New Roman"/>
+          <w:sz w:val="24"/>
+          <w:szCs w:val="24"/>
+        </w:rPr>
+        <w:t xml:space="preserve">-cím </w:t>
+      </w:r>
+      <w:proofErr w:type="spellStart"/>
+      <w:r>
+        <w:rPr>
+          <w:rFonts w:ascii="Times New Roman" w:hAnsi="Times New Roman" w:cs="Times New Roman"/>
+          <w:sz w:val="24"/>
+          <w:szCs w:val="24"/>
+        </w:rPr>
+        <w:t>szürést</w:t>
+      </w:r>
+      <w:proofErr w:type="spellEnd"/>
+      <w:r>
+        <w:rPr>
+          <w:rFonts w:ascii="Times New Roman" w:hAnsi="Times New Roman" w:cs="Times New Roman"/>
+          <w:sz w:val="24"/>
+          <w:szCs w:val="24"/>
+        </w:rPr>
+        <w:t xml:space="preserve"> (fehér lista) hogy csak azok tudjanak fel </w:t>
+      </w:r>
+      <w:proofErr w:type="gramStart"/>
+      <w:r>
+        <w:rPr>
+          <w:rFonts w:ascii="Times New Roman" w:hAnsi="Times New Roman" w:cs="Times New Roman"/>
+          <w:sz w:val="24"/>
+          <w:szCs w:val="24"/>
+        </w:rPr>
+        <w:t>csatlakozni</w:t>
+      </w:r>
+      <w:proofErr w:type="gramEnd"/>
+      <w:r>
+        <w:rPr>
+          <w:rFonts w:ascii="Times New Roman" w:hAnsi="Times New Roman" w:cs="Times New Roman"/>
+          <w:sz w:val="24"/>
+          <w:szCs w:val="24"/>
+        </w:rPr>
+        <w:t xml:space="preserve"> akiknek be állítottunk </w:t>
+      </w:r>
+    </w:p>
+    <w:p>
+      <w:pPr>
+        <w:rPr>
+          <w:rFonts w:ascii="Times New Roman" w:hAnsi="Times New Roman" w:cs="Times New Roman"/>
+          <w:sz w:val="24"/>
+          <w:szCs w:val="24"/>
+        </w:rPr>
+      </w:pPr>
+      <w:r>
+        <w:rPr>
+          <w:rFonts w:ascii="Times New Roman" w:hAnsi="Times New Roman" w:cs="Times New Roman"/>
+          <w:sz w:val="24"/>
+          <w:szCs w:val="24"/>
+        </w:rPr>
+        <w:t>(</w:t>
+      </w:r>
+      <w:bookmarkStart w:id="0" w:name="_GoBack"/>
+      <w:bookmarkEnd w:id="0"/>
+      <w:proofErr w:type="spellStart"/>
+      <w:r>
+        <w:rPr>
+          <w:rFonts w:ascii="Times New Roman" w:hAnsi="Times New Roman" w:cs="Times New Roman"/>
+          <w:sz w:val="24"/>
+          <w:szCs w:val="24"/>
+        </w:rPr>
+        <w:t>wireless</w:t>
+      </w:r>
+      <w:proofErr w:type="spellEnd"/>
+      <w:r>
+        <w:rPr>
+          <w:rFonts w:ascii="Times New Roman" w:hAnsi="Times New Roman" w:cs="Times New Roman"/>
+          <w:sz w:val="24"/>
+          <w:szCs w:val="24"/>
+        </w:rPr>
+        <w:t xml:space="preserve"> -&gt; </w:t>
+      </w:r>
+      <w:proofErr w:type="spellStart"/>
+      <w:r>
+        <w:rPr>
+          <w:rFonts w:ascii="Times New Roman" w:hAnsi="Times New Roman" w:cs="Times New Roman"/>
+          <w:sz w:val="24"/>
+          <w:szCs w:val="24"/>
+        </w:rPr>
+        <w:t>security</w:t>
+      </w:r>
+      <w:proofErr w:type="spellEnd"/>
+      <w:r>
+        <w:rPr>
+          <w:rFonts w:ascii="Times New Roman" w:hAnsi="Times New Roman" w:cs="Times New Roman"/>
+          <w:sz w:val="24"/>
+          <w:szCs w:val="24"/>
+        </w:rPr>
+        <w:t>-&gt;</w:t>
+      </w:r>
+      <w:proofErr w:type="spellStart"/>
+      <w:r>
+        <w:rPr>
+          <w:rFonts w:ascii="Times New Roman" w:hAnsi="Times New Roman" w:cs="Times New Roman"/>
+          <w:sz w:val="24"/>
+          <w:szCs w:val="24"/>
+        </w:rPr>
+        <w:t>radius</w:t>
+      </w:r>
+      <w:proofErr w:type="spellEnd"/>
+      <w:r>
+        <w:rPr>
+          <w:rFonts w:ascii="Times New Roman" w:hAnsi="Times New Roman" w:cs="Times New Roman"/>
+          <w:sz w:val="24"/>
+          <w:szCs w:val="24"/>
+        </w:rPr>
+        <w:t xml:space="preserve">-&gt; </w:t>
+      </w:r>
+      <w:proofErr w:type="spellStart"/>
+      <w:r>
+        <w:rPr>
+          <w:rFonts w:ascii="Times New Roman" w:hAnsi="Times New Roman" w:cs="Times New Roman"/>
+          <w:sz w:val="24"/>
+          <w:szCs w:val="24"/>
+        </w:rPr>
+        <w:t>mac</w:t>
+      </w:r>
+      <w:proofErr w:type="spellEnd"/>
+      <w:r>
+        <w:rPr>
+          <w:rFonts w:ascii="Times New Roman" w:hAnsi="Times New Roman" w:cs="Times New Roman"/>
+          <w:sz w:val="24"/>
+          <w:szCs w:val="24"/>
+        </w:rPr>
+        <w:t xml:space="preserve"> </w:t>
+      </w:r>
+      <w:proofErr w:type="spellStart"/>
+      <w:r>
+        <w:rPr>
+          <w:rFonts w:ascii="Times New Roman" w:hAnsi="Times New Roman" w:cs="Times New Roman"/>
+          <w:sz w:val="24"/>
+          <w:szCs w:val="24"/>
+        </w:rPr>
+        <w:t>authenctication</w:t>
+      </w:r>
+      <w:proofErr w:type="spellEnd"/>
+      <w:r>
+        <w:rPr>
+          <w:rFonts w:ascii="Times New Roman" w:hAnsi="Times New Roman" w:cs="Times New Roman"/>
+          <w:sz w:val="24"/>
+          <w:szCs w:val="24"/>
+        </w:rPr>
+        <w:t>)</w:t>
+      </w:r>
+    </w:p>
+    <w:p>
+      <w:pPr>
+        <w:rPr>
+          <w:rFonts w:ascii="Times New Roman" w:hAnsi="Times New Roman" w:cs="Times New Roman"/>
+          <w:sz w:val="24"/>
+          <w:szCs w:val="24"/>
+        </w:rPr>
+      </w:pPr>
+      <w:proofErr w:type="gramStart"/>
+      <w:r>
+        <w:rPr>
+          <w:rFonts w:ascii="Times New Roman" w:hAnsi="Times New Roman" w:cs="Times New Roman"/>
+          <w:sz w:val="24"/>
+          <w:szCs w:val="24"/>
+        </w:rPr>
+        <w:lastRenderedPageBreak/>
+        <w:t>végül</w:t>
+      </w:r>
+      <w:proofErr w:type="gramEnd"/>
+      <w:r>
+        <w:rPr>
+          <w:rFonts w:ascii="Times New Roman" w:hAnsi="Times New Roman" w:cs="Times New Roman"/>
+          <w:sz w:val="24"/>
+          <w:szCs w:val="24"/>
+        </w:rPr>
+        <w:t xml:space="preserve"> le </w:t>
+      </w:r>
+      <w:proofErr w:type="spellStart"/>
+      <w:r>
+        <w:rPr>
+          <w:rFonts w:ascii="Times New Roman" w:hAnsi="Times New Roman" w:cs="Times New Roman"/>
+          <w:sz w:val="24"/>
+          <w:szCs w:val="24"/>
+        </w:rPr>
+        <w:t>védtün</w:t>
+      </w:r>
+      <w:proofErr w:type="spellEnd"/>
+      <w:r>
+        <w:rPr>
+          <w:rFonts w:ascii="Times New Roman" w:hAnsi="Times New Roman" w:cs="Times New Roman"/>
+          <w:sz w:val="24"/>
+          <w:szCs w:val="24"/>
+        </w:rPr>
+        <w:t>(</w:t>
+      </w:r>
+      <w:proofErr w:type="spellStart"/>
+      <w:r>
+        <w:rPr>
+          <w:rFonts w:ascii="Times New Roman" w:hAnsi="Times New Roman" w:cs="Times New Roman"/>
+          <w:sz w:val="24"/>
+          <w:szCs w:val="24"/>
+        </w:rPr>
+        <w:t>magatol</w:t>
+      </w:r>
+      <w:proofErr w:type="spellEnd"/>
+      <w:r>
+        <w:rPr>
+          <w:rFonts w:ascii="Times New Roman" w:hAnsi="Times New Roman" w:cs="Times New Roman"/>
+          <w:sz w:val="24"/>
+          <w:szCs w:val="24"/>
+        </w:rPr>
+        <w:t xml:space="preserve">)k az összes többi </w:t>
+      </w:r>
+      <w:proofErr w:type="spellStart"/>
+      <w:r>
+        <w:rPr>
+          <w:rFonts w:ascii="Times New Roman" w:hAnsi="Times New Roman" w:cs="Times New Roman"/>
+          <w:sz w:val="24"/>
+          <w:szCs w:val="24"/>
+        </w:rPr>
+        <w:t>portot</w:t>
+      </w:r>
+      <w:proofErr w:type="spellEnd"/>
+      <w:r>
+        <w:rPr>
+          <w:rFonts w:ascii="Times New Roman" w:hAnsi="Times New Roman" w:cs="Times New Roman"/>
+          <w:sz w:val="24"/>
+          <w:szCs w:val="24"/>
+        </w:rPr>
+        <w:t xml:space="preserve"> hogy ne történjen illetéktelen behatolás a </w:t>
+      </w:r>
+      <w:proofErr w:type="spellStart"/>
+      <w:r>
+        <w:rPr>
+          <w:rFonts w:ascii="Times New Roman" w:hAnsi="Times New Roman" w:cs="Times New Roman"/>
+          <w:sz w:val="24"/>
+          <w:szCs w:val="24"/>
+        </w:rPr>
+        <w:t>hálozatba</w:t>
+      </w:r>
+      <w:proofErr w:type="spellEnd"/>
     </w:p>
     <w:p>
       <w:pPr>
@@ -3636,6 +4197,17 @@
       <w:lang w:eastAsia="hu-HU"/>
     </w:rPr>
   </w:style>
+  <w:style w:type="character" w:styleId="Hiperhivatkozs">
+    <w:name w:val="Hyperlink"/>
+    <w:basedOn w:val="Bekezdsalapbettpusa"/>
+    <w:uiPriority w:val="99"/>
+    <w:unhideWhenUsed/>
+    <w:rsid w:val="00CC1B27"/>
+    <w:rPr>
+      <w:color w:val="0563C1" w:themeColor="hyperlink"/>
+      <w:u w:val="single"/>
+    </w:rPr>
+  </w:style>
 </w:styles>
 </file>
 

--- a/1.csoport_r_d_v.docx
+++ b/1.csoport_r_d_v.docx
@@ -1599,16 +1599,7 @@
           <w:sz w:val="24"/>
           <w:szCs w:val="24"/>
         </w:rPr>
-        <w:t xml:space="preserve">Inaktív Portok Hogy Vannak </w:t>
-      </w:r>
-      <w:proofErr w:type="spellStart"/>
-      <w:r>
-        <w:rPr>
-          <w:rFonts w:ascii="Times New Roman" w:hAnsi="Times New Roman" w:cs="Times New Roman"/>
-          <w:sz w:val="24"/>
-          <w:szCs w:val="24"/>
-        </w:rPr>
-        <w:t>Levédve</w:t>
+        <w:t xml:space="preserve">Inaktív Portok </w:t>
       </w:r>
       <w:proofErr w:type="gramStart"/>
       <w:r>
@@ -1617,10 +1608,27 @@
           <w:sz w:val="24"/>
           <w:szCs w:val="24"/>
         </w:rPr>
-        <w:t>:MAC</w:t>
-      </w:r>
-      <w:proofErr w:type="spellEnd"/>
+        <w:t>Hogy</w:t>
+      </w:r>
       <w:proofErr w:type="gramEnd"/>
+      <w:r>
+        <w:rPr>
+          <w:rFonts w:ascii="Times New Roman" w:hAnsi="Times New Roman" w:cs="Times New Roman"/>
+          <w:sz w:val="24"/>
+          <w:szCs w:val="24"/>
+        </w:rPr>
+        <w:t xml:space="preserve"> Vannak </w:t>
+      </w:r>
+      <w:proofErr w:type="spellStart"/>
+      <w:r>
+        <w:rPr>
+          <w:rFonts w:ascii="Times New Roman" w:hAnsi="Times New Roman" w:cs="Times New Roman"/>
+          <w:sz w:val="24"/>
+          <w:szCs w:val="24"/>
+        </w:rPr>
+        <w:t>Levédve:MAC</w:t>
+      </w:r>
+      <w:proofErr w:type="spellEnd"/>
       <w:r>
         <w:rPr>
           <w:rFonts w:ascii="Times New Roman" w:hAnsi="Times New Roman" w:cs="Times New Roman"/>
@@ -2641,16 +2649,20 @@
       <w:pPr>
         <w:rPr>
           <w:rFonts w:ascii="Times New Roman" w:hAnsi="Times New Roman" w:cs="Times New Roman"/>
-          <w:sz w:val="24"/>
-          <w:szCs w:val="24"/>
-        </w:rPr>
-      </w:pPr>
-      <w:proofErr w:type="spellStart"/>
-      <w:r>
-        <w:rPr>
-          <w:rFonts w:ascii="Times New Roman" w:hAnsi="Times New Roman" w:cs="Times New Roman"/>
-          <w:sz w:val="24"/>
-          <w:szCs w:val="24"/>
+          <w:b/>
+          <w:sz w:val="24"/>
+          <w:szCs w:val="24"/>
+          <w:u w:val="single"/>
+        </w:rPr>
+      </w:pPr>
+      <w:proofErr w:type="spellStart"/>
+      <w:r>
+        <w:rPr>
+          <w:rFonts w:ascii="Times New Roman" w:hAnsi="Times New Roman" w:cs="Times New Roman"/>
+          <w:b/>
+          <w:sz w:val="24"/>
+          <w:szCs w:val="24"/>
+          <w:u w:val="single"/>
         </w:rPr>
         <w:t>Winbox</w:t>
       </w:r>
@@ -2658,16 +2670,41 @@
       <w:r>
         <w:rPr>
           <w:rFonts w:ascii="Times New Roman" w:hAnsi="Times New Roman" w:cs="Times New Roman"/>
-          <w:sz w:val="24"/>
-          <w:szCs w:val="24"/>
-        </w:rPr>
-        <w:t xml:space="preserve"> telepitettünk az alábbi linknek: </w:t>
+          <w:b/>
+          <w:sz w:val="24"/>
+          <w:szCs w:val="24"/>
+          <w:u w:val="single"/>
+        </w:rPr>
+        <w:t xml:space="preserve"> telepitettünk az alábbi </w:t>
+      </w:r>
+      <w:proofErr w:type="gramStart"/>
+      <w:r>
+        <w:rPr>
+          <w:rFonts w:ascii="Times New Roman" w:hAnsi="Times New Roman" w:cs="Times New Roman"/>
+          <w:b/>
+          <w:sz w:val="24"/>
+          <w:szCs w:val="24"/>
+          <w:u w:val="single"/>
+        </w:rPr>
+        <w:t>linknek</w:t>
+      </w:r>
+      <w:proofErr w:type="gramEnd"/>
+      <w:r>
+        <w:rPr>
+          <w:rFonts w:ascii="Times New Roman" w:hAnsi="Times New Roman" w:cs="Times New Roman"/>
+          <w:b/>
+          <w:sz w:val="24"/>
+          <w:szCs w:val="24"/>
+          <w:u w:val="single"/>
+        </w:rPr>
+        <w:t xml:space="preserve">: </w:t>
       </w:r>
       <w:hyperlink r:id="rId5" w:history="1">
         <w:r>
           <w:rPr>
             <w:rStyle w:val="Hiperhivatkozs"/>
             <w:rFonts w:ascii="Times New Roman" w:hAnsi="Times New Roman" w:cs="Times New Roman"/>
+            <w:b/>
             <w:sz w:val="24"/>
             <w:szCs w:val="24"/>
           </w:rPr>
@@ -2683,6 +2720,40 @@
           <w:szCs w:val="24"/>
         </w:rPr>
       </w:pPr>
+      <w:r>
+        <w:rPr>
+          <w:rFonts w:ascii="Times New Roman" w:hAnsi="Times New Roman" w:cs="Times New Roman"/>
+          <w:sz w:val="24"/>
+          <w:szCs w:val="24"/>
+        </w:rPr>
+        <w:t>Majd MAC</w:t>
+      </w:r>
+      <w:r>
+        <w:rPr>
+          <w:rFonts w:ascii="Times New Roman" w:hAnsi="Times New Roman" w:cs="Times New Roman"/>
+          <w:sz w:val="24"/>
+          <w:szCs w:val="24"/>
+        </w:rPr>
+        <w:t xml:space="preserve">-cím alapján csatlakoztunk a </w:t>
+      </w:r>
+      <w:proofErr w:type="spellStart"/>
+      <w:r>
+        <w:rPr>
+          <w:rFonts w:ascii="Times New Roman" w:hAnsi="Times New Roman" w:cs="Times New Roman"/>
+          <w:sz w:val="24"/>
+          <w:szCs w:val="24"/>
+        </w:rPr>
+        <w:t>routerhez</w:t>
+      </w:r>
+      <w:proofErr w:type="spellEnd"/>
+      <w:r>
+        <w:rPr>
+          <w:rFonts w:ascii="Times New Roman" w:hAnsi="Times New Roman" w:cs="Times New Roman"/>
+          <w:sz w:val="24"/>
+          <w:szCs w:val="24"/>
+        </w:rPr>
+        <w:t xml:space="preserve"> ahol </w:t>
+      </w:r>
       <w:proofErr w:type="gramStart"/>
       <w:r>
         <w:rPr>
@@ -2690,7 +2761,7 @@
           <w:sz w:val="24"/>
           <w:szCs w:val="24"/>
         </w:rPr>
-        <w:t>majd</w:t>
+        <w:t>be konfiguráltunk</w:t>
       </w:r>
       <w:proofErr w:type="gramEnd"/>
       <w:r>
@@ -2699,6 +2770,24 @@
           <w:sz w:val="24"/>
           <w:szCs w:val="24"/>
         </w:rPr>
+        <w:t xml:space="preserve"> a local </w:t>
+      </w:r>
+      <w:proofErr w:type="spellStart"/>
+      <w:r>
+        <w:rPr>
+          <w:rFonts w:ascii="Times New Roman" w:hAnsi="Times New Roman" w:cs="Times New Roman"/>
+          <w:sz w:val="24"/>
+          <w:szCs w:val="24"/>
+        </w:rPr>
+        <w:t>ip</w:t>
+      </w:r>
+      <w:proofErr w:type="spellEnd"/>
+      <w:r>
+        <w:rPr>
+          <w:rFonts w:ascii="Times New Roman" w:hAnsi="Times New Roman" w:cs="Times New Roman"/>
+          <w:sz w:val="24"/>
+          <w:szCs w:val="24"/>
+        </w:rPr>
         <w:t xml:space="preserve"> </w:t>
       </w:r>
       <w:proofErr w:type="spellStart"/>
@@ -2708,34 +2797,41 @@
           <w:sz w:val="24"/>
           <w:szCs w:val="24"/>
         </w:rPr>
-        <w:t>mac</w:t>
-      </w:r>
-      <w:proofErr w:type="spellEnd"/>
-      <w:r>
-        <w:rPr>
-          <w:rFonts w:ascii="Times New Roman" w:hAnsi="Times New Roman" w:cs="Times New Roman"/>
-          <w:sz w:val="24"/>
-          <w:szCs w:val="24"/>
-        </w:rPr>
-        <w:t xml:space="preserve">-cím alapján csatlakoztunk a </w:t>
-      </w:r>
-      <w:proofErr w:type="spellStart"/>
-      <w:r>
-        <w:rPr>
-          <w:rFonts w:ascii="Times New Roman" w:hAnsi="Times New Roman" w:cs="Times New Roman"/>
-          <w:sz w:val="24"/>
-          <w:szCs w:val="24"/>
-        </w:rPr>
-        <w:t>routerhez</w:t>
-      </w:r>
-      <w:proofErr w:type="spellEnd"/>
-      <w:r>
-        <w:rPr>
-          <w:rFonts w:ascii="Times New Roman" w:hAnsi="Times New Roman" w:cs="Times New Roman"/>
-          <w:sz w:val="24"/>
-          <w:szCs w:val="24"/>
-        </w:rPr>
-        <w:t xml:space="preserve"> ahol be konfiguráltunk a local </w:t>
+        <w:t>addrest</w:t>
+      </w:r>
+      <w:proofErr w:type="spellEnd"/>
+    </w:p>
+    <w:p>
+      <w:pPr>
+        <w:rPr>
+          <w:rFonts w:ascii="Times New Roman" w:hAnsi="Times New Roman" w:cs="Times New Roman"/>
+          <w:sz w:val="24"/>
+          <w:szCs w:val="24"/>
+        </w:rPr>
+      </w:pPr>
+      <w:r>
+        <w:rPr>
+          <w:rFonts w:ascii="Times New Roman" w:hAnsi="Times New Roman" w:cs="Times New Roman"/>
+          <w:sz w:val="24"/>
+          <w:szCs w:val="24"/>
+        </w:rPr>
+        <w:t>1</w:t>
+      </w:r>
+      <w:r>
+        <w:rPr>
+          <w:rFonts w:ascii="Times New Roman" w:hAnsi="Times New Roman" w:cs="Times New Roman"/>
+          <w:sz w:val="24"/>
+          <w:szCs w:val="24"/>
+        </w:rPr>
+        <w:t>92.168.2.1-re és megadtunk a DNS</w:t>
+      </w:r>
+      <w:r>
+        <w:rPr>
+          <w:rFonts w:ascii="Times New Roman" w:hAnsi="Times New Roman" w:cs="Times New Roman"/>
+          <w:sz w:val="24"/>
+          <w:szCs w:val="24"/>
+        </w:rPr>
+        <w:t xml:space="preserve"> servernek hogy a 192.168.2.240-192.168.2.254-ig ossza ki az </w:t>
       </w:r>
       <w:proofErr w:type="spellStart"/>
       <w:r>
@@ -2753,70 +2849,241 @@
           <w:sz w:val="24"/>
           <w:szCs w:val="24"/>
         </w:rPr>
+        <w:t xml:space="preserve"> címeket</w:t>
+      </w:r>
+    </w:p>
+    <w:p>
+      <w:pPr>
+        <w:rPr>
+          <w:rFonts w:ascii="Times New Roman" w:hAnsi="Times New Roman" w:cs="Times New Roman"/>
+          <w:sz w:val="24"/>
+          <w:szCs w:val="24"/>
+        </w:rPr>
+      </w:pPr>
+      <w:r>
+        <w:rPr>
+          <w:rFonts w:ascii="Times New Roman" w:hAnsi="Times New Roman" w:cs="Times New Roman"/>
+          <w:sz w:val="24"/>
+          <w:szCs w:val="24"/>
+        </w:rPr>
+        <w:t>(</w:t>
+      </w:r>
+      <w:proofErr w:type="spellStart"/>
+      <w:r>
+        <w:rPr>
+          <w:rFonts w:ascii="Times New Roman" w:hAnsi="Times New Roman" w:cs="Times New Roman"/>
+          <w:sz w:val="24"/>
+          <w:szCs w:val="24"/>
+        </w:rPr>
+        <w:t>ip</w:t>
+      </w:r>
+      <w:proofErr w:type="spellEnd"/>
+      <w:r>
+        <w:rPr>
+          <w:rFonts w:ascii="Times New Roman" w:hAnsi="Times New Roman" w:cs="Times New Roman"/>
+          <w:sz w:val="24"/>
+          <w:szCs w:val="24"/>
+        </w:rPr>
+        <w:t>-</w:t>
+      </w:r>
+      <w:proofErr w:type="gramStart"/>
+      <w:r>
+        <w:rPr>
+          <w:rFonts w:ascii="Times New Roman" w:hAnsi="Times New Roman" w:cs="Times New Roman"/>
+          <w:sz w:val="24"/>
+          <w:szCs w:val="24"/>
+        </w:rPr>
+        <w:t>&gt;DHCP</w:t>
+      </w:r>
+      <w:proofErr w:type="gramEnd"/>
+      <w:r>
+        <w:rPr>
+          <w:rFonts w:ascii="Times New Roman" w:hAnsi="Times New Roman" w:cs="Times New Roman"/>
+          <w:sz w:val="24"/>
+          <w:szCs w:val="24"/>
+        </w:rPr>
+        <w:t xml:space="preserve"> SERVER-&gt;</w:t>
+      </w:r>
+      <w:proofErr w:type="spellStart"/>
+      <w:r>
+        <w:rPr>
+          <w:rFonts w:ascii="Times New Roman" w:hAnsi="Times New Roman" w:cs="Times New Roman"/>
+          <w:sz w:val="24"/>
+          <w:szCs w:val="24"/>
+        </w:rPr>
+        <w:t>dhcp</w:t>
+      </w:r>
+      <w:proofErr w:type="spellEnd"/>
+      <w:r>
+        <w:rPr>
+          <w:rFonts w:ascii="Times New Roman" w:hAnsi="Times New Roman" w:cs="Times New Roman"/>
+          <w:sz w:val="24"/>
+          <w:szCs w:val="24"/>
+        </w:rPr>
+        <w:t>)</w:t>
+      </w:r>
+    </w:p>
+    <w:p>
+      <w:pPr>
+        <w:rPr>
+          <w:rFonts w:ascii="Times New Roman" w:hAnsi="Times New Roman" w:cs="Times New Roman"/>
+          <w:sz w:val="24"/>
+          <w:szCs w:val="24"/>
+        </w:rPr>
+      </w:pPr>
+      <w:r>
+        <w:rPr>
+          <w:rFonts w:ascii="Times New Roman" w:hAnsi="Times New Roman" w:cs="Times New Roman"/>
+          <w:sz w:val="24"/>
+          <w:szCs w:val="24"/>
+        </w:rPr>
+        <w:t>M</w:t>
+      </w:r>
+      <w:r>
+        <w:rPr>
+          <w:rFonts w:ascii="Times New Roman" w:hAnsi="Times New Roman" w:cs="Times New Roman"/>
+          <w:sz w:val="24"/>
+          <w:szCs w:val="24"/>
+        </w:rPr>
+        <w:t>ajd mivel igy nem kapunk internet</w:t>
+      </w:r>
+      <w:r>
+        <w:rPr>
+          <w:rFonts w:ascii="Times New Roman" w:hAnsi="Times New Roman" w:cs="Times New Roman"/>
+          <w:sz w:val="24"/>
+          <w:szCs w:val="24"/>
+        </w:rPr>
+        <w:t xml:space="preserve">et be kellet </w:t>
+      </w:r>
+      <w:proofErr w:type="spellStart"/>
+      <w:r>
+        <w:rPr>
+          <w:rFonts w:ascii="Times New Roman" w:hAnsi="Times New Roman" w:cs="Times New Roman"/>
+          <w:sz w:val="24"/>
+          <w:szCs w:val="24"/>
+        </w:rPr>
+        <w:t>konfiguráni</w:t>
+      </w:r>
+      <w:proofErr w:type="spellEnd"/>
+      <w:r>
+        <w:rPr>
+          <w:rFonts w:ascii="Times New Roman" w:hAnsi="Times New Roman" w:cs="Times New Roman"/>
+          <w:sz w:val="24"/>
+          <w:szCs w:val="24"/>
+        </w:rPr>
+        <w:t xml:space="preserve"> az DHCP</w:t>
+      </w:r>
+      <w:r>
+        <w:rPr>
+          <w:rFonts w:ascii="Times New Roman" w:hAnsi="Times New Roman" w:cs="Times New Roman"/>
+          <w:sz w:val="24"/>
+          <w:szCs w:val="24"/>
+        </w:rPr>
         <w:t xml:space="preserve"> </w:t>
       </w:r>
-      <w:proofErr w:type="spellStart"/>
-      <w:r>
-        <w:rPr>
-          <w:rFonts w:ascii="Times New Roman" w:hAnsi="Times New Roman" w:cs="Times New Roman"/>
-          <w:sz w:val="24"/>
-          <w:szCs w:val="24"/>
-        </w:rPr>
-        <w:t>addrest</w:t>
-      </w:r>
-      <w:proofErr w:type="spellEnd"/>
-    </w:p>
-    <w:p>
-      <w:pPr>
-        <w:rPr>
-          <w:rFonts w:ascii="Times New Roman" w:hAnsi="Times New Roman" w:cs="Times New Roman"/>
-          <w:sz w:val="24"/>
-          <w:szCs w:val="24"/>
-        </w:rPr>
-      </w:pPr>
-      <w:r>
-        <w:rPr>
-          <w:rFonts w:ascii="Times New Roman" w:hAnsi="Times New Roman" w:cs="Times New Roman"/>
-          <w:sz w:val="24"/>
-          <w:szCs w:val="24"/>
-        </w:rPr>
-        <w:t xml:space="preserve">192.168.2.1-re és megadtunk a </w:t>
-      </w:r>
-      <w:proofErr w:type="spellStart"/>
-      <w:r>
-        <w:rPr>
-          <w:rFonts w:ascii="Times New Roman" w:hAnsi="Times New Roman" w:cs="Times New Roman"/>
-          <w:sz w:val="24"/>
-          <w:szCs w:val="24"/>
-        </w:rPr>
-        <w:t>dns</w:t>
-      </w:r>
-      <w:proofErr w:type="spellEnd"/>
-      <w:r>
-        <w:rPr>
-          <w:rFonts w:ascii="Times New Roman" w:hAnsi="Times New Roman" w:cs="Times New Roman"/>
-          <w:sz w:val="24"/>
-          <w:szCs w:val="24"/>
-        </w:rPr>
-        <w:t xml:space="preserve"> servernek hogy a 192.168.2.240-192.168.2.254-ig ossza ki az </w:t>
-      </w:r>
-      <w:proofErr w:type="spellStart"/>
-      <w:r>
-        <w:rPr>
-          <w:rFonts w:ascii="Times New Roman" w:hAnsi="Times New Roman" w:cs="Times New Roman"/>
-          <w:sz w:val="24"/>
-          <w:szCs w:val="24"/>
-        </w:rPr>
-        <w:t>ip</w:t>
-      </w:r>
-      <w:proofErr w:type="spellEnd"/>
-      <w:r>
-        <w:rPr>
-          <w:rFonts w:ascii="Times New Roman" w:hAnsi="Times New Roman" w:cs="Times New Roman"/>
-          <w:sz w:val="24"/>
-          <w:szCs w:val="24"/>
-        </w:rPr>
-        <w:t xml:space="preserve"> címeket</w:t>
+      <w:proofErr w:type="gramStart"/>
+      <w:r>
+        <w:rPr>
+          <w:rFonts w:ascii="Times New Roman" w:hAnsi="Times New Roman" w:cs="Times New Roman"/>
+          <w:sz w:val="24"/>
+          <w:szCs w:val="24"/>
+        </w:rPr>
+        <w:t>servert</w:t>
+      </w:r>
+      <w:proofErr w:type="gramEnd"/>
+      <w:r>
+        <w:rPr>
+          <w:rFonts w:ascii="Times New Roman" w:hAnsi="Times New Roman" w:cs="Times New Roman"/>
+          <w:sz w:val="24"/>
+          <w:szCs w:val="24"/>
+        </w:rPr>
+        <w:t xml:space="preserve"> hogy kompatibilis legyen ezzel a beállítással </w:t>
+      </w:r>
+    </w:p>
+    <w:p>
+      <w:pPr>
+        <w:rPr>
+          <w:rFonts w:ascii="Times New Roman" w:hAnsi="Times New Roman" w:cs="Times New Roman"/>
+          <w:sz w:val="24"/>
+          <w:szCs w:val="24"/>
+        </w:rPr>
+      </w:pPr>
+      <w:r>
+        <w:rPr>
+          <w:rFonts w:ascii="Times New Roman" w:hAnsi="Times New Roman" w:cs="Times New Roman"/>
+          <w:sz w:val="24"/>
+          <w:szCs w:val="24"/>
+        </w:rPr>
+        <w:t>WIFI</w:t>
+      </w:r>
+      <w:r>
+        <w:rPr>
+          <w:rFonts w:ascii="Times New Roman" w:hAnsi="Times New Roman" w:cs="Times New Roman"/>
+          <w:sz w:val="24"/>
+          <w:szCs w:val="24"/>
+        </w:rPr>
+        <w:t xml:space="preserve"> kapcsolatnak jelszót állítottunk</w:t>
+      </w:r>
+    </w:p>
+    <w:p>
+      <w:pPr>
+        <w:rPr>
+          <w:rFonts w:ascii="Times New Roman" w:hAnsi="Times New Roman" w:cs="Times New Roman"/>
+          <w:sz w:val="24"/>
+          <w:szCs w:val="24"/>
+        </w:rPr>
+      </w:pPr>
+      <w:r>
+        <w:rPr>
+          <w:rFonts w:ascii="Times New Roman" w:hAnsi="Times New Roman" w:cs="Times New Roman"/>
+          <w:sz w:val="24"/>
+          <w:szCs w:val="24"/>
+        </w:rPr>
+        <w:t>Be kapcsoltunk a MAC</w:t>
+      </w:r>
+      <w:r>
+        <w:rPr>
+          <w:rFonts w:ascii="Times New Roman" w:hAnsi="Times New Roman" w:cs="Times New Roman"/>
+          <w:sz w:val="24"/>
+          <w:szCs w:val="24"/>
+        </w:rPr>
+        <w:t xml:space="preserve">-cím </w:t>
+      </w:r>
+      <w:proofErr w:type="spellStart"/>
+      <w:r>
+        <w:rPr>
+          <w:rFonts w:ascii="Times New Roman" w:hAnsi="Times New Roman" w:cs="Times New Roman"/>
+          <w:sz w:val="24"/>
+          <w:szCs w:val="24"/>
+        </w:rPr>
+        <w:t>szürést</w:t>
+      </w:r>
+      <w:proofErr w:type="spellEnd"/>
+      <w:r>
+        <w:rPr>
+          <w:rFonts w:ascii="Times New Roman" w:hAnsi="Times New Roman" w:cs="Times New Roman"/>
+          <w:sz w:val="24"/>
+          <w:szCs w:val="24"/>
+        </w:rPr>
+        <w:t xml:space="preserve"> (fehér lista) hogy csak azok tudjanak fel </w:t>
+      </w:r>
+      <w:proofErr w:type="gramStart"/>
+      <w:r>
+        <w:rPr>
+          <w:rFonts w:ascii="Times New Roman" w:hAnsi="Times New Roman" w:cs="Times New Roman"/>
+          <w:sz w:val="24"/>
+          <w:szCs w:val="24"/>
+        </w:rPr>
+        <w:t>csatlakozni</w:t>
+      </w:r>
+      <w:proofErr w:type="gramEnd"/>
+      <w:r>
+        <w:rPr>
+          <w:rFonts w:ascii="Times New Roman" w:hAnsi="Times New Roman" w:cs="Times New Roman"/>
+          <w:sz w:val="24"/>
+          <w:szCs w:val="24"/>
+        </w:rPr>
+        <w:t xml:space="preserve"> akiknek be állítottunk </w:t>
       </w:r>
     </w:p>
     <w:p>
@@ -2842,7 +3109,25 @@
           <w:sz w:val="24"/>
           <w:szCs w:val="24"/>
         </w:rPr>
-        <w:t>ip</w:t>
+        <w:t>Wireless</w:t>
+      </w:r>
+      <w:proofErr w:type="spellEnd"/>
+      <w:r>
+        <w:rPr>
+          <w:rFonts w:ascii="Times New Roman" w:hAnsi="Times New Roman" w:cs="Times New Roman"/>
+          <w:sz w:val="24"/>
+          <w:szCs w:val="24"/>
+        </w:rPr>
+        <w:t xml:space="preserve"> -&gt; </w:t>
+      </w:r>
+      <w:proofErr w:type="spellStart"/>
+      <w:r>
+        <w:rPr>
+          <w:rFonts w:ascii="Times New Roman" w:hAnsi="Times New Roman" w:cs="Times New Roman"/>
+          <w:sz w:val="24"/>
+          <w:szCs w:val="24"/>
+        </w:rPr>
+        <w:t>Security</w:t>
       </w:r>
       <w:proofErr w:type="spellEnd"/>
       <w:r>
@@ -2860,7 +3145,25 @@
           <w:sz w:val="24"/>
           <w:szCs w:val="24"/>
         </w:rPr>
-        <w:t>&gt;DHCP</w:t>
+        <w:t>&gt;</w:t>
+      </w:r>
+      <w:proofErr w:type="spellStart"/>
+      <w:r>
+        <w:rPr>
+          <w:rFonts w:ascii="Times New Roman" w:hAnsi="Times New Roman" w:cs="Times New Roman"/>
+          <w:sz w:val="24"/>
+          <w:szCs w:val="24"/>
+        </w:rPr>
+        <w:t>Radius</w:t>
+      </w:r>
+      <w:proofErr w:type="spellEnd"/>
+      <w:r>
+        <w:rPr>
+          <w:rFonts w:ascii="Times New Roman" w:hAnsi="Times New Roman" w:cs="Times New Roman"/>
+          <w:sz w:val="24"/>
+          <w:szCs w:val="24"/>
+        </w:rPr>
+        <w:t>-</w:t>
       </w:r>
       <w:proofErr w:type="gramEnd"/>
       <w:r>
@@ -2869,16 +3172,24 @@
           <w:sz w:val="24"/>
           <w:szCs w:val="24"/>
         </w:rPr>
-        <w:t xml:space="preserve"> SERVER-&gt;</w:t>
-      </w:r>
-      <w:proofErr w:type="spellStart"/>
-      <w:r>
-        <w:rPr>
-          <w:rFonts w:ascii="Times New Roman" w:hAnsi="Times New Roman" w:cs="Times New Roman"/>
-          <w:sz w:val="24"/>
-          <w:szCs w:val="24"/>
-        </w:rPr>
-        <w:t>dhcp</w:t>
+        <w:t xml:space="preserve">&gt; MAC </w:t>
+      </w:r>
+      <w:proofErr w:type="spellStart"/>
+      <w:r>
+        <w:rPr>
+          <w:rFonts w:ascii="Times New Roman" w:hAnsi="Times New Roman" w:cs="Times New Roman"/>
+          <w:sz w:val="24"/>
+          <w:szCs w:val="24"/>
+        </w:rPr>
+        <w:t>A</w:t>
+      </w:r>
+      <w:r>
+        <w:rPr>
+          <w:rFonts w:ascii="Times New Roman" w:hAnsi="Times New Roman" w:cs="Times New Roman"/>
+          <w:sz w:val="24"/>
+          <w:szCs w:val="24"/>
+        </w:rPr>
+        <w:t>uthenctication</w:t>
       </w:r>
       <w:proofErr w:type="spellEnd"/>
       <w:r>
@@ -2904,44 +3215,18 @@
           <w:sz w:val="24"/>
           <w:szCs w:val="24"/>
         </w:rPr>
-        <w:t xml:space="preserve">majd mivel igy nem kapunk internetet be kellet </w:t>
-      </w:r>
-      <w:proofErr w:type="spellStart"/>
-      <w:r>
-        <w:rPr>
-          <w:rFonts w:ascii="Times New Roman" w:hAnsi="Times New Roman" w:cs="Times New Roman"/>
-          <w:sz w:val="24"/>
-          <w:szCs w:val="24"/>
-        </w:rPr>
-        <w:t>konfiguráni</w:t>
-      </w:r>
-      <w:proofErr w:type="spellEnd"/>
-      <w:r>
-        <w:rPr>
-          <w:rFonts w:ascii="Times New Roman" w:hAnsi="Times New Roman" w:cs="Times New Roman"/>
-          <w:sz w:val="24"/>
-          <w:szCs w:val="24"/>
-        </w:rPr>
-        <w:t xml:space="preserve"> az </w:t>
-      </w:r>
-      <w:proofErr w:type="spellStart"/>
-      <w:r>
-        <w:rPr>
-          <w:rFonts w:ascii="Times New Roman" w:hAnsi="Times New Roman" w:cs="Times New Roman"/>
-          <w:sz w:val="24"/>
-          <w:szCs w:val="24"/>
-        </w:rPr>
-        <w:t>dhcp</w:t>
-      </w:r>
-      <w:proofErr w:type="spellEnd"/>
-      <w:r>
-        <w:rPr>
-          <w:rFonts w:ascii="Times New Roman" w:hAnsi="Times New Roman" w:cs="Times New Roman"/>
-          <w:sz w:val="24"/>
-          <w:szCs w:val="24"/>
-        </w:rPr>
-        <w:t xml:space="preserve"> </w:t>
-      </w:r>
+        <w:lastRenderedPageBreak/>
+        <w:t>V</w:t>
+      </w:r>
+      <w:r>
+        <w:rPr>
+          <w:rFonts w:ascii="Times New Roman" w:hAnsi="Times New Roman" w:cs="Times New Roman"/>
+          <w:sz w:val="24"/>
+          <w:szCs w:val="24"/>
+        </w:rPr>
+        <w:t xml:space="preserve">égül le </w:t>
+      </w:r>
+      <w:proofErr w:type="spellStart"/>
       <w:proofErr w:type="gramStart"/>
       <w:r>
         <w:rPr>
@@ -2949,8 +3234,18 @@
           <w:sz w:val="24"/>
           <w:szCs w:val="24"/>
         </w:rPr>
-        <w:t>servert</w:t>
-      </w:r>
+        <w:t>védtün</w:t>
+      </w:r>
+      <w:proofErr w:type="spellEnd"/>
+      <w:r>
+        <w:rPr>
+          <w:rFonts w:ascii="Times New Roman" w:hAnsi="Times New Roman" w:cs="Times New Roman"/>
+          <w:sz w:val="24"/>
+          <w:szCs w:val="24"/>
+        </w:rPr>
+        <w:t>(</w:t>
+      </w:r>
+      <w:proofErr w:type="spellStart"/>
       <w:proofErr w:type="gramEnd"/>
       <w:r>
         <w:rPr>
@@ -2958,224 +3253,454 @@
           <w:sz w:val="24"/>
           <w:szCs w:val="24"/>
         </w:rPr>
-        <w:t xml:space="preserve"> hogy kompatibilis legyen ezzel a beállítással </w:t>
-      </w:r>
-    </w:p>
-    <w:p>
-      <w:pPr>
-        <w:rPr>
-          <w:rFonts w:ascii="Times New Roman" w:hAnsi="Times New Roman" w:cs="Times New Roman"/>
-          <w:sz w:val="24"/>
-          <w:szCs w:val="24"/>
-        </w:rPr>
-      </w:pPr>
-      <w:proofErr w:type="spellStart"/>
-      <w:r>
-        <w:rPr>
-          <w:rFonts w:ascii="Times New Roman" w:hAnsi="Times New Roman" w:cs="Times New Roman"/>
-          <w:sz w:val="24"/>
-          <w:szCs w:val="24"/>
-        </w:rPr>
-        <w:t>wifi</w:t>
-      </w:r>
-      <w:proofErr w:type="spellEnd"/>
-      <w:r>
-        <w:rPr>
-          <w:rFonts w:ascii="Times New Roman" w:hAnsi="Times New Roman" w:cs="Times New Roman"/>
-          <w:sz w:val="24"/>
-          <w:szCs w:val="24"/>
-        </w:rPr>
-        <w:t xml:space="preserve"> kapcsolatnak jelszót állítottunk</w:t>
-      </w:r>
-    </w:p>
-    <w:p>
-      <w:pPr>
-        <w:rPr>
-          <w:rFonts w:ascii="Times New Roman" w:hAnsi="Times New Roman" w:cs="Times New Roman"/>
-          <w:sz w:val="24"/>
-          <w:szCs w:val="24"/>
-        </w:rPr>
-      </w:pPr>
-      <w:r>
-        <w:rPr>
-          <w:rFonts w:ascii="Times New Roman" w:hAnsi="Times New Roman" w:cs="Times New Roman"/>
-          <w:sz w:val="24"/>
-          <w:szCs w:val="24"/>
-        </w:rPr>
-        <w:t xml:space="preserve">be kapcsoltunk a </w:t>
-      </w:r>
-      <w:proofErr w:type="spellStart"/>
-      <w:r>
-        <w:rPr>
-          <w:rFonts w:ascii="Times New Roman" w:hAnsi="Times New Roman" w:cs="Times New Roman"/>
-          <w:sz w:val="24"/>
-          <w:szCs w:val="24"/>
-        </w:rPr>
-        <w:t>mac</w:t>
-      </w:r>
-      <w:proofErr w:type="spellEnd"/>
-      <w:r>
-        <w:rPr>
-          <w:rFonts w:ascii="Times New Roman" w:hAnsi="Times New Roman" w:cs="Times New Roman"/>
-          <w:sz w:val="24"/>
-          <w:szCs w:val="24"/>
-        </w:rPr>
-        <w:t xml:space="preserve">-cím </w:t>
-      </w:r>
-      <w:proofErr w:type="spellStart"/>
-      <w:r>
-        <w:rPr>
-          <w:rFonts w:ascii="Times New Roman" w:hAnsi="Times New Roman" w:cs="Times New Roman"/>
-          <w:sz w:val="24"/>
-          <w:szCs w:val="24"/>
-        </w:rPr>
-        <w:t>szürést</w:t>
-      </w:r>
-      <w:proofErr w:type="spellEnd"/>
-      <w:r>
-        <w:rPr>
-          <w:rFonts w:ascii="Times New Roman" w:hAnsi="Times New Roman" w:cs="Times New Roman"/>
-          <w:sz w:val="24"/>
-          <w:szCs w:val="24"/>
-        </w:rPr>
-        <w:t xml:space="preserve"> (fehér lista) hogy csak azok tudjanak fel </w:t>
-      </w:r>
+        <w:t>magatol</w:t>
+      </w:r>
+      <w:proofErr w:type="spellEnd"/>
+      <w:r>
+        <w:rPr>
+          <w:rFonts w:ascii="Times New Roman" w:hAnsi="Times New Roman" w:cs="Times New Roman"/>
+          <w:sz w:val="24"/>
+          <w:szCs w:val="24"/>
+        </w:rPr>
+        <w:t xml:space="preserve">)k az összes többi </w:t>
+      </w:r>
+      <w:proofErr w:type="spellStart"/>
+      <w:r>
+        <w:rPr>
+          <w:rFonts w:ascii="Times New Roman" w:hAnsi="Times New Roman" w:cs="Times New Roman"/>
+          <w:sz w:val="24"/>
+          <w:szCs w:val="24"/>
+        </w:rPr>
+        <w:t>portot</w:t>
+      </w:r>
+      <w:proofErr w:type="spellEnd"/>
+      <w:r>
+        <w:rPr>
+          <w:rFonts w:ascii="Times New Roman" w:hAnsi="Times New Roman" w:cs="Times New Roman"/>
+          <w:sz w:val="24"/>
+          <w:szCs w:val="24"/>
+        </w:rPr>
+        <w:t xml:space="preserve"> hogy ne történjen illetéktelen behatolás a </w:t>
+      </w:r>
+      <w:proofErr w:type="spellStart"/>
+      <w:r>
+        <w:rPr>
+          <w:rFonts w:ascii="Times New Roman" w:hAnsi="Times New Roman" w:cs="Times New Roman"/>
+          <w:sz w:val="24"/>
+          <w:szCs w:val="24"/>
+        </w:rPr>
+        <w:t>hálozatba</w:t>
+      </w:r>
+      <w:proofErr w:type="spellEnd"/>
+    </w:p>
+    <w:p>
+      <w:pPr>
+        <w:rPr>
+          <w:rFonts w:ascii="Times New Roman" w:hAnsi="Times New Roman" w:cs="Times New Roman"/>
+          <w:sz w:val="24"/>
+          <w:szCs w:val="24"/>
+        </w:rPr>
+      </w:pPr>
+      <w:r>
+        <w:rPr>
+          <w:rFonts w:ascii="Times New Roman" w:hAnsi="Times New Roman" w:cs="Times New Roman"/>
+          <w:b/>
+          <w:sz w:val="24"/>
+          <w:szCs w:val="24"/>
+          <w:u w:val="single"/>
+        </w:rPr>
+        <w:t>A DHCP beállításai:</w:t>
+      </w:r>
+      <w:r>
+        <w:rPr>
+          <w:rFonts w:ascii="Times New Roman" w:hAnsi="Times New Roman" w:cs="Times New Roman"/>
+          <w:sz w:val="24"/>
+          <w:szCs w:val="24"/>
+        </w:rPr>
+        <w:br/>
+      </w:r>
+      <w:r>
+        <w:rPr>
+          <w:rFonts w:ascii="Times New Roman" w:hAnsi="Times New Roman" w:cs="Times New Roman"/>
+          <w:sz w:val="24"/>
+          <w:szCs w:val="24"/>
+        </w:rPr>
+        <w:tab/>
+        <w:t>Address:192.168.2.0/24</w:t>
+      </w:r>
+    </w:p>
+    <w:p>
+      <w:pPr>
+        <w:rPr>
+          <w:rFonts w:ascii="Times New Roman" w:hAnsi="Times New Roman" w:cs="Times New Roman"/>
+          <w:sz w:val="24"/>
+          <w:szCs w:val="24"/>
+        </w:rPr>
+      </w:pPr>
+      <w:r>
+        <w:rPr>
+          <w:rFonts w:ascii="Times New Roman" w:hAnsi="Times New Roman" w:cs="Times New Roman"/>
+          <w:sz w:val="24"/>
+          <w:szCs w:val="24"/>
+        </w:rPr>
+        <w:tab/>
+        <w:t>Gateway:192.168.2.1</w:t>
+      </w:r>
+    </w:p>
+    <w:p>
+      <w:pPr>
+        <w:rPr>
+          <w:rFonts w:ascii="Times New Roman" w:hAnsi="Times New Roman" w:cs="Times New Roman"/>
+          <w:sz w:val="24"/>
+          <w:szCs w:val="24"/>
+        </w:rPr>
+      </w:pPr>
+      <w:r>
+        <w:rPr>
+          <w:rFonts w:ascii="Times New Roman" w:hAnsi="Times New Roman" w:cs="Times New Roman"/>
+          <w:sz w:val="24"/>
+          <w:szCs w:val="24"/>
+        </w:rPr>
+        <w:tab/>
+        <w:t>DNS:192.168.2.1</w:t>
+      </w:r>
+    </w:p>
+    <w:p>
+      <w:pPr>
+        <w:rPr>
+          <w:rFonts w:ascii="Times New Roman" w:hAnsi="Times New Roman" w:cs="Times New Roman"/>
+          <w:b/>
+          <w:sz w:val="24"/>
+          <w:szCs w:val="24"/>
+          <w:u w:val="single"/>
+        </w:rPr>
+      </w:pPr>
+      <w:r>
+        <w:rPr>
+          <w:rFonts w:ascii="Times New Roman" w:hAnsi="Times New Roman" w:cs="Times New Roman"/>
+          <w:b/>
+          <w:sz w:val="24"/>
+          <w:szCs w:val="24"/>
+          <w:u w:val="single"/>
+        </w:rPr>
+        <w:t xml:space="preserve">Quick </w:t>
+      </w:r>
+      <w:proofErr w:type="spellStart"/>
       <w:proofErr w:type="gramStart"/>
       <w:r>
         <w:rPr>
           <w:rFonts w:ascii="Times New Roman" w:hAnsi="Times New Roman" w:cs="Times New Roman"/>
-          <w:sz w:val="24"/>
-          <w:szCs w:val="24"/>
-        </w:rPr>
-        <w:t>csatlakozni</w:t>
+          <w:b/>
+          <w:sz w:val="24"/>
+          <w:szCs w:val="24"/>
+          <w:u w:val="single"/>
+        </w:rPr>
+        <w:t>set</w:t>
+      </w:r>
+      <w:proofErr w:type="spellEnd"/>
+      <w:r>
+        <w:rPr>
+          <w:rFonts w:ascii="Times New Roman" w:hAnsi="Times New Roman" w:cs="Times New Roman"/>
+          <w:b/>
+          <w:sz w:val="24"/>
+          <w:szCs w:val="24"/>
+          <w:u w:val="single"/>
+        </w:rPr>
+        <w:t>(</w:t>
       </w:r>
       <w:proofErr w:type="gramEnd"/>
       <w:r>
         <w:rPr>
           <w:rFonts w:ascii="Times New Roman" w:hAnsi="Times New Roman" w:cs="Times New Roman"/>
-          <w:sz w:val="24"/>
-          <w:szCs w:val="24"/>
-        </w:rPr>
-        <w:t xml:space="preserve"> akiknek be állítottunk </w:t>
-      </w:r>
-    </w:p>
-    <w:p>
-      <w:pPr>
-        <w:rPr>
-          <w:rFonts w:ascii="Times New Roman" w:hAnsi="Times New Roman" w:cs="Times New Roman"/>
-          <w:sz w:val="24"/>
-          <w:szCs w:val="24"/>
-        </w:rPr>
-      </w:pPr>
-      <w:r>
-        <w:rPr>
-          <w:rFonts w:ascii="Times New Roman" w:hAnsi="Times New Roman" w:cs="Times New Roman"/>
-          <w:sz w:val="24"/>
-          <w:szCs w:val="24"/>
+          <w:b/>
+          <w:sz w:val="24"/>
+          <w:szCs w:val="24"/>
+          <w:u w:val="single"/>
+        </w:rPr>
+        <w:t>Internet)</w:t>
+      </w:r>
+      <w:r>
+        <w:rPr>
+          <w:rFonts w:ascii="Times New Roman" w:hAnsi="Times New Roman" w:cs="Times New Roman"/>
+          <w:b/>
+          <w:sz w:val="24"/>
+          <w:szCs w:val="24"/>
+          <w:u w:val="single"/>
+        </w:rPr>
+        <w:t>:</w:t>
+      </w:r>
+    </w:p>
+    <w:p>
+      <w:pPr>
+        <w:rPr>
+          <w:rFonts w:ascii="Times New Roman" w:hAnsi="Times New Roman" w:cs="Times New Roman"/>
+          <w:sz w:val="24"/>
+          <w:szCs w:val="24"/>
+        </w:rPr>
+      </w:pPr>
+      <w:r>
+        <w:rPr>
+          <w:rFonts w:ascii="Times New Roman" w:hAnsi="Times New Roman" w:cs="Times New Roman"/>
+          <w:sz w:val="24"/>
+          <w:szCs w:val="24"/>
+        </w:rPr>
+        <w:tab/>
+        <w:t>Address:192.168.10.246</w:t>
+      </w:r>
+    </w:p>
+    <w:p>
+      <w:pPr>
+        <w:rPr>
+          <w:rFonts w:ascii="Times New Roman" w:hAnsi="Times New Roman" w:cs="Times New Roman"/>
+          <w:sz w:val="24"/>
+          <w:szCs w:val="24"/>
+        </w:rPr>
+      </w:pPr>
+      <w:r>
+        <w:rPr>
+          <w:rFonts w:ascii="Times New Roman" w:hAnsi="Times New Roman" w:cs="Times New Roman"/>
+          <w:sz w:val="24"/>
+          <w:szCs w:val="24"/>
+        </w:rPr>
+        <w:tab/>
+      </w:r>
+      <w:proofErr w:type="spellStart"/>
+      <w:r>
+        <w:rPr>
+          <w:rFonts w:ascii="Times New Roman" w:hAnsi="Times New Roman" w:cs="Times New Roman"/>
+          <w:sz w:val="24"/>
+          <w:szCs w:val="24"/>
+        </w:rPr>
+        <w:t>Netmask</w:t>
+      </w:r>
+      <w:proofErr w:type="spellEnd"/>
+      <w:r>
+        <w:rPr>
+          <w:rFonts w:ascii="Times New Roman" w:hAnsi="Times New Roman" w:cs="Times New Roman"/>
+          <w:sz w:val="24"/>
+          <w:szCs w:val="24"/>
+        </w:rPr>
+        <w:t>:(</w:t>
+      </w:r>
+      <w:proofErr w:type="spellStart"/>
+      <w:proofErr w:type="gramStart"/>
+      <w:r>
+        <w:rPr>
+          <w:rFonts w:ascii="Times New Roman" w:hAnsi="Times New Roman" w:cs="Times New Roman"/>
+          <w:sz w:val="24"/>
+          <w:szCs w:val="24"/>
+        </w:rPr>
+        <w:t>automatikusan</w:t>
+      </w:r>
+      <w:proofErr w:type="gramEnd"/>
+      <w:r>
+        <w:rPr>
+          <w:rFonts w:ascii="Times New Roman" w:hAnsi="Times New Roman" w:cs="Times New Roman"/>
+          <w:sz w:val="24"/>
+          <w:szCs w:val="24"/>
+        </w:rPr>
+        <w:t>,de</w:t>
+      </w:r>
+      <w:proofErr w:type="spellEnd"/>
+      <w:r>
+        <w:rPr>
+          <w:rFonts w:ascii="Times New Roman" w:hAnsi="Times New Roman" w:cs="Times New Roman"/>
+          <w:sz w:val="24"/>
+          <w:szCs w:val="24"/>
+        </w:rPr>
+        <w:t xml:space="preserve"> ha nem)255.255.255.0</w:t>
+      </w:r>
+    </w:p>
+    <w:p>
+      <w:pPr>
+        <w:rPr>
+          <w:rFonts w:ascii="Times New Roman" w:hAnsi="Times New Roman" w:cs="Times New Roman"/>
+          <w:sz w:val="24"/>
+          <w:szCs w:val="24"/>
+        </w:rPr>
+      </w:pPr>
+      <w:r>
+        <w:rPr>
+          <w:rFonts w:ascii="Times New Roman" w:hAnsi="Times New Roman" w:cs="Times New Roman"/>
+          <w:sz w:val="24"/>
+          <w:szCs w:val="24"/>
+        </w:rPr>
+        <w:tab/>
+        <w:t>Gateway:192.168.10.1</w:t>
+      </w:r>
+    </w:p>
+    <w:p>
+      <w:pPr>
+        <w:rPr>
+          <w:rFonts w:ascii="Times New Roman" w:hAnsi="Times New Roman" w:cs="Times New Roman"/>
+          <w:sz w:val="24"/>
+          <w:szCs w:val="24"/>
+        </w:rPr>
+      </w:pPr>
+      <w:r>
+        <w:rPr>
+          <w:rFonts w:ascii="Times New Roman" w:hAnsi="Times New Roman" w:cs="Times New Roman"/>
+          <w:sz w:val="24"/>
+          <w:szCs w:val="24"/>
+        </w:rPr>
+        <w:tab/>
+        <w:t>MAC:78:9A:18</w:t>
+      </w:r>
+      <w:proofErr w:type="gramStart"/>
+      <w:r>
+        <w:rPr>
+          <w:rFonts w:ascii="Times New Roman" w:hAnsi="Times New Roman" w:cs="Times New Roman"/>
+          <w:sz w:val="24"/>
+          <w:szCs w:val="24"/>
+        </w:rPr>
+        <w:t>:DD</w:t>
+      </w:r>
+      <w:proofErr w:type="gramEnd"/>
+      <w:r>
+        <w:rPr>
+          <w:rFonts w:ascii="Times New Roman" w:hAnsi="Times New Roman" w:cs="Times New Roman"/>
+          <w:sz w:val="24"/>
+          <w:szCs w:val="24"/>
+        </w:rPr>
+        <w:t>:75:DE</w:t>
+      </w:r>
+    </w:p>
+    <w:p>
+      <w:pPr>
+        <w:rPr>
+          <w:rFonts w:ascii="Times New Roman" w:hAnsi="Times New Roman" w:cs="Times New Roman"/>
+          <w:sz w:val="24"/>
+          <w:szCs w:val="24"/>
+        </w:rPr>
+      </w:pPr>
+      <w:r>
+        <w:rPr>
+          <w:rFonts w:ascii="Times New Roman" w:hAnsi="Times New Roman" w:cs="Times New Roman"/>
+          <w:b/>
+          <w:sz w:val="24"/>
+          <w:szCs w:val="24"/>
+          <w:u w:val="single"/>
+        </w:rPr>
+        <w:t xml:space="preserve">Quick </w:t>
+      </w:r>
+      <w:proofErr w:type="spellStart"/>
+      <w:proofErr w:type="gramStart"/>
+      <w:r>
+        <w:rPr>
+          <w:rFonts w:ascii="Times New Roman" w:hAnsi="Times New Roman" w:cs="Times New Roman"/>
+          <w:b/>
+          <w:sz w:val="24"/>
+          <w:szCs w:val="24"/>
+          <w:u w:val="single"/>
+        </w:rPr>
+        <w:t>set</w:t>
+      </w:r>
+      <w:proofErr w:type="spellEnd"/>
+      <w:r>
+        <w:rPr>
+          <w:rFonts w:ascii="Times New Roman" w:hAnsi="Times New Roman" w:cs="Times New Roman"/>
+          <w:b/>
+          <w:sz w:val="24"/>
+          <w:szCs w:val="24"/>
+          <w:u w:val="single"/>
         </w:rPr>
         <w:t>(</w:t>
+      </w:r>
+      <w:proofErr w:type="gramEnd"/>
+      <w:r>
+        <w:rPr>
+          <w:rFonts w:ascii="Times New Roman" w:hAnsi="Times New Roman" w:cs="Times New Roman"/>
+          <w:b/>
+          <w:sz w:val="24"/>
+          <w:szCs w:val="24"/>
+          <w:u w:val="single"/>
+        </w:rPr>
+        <w:t>Local</w:t>
+      </w:r>
+      <w:r>
+        <w:rPr>
+          <w:rFonts w:ascii="Times New Roman" w:hAnsi="Times New Roman" w:cs="Times New Roman"/>
+          <w:b/>
+          <w:sz w:val="24"/>
+          <w:szCs w:val="24"/>
+          <w:u w:val="single"/>
+        </w:rPr>
+        <w:t>)</w:t>
+      </w:r>
+      <w:r>
+        <w:rPr>
+          <w:rFonts w:ascii="Times New Roman" w:hAnsi="Times New Roman" w:cs="Times New Roman"/>
+          <w:b/>
+          <w:sz w:val="24"/>
+          <w:szCs w:val="24"/>
+          <w:u w:val="single"/>
+        </w:rPr>
+        <w:t>:</w:t>
+      </w:r>
+    </w:p>
+    <w:p>
+      <w:pPr>
+        <w:rPr>
+          <w:rFonts w:ascii="Times New Roman" w:hAnsi="Times New Roman" w:cs="Times New Roman"/>
+          <w:sz w:val="24"/>
+          <w:szCs w:val="24"/>
+        </w:rPr>
+      </w:pPr>
+      <w:r>
+        <w:rPr>
+          <w:rFonts w:ascii="Times New Roman" w:hAnsi="Times New Roman" w:cs="Times New Roman"/>
+          <w:sz w:val="24"/>
+          <w:szCs w:val="24"/>
+        </w:rPr>
+        <w:tab/>
+        <w:t>Address:192.168.2.1</w:t>
+      </w:r>
+    </w:p>
+    <w:p>
+      <w:pPr>
+        <w:rPr>
+          <w:rFonts w:ascii="Times New Roman" w:hAnsi="Times New Roman" w:cs="Times New Roman"/>
+          <w:sz w:val="24"/>
+          <w:szCs w:val="24"/>
+        </w:rPr>
+      </w:pPr>
+      <w:r>
+        <w:rPr>
+          <w:rFonts w:ascii="Times New Roman" w:hAnsi="Times New Roman" w:cs="Times New Roman"/>
+          <w:sz w:val="24"/>
+          <w:szCs w:val="24"/>
+        </w:rPr>
+        <w:tab/>
+        <w:t>Netmask:255.255.255.128(/25)</w:t>
       </w:r>
       <w:bookmarkStart w:id="0" w:name="_GoBack"/>
       <w:bookmarkEnd w:id="0"/>
-      <w:proofErr w:type="spellStart"/>
-      <w:r>
-        <w:rPr>
-          <w:rFonts w:ascii="Times New Roman" w:hAnsi="Times New Roman" w:cs="Times New Roman"/>
-          <w:sz w:val="24"/>
-          <w:szCs w:val="24"/>
-        </w:rPr>
-        <w:t>wireless</w:t>
-      </w:r>
-      <w:proofErr w:type="spellEnd"/>
-      <w:r>
-        <w:rPr>
-          <w:rFonts w:ascii="Times New Roman" w:hAnsi="Times New Roman" w:cs="Times New Roman"/>
-          <w:sz w:val="24"/>
-          <w:szCs w:val="24"/>
-        </w:rPr>
-        <w:t xml:space="preserve"> -&gt; </w:t>
-      </w:r>
-      <w:proofErr w:type="spellStart"/>
-      <w:r>
-        <w:rPr>
-          <w:rFonts w:ascii="Times New Roman" w:hAnsi="Times New Roman" w:cs="Times New Roman"/>
-          <w:sz w:val="24"/>
-          <w:szCs w:val="24"/>
-        </w:rPr>
-        <w:t>security</w:t>
-      </w:r>
-      <w:proofErr w:type="spellEnd"/>
-      <w:r>
-        <w:rPr>
-          <w:rFonts w:ascii="Times New Roman" w:hAnsi="Times New Roman" w:cs="Times New Roman"/>
-          <w:sz w:val="24"/>
-          <w:szCs w:val="24"/>
-        </w:rPr>
-        <w:t>-&gt;</w:t>
-      </w:r>
-      <w:proofErr w:type="spellStart"/>
-      <w:r>
-        <w:rPr>
-          <w:rFonts w:ascii="Times New Roman" w:hAnsi="Times New Roman" w:cs="Times New Roman"/>
-          <w:sz w:val="24"/>
-          <w:szCs w:val="24"/>
-        </w:rPr>
-        <w:t>radius</w:t>
-      </w:r>
-      <w:proofErr w:type="spellEnd"/>
-      <w:r>
-        <w:rPr>
-          <w:rFonts w:ascii="Times New Roman" w:hAnsi="Times New Roman" w:cs="Times New Roman"/>
-          <w:sz w:val="24"/>
-          <w:szCs w:val="24"/>
-        </w:rPr>
-        <w:t xml:space="preserve">-&gt; </w:t>
-      </w:r>
-      <w:proofErr w:type="spellStart"/>
-      <w:r>
-        <w:rPr>
-          <w:rFonts w:ascii="Times New Roman" w:hAnsi="Times New Roman" w:cs="Times New Roman"/>
-          <w:sz w:val="24"/>
-          <w:szCs w:val="24"/>
-        </w:rPr>
-        <w:t>mac</w:t>
-      </w:r>
-      <w:proofErr w:type="spellEnd"/>
-      <w:r>
-        <w:rPr>
-          <w:rFonts w:ascii="Times New Roman" w:hAnsi="Times New Roman" w:cs="Times New Roman"/>
-          <w:sz w:val="24"/>
-          <w:szCs w:val="24"/>
-        </w:rPr>
-        <w:t xml:space="preserve"> </w:t>
-      </w:r>
-      <w:proofErr w:type="spellStart"/>
-      <w:r>
-        <w:rPr>
-          <w:rFonts w:ascii="Times New Roman" w:hAnsi="Times New Roman" w:cs="Times New Roman"/>
-          <w:sz w:val="24"/>
-          <w:szCs w:val="24"/>
-        </w:rPr>
-        <w:t>authenctication</w:t>
-      </w:r>
-      <w:proofErr w:type="spellEnd"/>
-      <w:r>
-        <w:rPr>
-          <w:rFonts w:ascii="Times New Roman" w:hAnsi="Times New Roman" w:cs="Times New Roman"/>
-          <w:sz w:val="24"/>
-          <w:szCs w:val="24"/>
-        </w:rPr>
-        <w:t>)</w:t>
-      </w:r>
-    </w:p>
-    <w:p>
-      <w:pPr>
-        <w:rPr>
-          <w:rFonts w:ascii="Times New Roman" w:hAnsi="Times New Roman" w:cs="Times New Roman"/>
-          <w:sz w:val="24"/>
-          <w:szCs w:val="24"/>
-        </w:rPr>
-      </w:pPr>
+    </w:p>
+    <w:p>
+      <w:pPr>
+        <w:rPr>
+          <w:rFonts w:ascii="Times New Roman" w:hAnsi="Times New Roman" w:cs="Times New Roman"/>
+          <w:sz w:val="24"/>
+          <w:szCs w:val="24"/>
+        </w:rPr>
+      </w:pPr>
+      <w:r>
+        <w:rPr>
+          <w:rFonts w:ascii="Times New Roman" w:hAnsi="Times New Roman" w:cs="Times New Roman"/>
+          <w:sz w:val="24"/>
+          <w:szCs w:val="24"/>
+        </w:rPr>
+        <w:tab/>
+      </w:r>
+      <w:proofErr w:type="spellStart"/>
+      <w:r>
+        <w:rPr>
+          <w:rFonts w:ascii="Times New Roman" w:hAnsi="Times New Roman" w:cs="Times New Roman"/>
+          <w:sz w:val="24"/>
+          <w:szCs w:val="24"/>
+        </w:rPr>
+        <w:t>Range</w:t>
+      </w:r>
       <w:proofErr w:type="gramStart"/>
       <w:r>
         <w:rPr>
@@ -3183,91 +3708,53 @@
           <w:sz w:val="24"/>
           <w:szCs w:val="24"/>
         </w:rPr>
-        <w:lastRenderedPageBreak/>
-        <w:t>végül</w:t>
-      </w:r>
+        <w:t>:Beállítod</w:t>
+      </w:r>
+      <w:proofErr w:type="spellEnd"/>
       <w:proofErr w:type="gramEnd"/>
-      <w:r>
-        <w:rPr>
-          <w:rFonts w:ascii="Times New Roman" w:hAnsi="Times New Roman" w:cs="Times New Roman"/>
-          <w:sz w:val="24"/>
-          <w:szCs w:val="24"/>
-        </w:rPr>
-        <w:t xml:space="preserve"> le </w:t>
-      </w:r>
-      <w:proofErr w:type="spellStart"/>
-      <w:r>
-        <w:rPr>
-          <w:rFonts w:ascii="Times New Roman" w:hAnsi="Times New Roman" w:cs="Times New Roman"/>
-          <w:sz w:val="24"/>
-          <w:szCs w:val="24"/>
-        </w:rPr>
-        <w:t>védtün</w:t>
-      </w:r>
-      <w:proofErr w:type="spellEnd"/>
-      <w:r>
-        <w:rPr>
-          <w:rFonts w:ascii="Times New Roman" w:hAnsi="Times New Roman" w:cs="Times New Roman"/>
-          <w:sz w:val="24"/>
-          <w:szCs w:val="24"/>
-        </w:rPr>
-        <w:t>(</w:t>
-      </w:r>
-      <w:proofErr w:type="spellStart"/>
-      <w:r>
-        <w:rPr>
-          <w:rFonts w:ascii="Times New Roman" w:hAnsi="Times New Roman" w:cs="Times New Roman"/>
-          <w:sz w:val="24"/>
-          <w:szCs w:val="24"/>
-        </w:rPr>
-        <w:t>magatol</w:t>
-      </w:r>
-      <w:proofErr w:type="spellEnd"/>
-      <w:r>
-        <w:rPr>
-          <w:rFonts w:ascii="Times New Roman" w:hAnsi="Times New Roman" w:cs="Times New Roman"/>
-          <w:sz w:val="24"/>
-          <w:szCs w:val="24"/>
-        </w:rPr>
-        <w:t xml:space="preserve">)k az összes többi </w:t>
-      </w:r>
-      <w:proofErr w:type="spellStart"/>
-      <w:r>
-        <w:rPr>
-          <w:rFonts w:ascii="Times New Roman" w:hAnsi="Times New Roman" w:cs="Times New Roman"/>
-          <w:sz w:val="24"/>
-          <w:szCs w:val="24"/>
-        </w:rPr>
-        <w:t>portot</w:t>
-      </w:r>
-      <w:proofErr w:type="spellEnd"/>
-      <w:r>
-        <w:rPr>
-          <w:rFonts w:ascii="Times New Roman" w:hAnsi="Times New Roman" w:cs="Times New Roman"/>
-          <w:sz w:val="24"/>
-          <w:szCs w:val="24"/>
-        </w:rPr>
-        <w:t xml:space="preserve"> hogy ne történjen illetéktelen behatolás a </w:t>
-      </w:r>
-      <w:proofErr w:type="spellStart"/>
-      <w:r>
-        <w:rPr>
-          <w:rFonts w:ascii="Times New Roman" w:hAnsi="Times New Roman" w:cs="Times New Roman"/>
-          <w:sz w:val="24"/>
-          <w:szCs w:val="24"/>
-        </w:rPr>
-        <w:t>hálozatba</w:t>
-      </w:r>
-      <w:proofErr w:type="spellEnd"/>
-    </w:p>
-    <w:p>
-      <w:pPr>
-        <w:rPr>
-          <w:rFonts w:ascii="Times New Roman" w:hAnsi="Times New Roman" w:cs="Times New Roman"/>
-          <w:sz w:val="24"/>
-          <w:szCs w:val="24"/>
-        </w:rPr>
-      </w:pPr>
+    </w:p>
+    <w:p>
+      <w:pPr>
+        <w:rPr>
+          <w:rFonts w:ascii="Times New Roman" w:hAnsi="Times New Roman" w:cs="Times New Roman"/>
+          <w:sz w:val="24"/>
+          <w:szCs w:val="24"/>
+        </w:rPr>
+      </w:pPr>
+      <w:r>
+        <w:rPr>
+          <w:rFonts w:ascii="Times New Roman" w:hAnsi="Times New Roman" w:cs="Times New Roman"/>
+          <w:sz w:val="24"/>
+          <w:szCs w:val="24"/>
+        </w:rPr>
+        <w:tab/>
+      </w:r>
+    </w:p>
+    <w:p>
+      <w:pPr>
+        <w:rPr>
+          <w:rFonts w:ascii="Times New Roman" w:hAnsi="Times New Roman" w:cs="Times New Roman"/>
+          <w:sz w:val="24"/>
+          <w:szCs w:val="24"/>
+        </w:rPr>
+      </w:pPr>
+    </w:p>
+    <w:p>
+      <w:pPr>
+        <w:rPr>
+          <w:rFonts w:ascii="Times New Roman" w:hAnsi="Times New Roman" w:cs="Times New Roman"/>
+          <w:sz w:val="24"/>
+          <w:szCs w:val="24"/>
+        </w:rPr>
+      </w:pPr>
+      <w:r>
+        <w:rPr>
+          <w:rFonts w:ascii="Times New Roman" w:hAnsi="Times New Roman" w:cs="Times New Roman"/>
+          <w:sz w:val="24"/>
+          <w:szCs w:val="24"/>
+        </w:rPr>
+        <w:tab/>
+      </w:r>
     </w:p>
     <w:sectPr>
       <w:pgSz w:w="11906" w:h="16838"/>

--- a/1.csoport_r_d_v.docx
+++ b/1.csoport_r_d_v.docx
@@ -2800,6 +2800,30 @@
         <w:t>addrest</w:t>
       </w:r>
       <w:proofErr w:type="spellEnd"/>
+      <w:r>
+        <w:rPr>
+          <w:rFonts w:ascii="Times New Roman" w:hAnsi="Times New Roman" w:cs="Times New Roman"/>
+          <w:sz w:val="24"/>
+          <w:szCs w:val="24"/>
+        </w:rPr>
+        <w:t>(WPA2</w:t>
+      </w:r>
+      <w:r>
+        <w:rPr>
+          <w:rFonts w:ascii="Times New Roman" w:hAnsi="Times New Roman" w:cs="Times New Roman"/>
+          <w:sz w:val="24"/>
+          <w:szCs w:val="24"/>
+        </w:rPr>
+        <w:t>+Jelszó</w:t>
+      </w:r>
+      <w:r>
+        <w:rPr>
+          <w:rFonts w:ascii="Times New Roman" w:hAnsi="Times New Roman" w:cs="Times New Roman"/>
+          <w:sz w:val="24"/>
+          <w:szCs w:val="24"/>
+        </w:rPr>
+        <w:t>)</w:t>
+      </w:r>
     </w:p>
     <w:p>
       <w:pPr>
@@ -3326,7 +3350,33 @@
           <w:szCs w:val="24"/>
         </w:rPr>
         <w:tab/>
-        <w:t>Address:192.168.2.0/24</w:t>
+        <w:t>Address:192.168.2.0/</w:t>
+      </w:r>
+      <w:proofErr w:type="gramStart"/>
+      <w:r>
+        <w:rPr>
+          <w:rFonts w:ascii="Times New Roman" w:hAnsi="Times New Roman" w:cs="Times New Roman"/>
+          <w:sz w:val="24"/>
+          <w:szCs w:val="24"/>
+        </w:rPr>
+        <w:t>24</w:t>
+      </w:r>
+      <w:r>
+        <w:rPr>
+          <w:rFonts w:ascii="Times New Roman" w:hAnsi="Times New Roman" w:cs="Times New Roman"/>
+          <w:sz w:val="24"/>
+          <w:szCs w:val="24"/>
+        </w:rPr>
+        <w:t>(</w:t>
+      </w:r>
+      <w:proofErr w:type="gramEnd"/>
+      <w:r>
+        <w:rPr>
+          <w:rFonts w:ascii="Times New Roman" w:hAnsi="Times New Roman" w:cs="Times New Roman"/>
+          <w:sz w:val="24"/>
+          <w:szCs w:val="24"/>
+        </w:rPr>
+        <w:t>HA!)</w:t>
       </w:r>
     </w:p>
     <w:p>
@@ -3445,7 +3495,7 @@
           <w:szCs w:val="24"/>
         </w:rPr>
         <w:tab/>
-        <w:t>Address:192.168.10.246</w:t>
+        <w:t>Address:192.168.10.254</w:t>
       </w:r>
     </w:p>
     <w:p>
@@ -3509,6 +3559,14 @@
           <w:szCs w:val="24"/>
         </w:rPr>
         <w:t xml:space="preserve"> ha nem)255.255.255.0</w:t>
+      </w:r>
+      <w:r>
+        <w:rPr>
+          <w:rFonts w:ascii="Times New Roman" w:hAnsi="Times New Roman" w:cs="Times New Roman"/>
+          <w:sz w:val="24"/>
+          <w:szCs w:val="24"/>
+        </w:rPr>
+        <w:t>(/24)</w:t>
       </w:r>
     </w:p>
     <w:p>
@@ -3615,18 +3673,149 @@
           <w:szCs w:val="24"/>
           <w:u w:val="single"/>
         </w:rPr>
-        <w:t>Local</w:t>
-      </w:r>
-      <w:r>
-        <w:rPr>
-          <w:rFonts w:ascii="Times New Roman" w:hAnsi="Times New Roman" w:cs="Times New Roman"/>
-          <w:b/>
-          <w:sz w:val="24"/>
-          <w:szCs w:val="24"/>
-          <w:u w:val="single"/>
+        <w:t>Local):</w:t>
+      </w:r>
+    </w:p>
+    <w:p>
+      <w:pPr>
+        <w:rPr>
+          <w:rFonts w:ascii="Times New Roman" w:hAnsi="Times New Roman" w:cs="Times New Roman"/>
+          <w:sz w:val="24"/>
+          <w:szCs w:val="24"/>
+        </w:rPr>
+      </w:pPr>
+      <w:r>
+        <w:rPr>
+          <w:rFonts w:ascii="Times New Roman" w:hAnsi="Times New Roman" w:cs="Times New Roman"/>
+          <w:sz w:val="24"/>
+          <w:szCs w:val="24"/>
+        </w:rPr>
+        <w:tab/>
+        <w:t>Address:192.168.88.1</w:t>
+      </w:r>
+    </w:p>
+    <w:p>
+      <w:pPr>
+        <w:rPr>
+          <w:rFonts w:ascii="Times New Roman" w:hAnsi="Times New Roman" w:cs="Times New Roman"/>
+          <w:sz w:val="24"/>
+          <w:szCs w:val="24"/>
+        </w:rPr>
+      </w:pPr>
+      <w:r>
+        <w:rPr>
+          <w:rFonts w:ascii="Times New Roman" w:hAnsi="Times New Roman" w:cs="Times New Roman"/>
+          <w:sz w:val="24"/>
+          <w:szCs w:val="24"/>
+        </w:rPr>
+        <w:tab/>
+        <w:t>Netmask:255.255.255.</w:t>
+      </w:r>
+      <w:proofErr w:type="gramStart"/>
+      <w:r>
+        <w:rPr>
+          <w:rFonts w:ascii="Times New Roman" w:hAnsi="Times New Roman" w:cs="Times New Roman"/>
+          <w:sz w:val="24"/>
+          <w:szCs w:val="24"/>
+        </w:rPr>
+        <w:t>0(</w:t>
+      </w:r>
+      <w:proofErr w:type="gramEnd"/>
+      <w:r>
+        <w:rPr>
+          <w:rFonts w:ascii="Times New Roman" w:hAnsi="Times New Roman" w:cs="Times New Roman"/>
+          <w:sz w:val="24"/>
+          <w:szCs w:val="24"/>
+        </w:rPr>
+        <w:t>/24</w:t>
+      </w:r>
+      <w:r>
+        <w:rPr>
+          <w:rFonts w:ascii="Times New Roman" w:hAnsi="Times New Roman" w:cs="Times New Roman"/>
+          <w:sz w:val="24"/>
+          <w:szCs w:val="24"/>
         </w:rPr>
         <w:t>)</w:t>
       </w:r>
+    </w:p>
+    <w:p>
+      <w:pPr>
+        <w:rPr>
+          <w:rFonts w:ascii="Times New Roman" w:hAnsi="Times New Roman" w:cs="Times New Roman"/>
+          <w:sz w:val="24"/>
+          <w:szCs w:val="24"/>
+        </w:rPr>
+      </w:pPr>
+      <w:r>
+        <w:rPr>
+          <w:rFonts w:ascii="Times New Roman" w:hAnsi="Times New Roman" w:cs="Times New Roman"/>
+          <w:sz w:val="24"/>
+          <w:szCs w:val="24"/>
+        </w:rPr>
+        <w:tab/>
+      </w:r>
+      <w:proofErr w:type="spellStart"/>
+      <w:r>
+        <w:rPr>
+          <w:rFonts w:ascii="Times New Roman" w:hAnsi="Times New Roman" w:cs="Times New Roman"/>
+          <w:sz w:val="24"/>
+          <w:szCs w:val="24"/>
+        </w:rPr>
+        <w:t>Range</w:t>
+      </w:r>
+      <w:proofErr w:type="gramStart"/>
+      <w:r>
+        <w:rPr>
+          <w:rFonts w:ascii="Times New Roman" w:hAnsi="Times New Roman" w:cs="Times New Roman"/>
+          <w:sz w:val="24"/>
+          <w:szCs w:val="24"/>
+        </w:rPr>
+        <w:t>:Beállítod</w:t>
+      </w:r>
+      <w:proofErr w:type="spellEnd"/>
+      <w:proofErr w:type="gramEnd"/>
+    </w:p>
+    <w:p>
+      <w:pPr>
+        <w:rPr>
+          <w:rFonts w:ascii="Times New Roman" w:hAnsi="Times New Roman" w:cs="Times New Roman"/>
+          <w:sz w:val="24"/>
+          <w:szCs w:val="24"/>
+        </w:rPr>
+      </w:pPr>
+    </w:p>
+    <w:p>
+      <w:pPr>
+        <w:rPr>
+          <w:rFonts w:ascii="Times New Roman" w:hAnsi="Times New Roman" w:cs="Times New Roman"/>
+          <w:b/>
+          <w:sz w:val="24"/>
+          <w:szCs w:val="24"/>
+          <w:u w:val="single"/>
+        </w:rPr>
+      </w:pPr>
+      <w:r>
+        <w:rPr>
+          <w:rFonts w:ascii="Times New Roman" w:hAnsi="Times New Roman" w:cs="Times New Roman"/>
+          <w:b/>
+          <w:sz w:val="24"/>
+          <w:szCs w:val="24"/>
+          <w:u w:val="single"/>
+        </w:rPr>
+        <w:t xml:space="preserve">MAC-cím </w:t>
+      </w:r>
+      <w:proofErr w:type="spellStart"/>
+      <w:r>
+        <w:rPr>
+          <w:rFonts w:ascii="Times New Roman" w:hAnsi="Times New Roman" w:cs="Times New Roman"/>
+          <w:b/>
+          <w:sz w:val="24"/>
+          <w:szCs w:val="24"/>
+          <w:u w:val="single"/>
+        </w:rPr>
+        <w:t>megyjegyzése</w:t>
+      </w:r>
+      <w:proofErr w:type="spellEnd"/>
       <w:r>
         <w:rPr>
           <w:rFonts w:ascii="Times New Roman" w:hAnsi="Times New Roman" w:cs="Times New Roman"/>
@@ -3653,8 +3842,18 @@
           <w:szCs w:val="24"/>
         </w:rPr>
         <w:tab/>
-        <w:t>Address:192.168.2.1</w:t>
-      </w:r>
+        <w:t xml:space="preserve">-WIFI beállítása után a felcsatlakoztatott eszközöket ACL-be </w:t>
+      </w:r>
+      <w:proofErr w:type="spellStart"/>
+      <w:r>
+        <w:rPr>
+          <w:rFonts w:ascii="Times New Roman" w:hAnsi="Times New Roman" w:cs="Times New Roman"/>
+          <w:sz w:val="24"/>
+          <w:szCs w:val="24"/>
+        </w:rPr>
+        <w:t>copyzzuk</w:t>
+      </w:r>
+      <w:proofErr w:type="spellEnd"/>
     </w:p>
     <w:p>
       <w:pPr>
@@ -3671,47 +3870,620 @@
           <w:szCs w:val="24"/>
         </w:rPr>
         <w:tab/>
-        <w:t>Netmask:255.255.255.128(/25)</w:t>
+        <w:t>-</w:t>
+      </w:r>
+      <w:proofErr w:type="spellStart"/>
+      <w:proofErr w:type="gramStart"/>
+      <w:r>
+        <w:rPr>
+          <w:rFonts w:ascii="Times New Roman" w:hAnsi="Times New Roman" w:cs="Times New Roman"/>
+          <w:sz w:val="24"/>
+          <w:szCs w:val="24"/>
+        </w:rPr>
+        <w:t>Wireless</w:t>
+      </w:r>
+      <w:proofErr w:type="spellEnd"/>
+      <w:r>
+        <w:rPr>
+          <w:rFonts w:ascii="Times New Roman" w:hAnsi="Times New Roman" w:cs="Times New Roman"/>
+          <w:sz w:val="24"/>
+          <w:szCs w:val="24"/>
+        </w:rPr>
+        <w:t>-be</w:t>
+      </w:r>
+      <w:r>
+        <w:rPr>
+          <w:rFonts w:ascii="Times New Roman" w:hAnsi="Times New Roman" w:cs="Times New Roman"/>
+          <w:sz w:val="24"/>
+          <w:szCs w:val="24"/>
+        </w:rPr>
+        <w:t>(</w:t>
+      </w:r>
+      <w:proofErr w:type="gramEnd"/>
+      <w:r>
+        <w:rPr>
+          <w:rFonts w:ascii="Times New Roman" w:hAnsi="Times New Roman" w:cs="Times New Roman"/>
+          <w:sz w:val="24"/>
+          <w:szCs w:val="24"/>
+        </w:rPr>
+        <w:t>BO)</w:t>
+      </w:r>
+      <w:r>
+        <w:rPr>
+          <w:rFonts w:ascii="Times New Roman" w:hAnsi="Times New Roman" w:cs="Times New Roman"/>
+          <w:sz w:val="24"/>
+          <w:szCs w:val="24"/>
+        </w:rPr>
+        <w:sym w:font="Wingdings" w:char="F0E0"/>
+      </w:r>
+      <w:r>
+        <w:rPr>
+          <w:rFonts w:ascii="Times New Roman" w:hAnsi="Times New Roman" w:cs="Times New Roman"/>
+          <w:sz w:val="24"/>
+          <w:szCs w:val="24"/>
+        </w:rPr>
+        <w:t xml:space="preserve">Access </w:t>
+      </w:r>
+      <w:proofErr w:type="spellStart"/>
+      <w:r>
+        <w:rPr>
+          <w:rFonts w:ascii="Times New Roman" w:hAnsi="Times New Roman" w:cs="Times New Roman"/>
+          <w:sz w:val="24"/>
+          <w:szCs w:val="24"/>
+        </w:rPr>
+        <w:t>list</w:t>
+      </w:r>
+      <w:proofErr w:type="spellEnd"/>
+      <w:r>
+        <w:rPr>
+          <w:rFonts w:ascii="Times New Roman" w:hAnsi="Times New Roman" w:cs="Times New Roman"/>
+          <w:sz w:val="24"/>
+          <w:szCs w:val="24"/>
+        </w:rPr>
+        <w:sym w:font="Wingdings" w:char="F0E0"/>
+      </w:r>
+      <w:proofErr w:type="spellStart"/>
+      <w:r>
+        <w:rPr>
+          <w:rFonts w:ascii="Times New Roman" w:hAnsi="Times New Roman" w:cs="Times New Roman"/>
+          <w:sz w:val="24"/>
+          <w:szCs w:val="24"/>
+        </w:rPr>
+        <w:t>Ellenőrízd</w:t>
+      </w:r>
+      <w:proofErr w:type="spellEnd"/>
+      <w:r>
+        <w:rPr>
+          <w:rFonts w:ascii="Times New Roman" w:hAnsi="Times New Roman" w:cs="Times New Roman"/>
+          <w:sz w:val="24"/>
+          <w:szCs w:val="24"/>
+        </w:rPr>
+        <w:sym w:font="Wingdings" w:char="F0E0"/>
+      </w:r>
+      <w:proofErr w:type="spellStart"/>
+      <w:r>
+        <w:rPr>
+          <w:rFonts w:ascii="Times New Roman" w:hAnsi="Times New Roman" w:cs="Times New Roman"/>
+          <w:sz w:val="24"/>
+          <w:szCs w:val="24"/>
+        </w:rPr>
+        <w:t>Security</w:t>
+      </w:r>
+      <w:proofErr w:type="spellEnd"/>
+      <w:r>
+        <w:rPr>
+          <w:rFonts w:ascii="Times New Roman" w:hAnsi="Times New Roman" w:cs="Times New Roman"/>
+          <w:sz w:val="24"/>
+          <w:szCs w:val="24"/>
+        </w:rPr>
+        <w:t xml:space="preserve"> </w:t>
+      </w:r>
+      <w:proofErr w:type="spellStart"/>
+      <w:r>
+        <w:rPr>
+          <w:rFonts w:ascii="Times New Roman" w:hAnsi="Times New Roman" w:cs="Times New Roman"/>
+          <w:sz w:val="24"/>
+          <w:szCs w:val="24"/>
+        </w:rPr>
+        <w:t>Profiles</w:t>
+      </w:r>
+      <w:proofErr w:type="spellEnd"/>
+      <w:r>
+        <w:rPr>
+          <w:rFonts w:ascii="Times New Roman" w:hAnsi="Times New Roman" w:cs="Times New Roman"/>
+          <w:sz w:val="24"/>
+          <w:szCs w:val="24"/>
+        </w:rPr>
+        <w:sym w:font="Wingdings" w:char="F0E0"/>
+      </w:r>
+      <w:proofErr w:type="spellStart"/>
+      <w:r>
+        <w:rPr>
+          <w:rFonts w:ascii="Times New Roman" w:hAnsi="Times New Roman" w:cs="Times New Roman"/>
+          <w:sz w:val="24"/>
+          <w:szCs w:val="24"/>
+        </w:rPr>
+        <w:t>Default-ra</w:t>
+      </w:r>
+      <w:proofErr w:type="spellEnd"/>
+      <w:r>
+        <w:rPr>
+          <w:rFonts w:ascii="Times New Roman" w:hAnsi="Times New Roman" w:cs="Times New Roman"/>
+          <w:sz w:val="24"/>
+          <w:szCs w:val="24"/>
+        </w:rPr>
+        <w:sym w:font="Wingdings" w:char="F0E0"/>
+      </w:r>
+      <w:r>
+        <w:rPr>
+          <w:rFonts w:ascii="Times New Roman" w:hAnsi="Times New Roman" w:cs="Times New Roman"/>
+          <w:sz w:val="24"/>
+          <w:szCs w:val="24"/>
+        </w:rPr>
+        <w:t>RADIUS</w:t>
+      </w:r>
+      <w:r>
+        <w:rPr>
+          <w:rFonts w:ascii="Times New Roman" w:hAnsi="Times New Roman" w:cs="Times New Roman"/>
+          <w:sz w:val="24"/>
+          <w:szCs w:val="24"/>
+        </w:rPr>
+        <w:sym w:font="Wingdings" w:char="F0E0"/>
+      </w:r>
+      <w:r>
+        <w:rPr>
+          <w:rFonts w:ascii="Times New Roman" w:hAnsi="Times New Roman" w:cs="Times New Roman"/>
+          <w:sz w:val="24"/>
+          <w:szCs w:val="24"/>
+        </w:rPr>
+        <w:t xml:space="preserve">MAC </w:t>
+      </w:r>
+      <w:proofErr w:type="spellStart"/>
+      <w:r>
+        <w:rPr>
+          <w:rFonts w:ascii="Times New Roman" w:hAnsi="Times New Roman" w:cs="Times New Roman"/>
+          <w:sz w:val="24"/>
+          <w:szCs w:val="24"/>
+        </w:rPr>
+        <w:t>Authentication</w:t>
+      </w:r>
+      <w:proofErr w:type="spellEnd"/>
+      <w:r>
+        <w:rPr>
+          <w:rFonts w:ascii="Times New Roman" w:hAnsi="Times New Roman" w:cs="Times New Roman"/>
+          <w:sz w:val="24"/>
+          <w:szCs w:val="24"/>
+        </w:rPr>
+        <w:sym w:font="Wingdings" w:char="F0E0"/>
+      </w:r>
+      <w:proofErr w:type="spellStart"/>
+      <w:r>
+        <w:rPr>
+          <w:rFonts w:ascii="Times New Roman" w:hAnsi="Times New Roman" w:cs="Times New Roman"/>
+          <w:sz w:val="24"/>
+          <w:szCs w:val="24"/>
+        </w:rPr>
+        <w:t>Apply</w:t>
+      </w:r>
+      <w:proofErr w:type="spellEnd"/>
+    </w:p>
+    <w:p>
+      <w:pPr>
+        <w:rPr>
+          <w:rFonts w:ascii="Times New Roman" w:hAnsi="Times New Roman" w:cs="Times New Roman"/>
+          <w:sz w:val="24"/>
+          <w:szCs w:val="24"/>
+        </w:rPr>
+      </w:pPr>
+    </w:p>
+    <w:p>
+      <w:pPr>
+        <w:rPr>
+          <w:rFonts w:ascii="Times New Roman" w:hAnsi="Times New Roman" w:cs="Times New Roman"/>
+          <w:sz w:val="24"/>
+          <w:szCs w:val="24"/>
+        </w:rPr>
+      </w:pPr>
+      <w:r>
+        <w:rPr>
+          <w:rFonts w:ascii="Times New Roman" w:hAnsi="Times New Roman" w:cs="Times New Roman"/>
+          <w:b/>
+          <w:sz w:val="24"/>
+          <w:szCs w:val="24"/>
+          <w:u w:val="single"/>
+        </w:rPr>
+        <w:t xml:space="preserve">DHCP </w:t>
+      </w:r>
+      <w:r>
+        <w:rPr>
+          <w:rFonts w:ascii="Times New Roman" w:hAnsi="Times New Roman" w:cs="Times New Roman"/>
+          <w:b/>
+          <w:sz w:val="24"/>
+          <w:szCs w:val="24"/>
+          <w:u w:val="single"/>
+        </w:rPr>
+        <w:t xml:space="preserve">Server </w:t>
+      </w:r>
+      <w:proofErr w:type="spellStart"/>
+      <w:r>
+        <w:rPr>
+          <w:rFonts w:ascii="Times New Roman" w:hAnsi="Times New Roman" w:cs="Times New Roman"/>
+          <w:b/>
+          <w:sz w:val="24"/>
+          <w:szCs w:val="24"/>
+          <w:u w:val="single"/>
+        </w:rPr>
+        <w:t>R</w:t>
+      </w:r>
+      <w:r>
+        <w:rPr>
+          <w:rFonts w:ascii="Times New Roman" w:hAnsi="Times New Roman" w:cs="Times New Roman"/>
+          <w:b/>
+          <w:sz w:val="24"/>
+          <w:szCs w:val="24"/>
+          <w:u w:val="single"/>
+        </w:rPr>
+        <w:t>ange</w:t>
+      </w:r>
+      <w:proofErr w:type="spellEnd"/>
+      <w:r>
+        <w:rPr>
+          <w:rFonts w:ascii="Times New Roman" w:hAnsi="Times New Roman" w:cs="Times New Roman"/>
+          <w:b/>
+          <w:sz w:val="24"/>
+          <w:szCs w:val="24"/>
+          <w:u w:val="single"/>
+        </w:rPr>
+        <w:t>:</w:t>
+      </w:r>
+      <w:r>
+        <w:rPr>
+          <w:rFonts w:ascii="Times New Roman" w:hAnsi="Times New Roman" w:cs="Times New Roman"/>
+          <w:sz w:val="24"/>
+          <w:szCs w:val="24"/>
+        </w:rPr>
+        <w:tab/>
+      </w:r>
+    </w:p>
+    <w:p>
+      <w:pPr>
+        <w:rPr>
+          <w:rFonts w:ascii="Times New Roman" w:hAnsi="Times New Roman" w:cs="Times New Roman"/>
+          <w:sz w:val="24"/>
+          <w:szCs w:val="24"/>
+        </w:rPr>
+      </w:pPr>
+      <w:r>
+        <w:rPr>
+          <w:rFonts w:ascii="Times New Roman" w:hAnsi="Times New Roman" w:cs="Times New Roman"/>
+          <w:sz w:val="24"/>
+          <w:szCs w:val="24"/>
+        </w:rPr>
+        <w:tab/>
+        <w:t>-192.168.88.10-192.168.88.25</w:t>
+      </w:r>
+      <w:r>
+        <w:rPr>
+          <w:rFonts w:ascii="Times New Roman" w:hAnsi="Times New Roman" w:cs="Times New Roman"/>
+          <w:sz w:val="24"/>
+          <w:szCs w:val="24"/>
+        </w:rPr>
+        <w:t>(</w:t>
+      </w:r>
+      <w:proofErr w:type="spellStart"/>
+      <w:r>
+        <w:rPr>
+          <w:rFonts w:ascii="Times New Roman" w:hAnsi="Times New Roman" w:cs="Times New Roman"/>
+          <w:sz w:val="24"/>
+          <w:szCs w:val="24"/>
+        </w:rPr>
+        <w:t>Range</w:t>
+      </w:r>
+      <w:proofErr w:type="spellEnd"/>
+      <w:r>
+        <w:rPr>
+          <w:rFonts w:ascii="Times New Roman" w:hAnsi="Times New Roman" w:cs="Times New Roman"/>
+          <w:sz w:val="24"/>
+          <w:szCs w:val="24"/>
+        </w:rPr>
+        <w:t>)</w:t>
+      </w:r>
+    </w:p>
+    <w:p>
+      <w:pPr>
+        <w:rPr>
+          <w:rFonts w:ascii="Times New Roman" w:hAnsi="Times New Roman" w:cs="Times New Roman"/>
+          <w:b/>
+          <w:sz w:val="24"/>
+          <w:szCs w:val="24"/>
+          <w:u w:val="single"/>
+        </w:rPr>
+      </w:pPr>
+      <w:proofErr w:type="gramStart"/>
+      <w:r>
+        <w:rPr>
+          <w:rFonts w:ascii="Times New Roman" w:hAnsi="Times New Roman" w:cs="Times New Roman"/>
+          <w:b/>
+          <w:sz w:val="24"/>
+          <w:szCs w:val="24"/>
+          <w:u w:val="single"/>
+        </w:rPr>
+        <w:t>Alhálózat</w:t>
+      </w:r>
+      <w:r>
+        <w:rPr>
+          <w:rFonts w:ascii="Times New Roman" w:hAnsi="Times New Roman" w:cs="Times New Roman"/>
+          <w:b/>
+          <w:sz w:val="24"/>
+          <w:szCs w:val="24"/>
+          <w:u w:val="single"/>
+        </w:rPr>
+        <w:t>(</w:t>
+      </w:r>
+      <w:proofErr w:type="gramEnd"/>
+      <w:r>
+        <w:rPr>
+          <w:rFonts w:ascii="Times New Roman" w:hAnsi="Times New Roman" w:cs="Times New Roman"/>
+          <w:b/>
+          <w:sz w:val="24"/>
+          <w:szCs w:val="24"/>
+          <w:u w:val="single"/>
+        </w:rPr>
+        <w:t>Folyamatban)</w:t>
+      </w:r>
+      <w:r>
+        <w:rPr>
+          <w:rFonts w:ascii="Times New Roman" w:hAnsi="Times New Roman" w:cs="Times New Roman"/>
+          <w:b/>
+          <w:sz w:val="24"/>
+          <w:szCs w:val="24"/>
+          <w:u w:val="single"/>
+        </w:rPr>
+        <w:t>:</w:t>
+      </w:r>
+    </w:p>
+    <w:p>
+      <w:pPr>
+        <w:rPr>
+          <w:rFonts w:ascii="Times New Roman" w:hAnsi="Times New Roman" w:cs="Times New Roman"/>
+          <w:sz w:val="24"/>
+          <w:szCs w:val="24"/>
+        </w:rPr>
+      </w:pPr>
+      <w:r>
+        <w:rPr>
+          <w:rFonts w:ascii="Times New Roman" w:hAnsi="Times New Roman" w:cs="Times New Roman"/>
+          <w:sz w:val="24"/>
+          <w:szCs w:val="24"/>
+        </w:rPr>
+        <w:tab/>
+        <w:t>-</w:t>
+      </w:r>
+      <w:r>
+        <w:rPr>
+          <w:rFonts w:ascii="Times New Roman" w:hAnsi="Times New Roman" w:cs="Times New Roman"/>
+          <w:sz w:val="24"/>
+          <w:szCs w:val="24"/>
+        </w:rPr>
+        <w:t xml:space="preserve">New </w:t>
+      </w:r>
+      <w:proofErr w:type="gramStart"/>
+      <w:r>
+        <w:rPr>
+          <w:rFonts w:ascii="Times New Roman" w:hAnsi="Times New Roman" w:cs="Times New Roman"/>
+          <w:sz w:val="24"/>
+          <w:szCs w:val="24"/>
+        </w:rPr>
+        <w:t>Terminal(</w:t>
+      </w:r>
+      <w:proofErr w:type="gramEnd"/>
+      <w:r>
+        <w:rPr>
+          <w:rFonts w:ascii="Times New Roman" w:hAnsi="Times New Roman" w:cs="Times New Roman"/>
+          <w:sz w:val="24"/>
+          <w:szCs w:val="24"/>
+        </w:rPr>
+        <w:t>BO)</w:t>
+      </w:r>
+    </w:p>
+    <w:p>
+      <w:pPr>
+        <w:rPr>
+          <w:rFonts w:ascii="Times New Roman" w:hAnsi="Times New Roman" w:cs="Times New Roman"/>
+          <w:b/>
+          <w:sz w:val="24"/>
+          <w:szCs w:val="24"/>
+          <w:u w:val="single"/>
+        </w:rPr>
+      </w:pPr>
+      <w:r>
+        <w:rPr>
+          <w:rFonts w:ascii="Times New Roman" w:hAnsi="Times New Roman" w:cs="Times New Roman"/>
+          <w:b/>
+          <w:sz w:val="24"/>
+          <w:szCs w:val="24"/>
+          <w:u w:val="single"/>
+        </w:rPr>
+        <w:t>VPN:</w:t>
+      </w:r>
+    </w:p>
+    <w:p>
+      <w:pPr>
+        <w:rPr>
+          <w:rFonts w:ascii="Times New Roman" w:hAnsi="Times New Roman" w:cs="Times New Roman"/>
+          <w:sz w:val="24"/>
+          <w:szCs w:val="24"/>
+        </w:rPr>
+      </w:pPr>
+      <w:r>
+        <w:rPr>
+          <w:rFonts w:ascii="Times New Roman" w:hAnsi="Times New Roman" w:cs="Times New Roman"/>
+          <w:sz w:val="24"/>
+          <w:szCs w:val="24"/>
+        </w:rPr>
+        <w:tab/>
+        <w:t>-Address:192.168.10.254</w:t>
+      </w:r>
+    </w:p>
+    <w:p>
+      <w:pPr>
+        <w:rPr>
+          <w:rFonts w:ascii="Times New Roman" w:hAnsi="Times New Roman" w:cs="Times New Roman"/>
+          <w:sz w:val="24"/>
+          <w:szCs w:val="24"/>
+        </w:rPr>
+      </w:pPr>
+      <w:r>
+        <w:rPr>
+          <w:rFonts w:ascii="Times New Roman" w:hAnsi="Times New Roman" w:cs="Times New Roman"/>
+          <w:sz w:val="24"/>
+          <w:szCs w:val="24"/>
+        </w:rPr>
+        <w:tab/>
+        <w:t xml:space="preserve">-VPN </w:t>
+      </w:r>
+      <w:proofErr w:type="spellStart"/>
+      <w:r>
+        <w:rPr>
+          <w:rFonts w:ascii="Times New Roman" w:hAnsi="Times New Roman" w:cs="Times New Roman"/>
+          <w:sz w:val="24"/>
+          <w:szCs w:val="24"/>
+        </w:rPr>
+        <w:t>User</w:t>
+      </w:r>
+      <w:proofErr w:type="spellEnd"/>
+      <w:r>
+        <w:rPr>
+          <w:rFonts w:ascii="Times New Roman" w:hAnsi="Times New Roman" w:cs="Times New Roman"/>
+          <w:sz w:val="24"/>
+          <w:szCs w:val="24"/>
+        </w:rPr>
+        <w:t>==Felhasználónév</w:t>
+      </w:r>
+    </w:p>
+    <w:p>
+      <w:pPr>
+        <w:rPr>
+          <w:rFonts w:ascii="Times New Roman" w:hAnsi="Times New Roman" w:cs="Times New Roman"/>
+          <w:sz w:val="24"/>
+          <w:szCs w:val="24"/>
+        </w:rPr>
+      </w:pPr>
+      <w:r>
+        <w:rPr>
+          <w:rFonts w:ascii="Times New Roman" w:hAnsi="Times New Roman" w:cs="Times New Roman"/>
+          <w:sz w:val="24"/>
+          <w:szCs w:val="24"/>
+        </w:rPr>
+        <w:tab/>
+        <w:t>-VPN  Password</w:t>
+      </w:r>
+      <w:proofErr w:type="gramStart"/>
+      <w:r>
+        <w:rPr>
+          <w:rFonts w:ascii="Times New Roman" w:hAnsi="Times New Roman" w:cs="Times New Roman"/>
+          <w:sz w:val="24"/>
+          <w:szCs w:val="24"/>
+        </w:rPr>
+        <w:t>:cicamica1</w:t>
+      </w:r>
+      <w:proofErr w:type="gramEnd"/>
+    </w:p>
+    <w:p>
+      <w:pPr>
+        <w:rPr>
+          <w:rFonts w:ascii="Times New Roman" w:hAnsi="Times New Roman" w:cs="Times New Roman"/>
+          <w:sz w:val="24"/>
+          <w:szCs w:val="24"/>
+        </w:rPr>
+      </w:pPr>
+      <w:r>
+        <w:rPr>
+          <w:rFonts w:ascii="Times New Roman" w:hAnsi="Times New Roman" w:cs="Times New Roman"/>
+          <w:sz w:val="24"/>
+          <w:szCs w:val="24"/>
+        </w:rPr>
+        <w:tab/>
+        <w:t>-Gépházba</w:t>
+      </w:r>
+      <w:r>
+        <w:rPr>
+          <w:rFonts w:ascii="Times New Roman" w:hAnsi="Times New Roman" w:cs="Times New Roman"/>
+          <w:sz w:val="24"/>
+          <w:szCs w:val="24"/>
+        </w:rPr>
+        <w:sym w:font="Wingdings" w:char="F0E0"/>
+      </w:r>
+      <w:r>
+        <w:rPr>
+          <w:rFonts w:ascii="Times New Roman" w:hAnsi="Times New Roman" w:cs="Times New Roman"/>
+          <w:sz w:val="24"/>
+          <w:szCs w:val="24"/>
+        </w:rPr>
+        <w:t>VPN</w:t>
+      </w:r>
+      <w:r>
+        <w:rPr>
+          <w:rFonts w:ascii="Times New Roman" w:hAnsi="Times New Roman" w:cs="Times New Roman"/>
+          <w:sz w:val="24"/>
+          <w:szCs w:val="24"/>
+        </w:rPr>
+        <w:sym w:font="Wingdings" w:char="F0E0"/>
+      </w:r>
+      <w:r>
+        <w:rPr>
+          <w:rFonts w:ascii="Times New Roman" w:hAnsi="Times New Roman" w:cs="Times New Roman"/>
+          <w:sz w:val="24"/>
+          <w:szCs w:val="24"/>
+        </w:rPr>
+        <w:t>Írd be őket</w:t>
+      </w:r>
+    </w:p>
+    <w:p>
+      <w:pPr>
+        <w:rPr>
+          <w:rFonts w:ascii="Times New Roman" w:hAnsi="Times New Roman" w:cs="Times New Roman"/>
+          <w:sz w:val="24"/>
+          <w:szCs w:val="24"/>
+        </w:rPr>
+      </w:pPr>
+      <w:r>
+        <w:rPr>
+          <w:rFonts w:ascii="Times New Roman" w:hAnsi="Times New Roman" w:cs="Times New Roman"/>
+          <w:sz w:val="24"/>
+          <w:szCs w:val="24"/>
+        </w:rPr>
+        <w:lastRenderedPageBreak/>
+        <w:t>A VPN (</w:t>
+      </w:r>
+      <w:proofErr w:type="gramStart"/>
+      <w:r>
+        <w:rPr>
+          <w:rFonts w:ascii="Times New Roman" w:hAnsi="Times New Roman" w:cs="Times New Roman"/>
+          <w:sz w:val="24"/>
+          <w:szCs w:val="24"/>
+        </w:rPr>
+        <w:t>virtuális</w:t>
+      </w:r>
+      <w:proofErr w:type="gramEnd"/>
+      <w:r>
+        <w:rPr>
+          <w:rFonts w:ascii="Times New Roman" w:hAnsi="Times New Roman" w:cs="Times New Roman"/>
+          <w:sz w:val="24"/>
+          <w:szCs w:val="24"/>
+        </w:rPr>
+        <w:t xml:space="preserve"> magánhálózat) egy </w:t>
       </w:r>
       <w:bookmarkStart w:id="0" w:name="_GoBack"/>
       <w:bookmarkEnd w:id="0"/>
-    </w:p>
-    <w:p>
-      <w:pPr>
-        <w:rPr>
-          <w:rFonts w:ascii="Times New Roman" w:hAnsi="Times New Roman" w:cs="Times New Roman"/>
-          <w:sz w:val="24"/>
-          <w:szCs w:val="24"/>
-        </w:rPr>
-      </w:pPr>
-      <w:r>
-        <w:rPr>
-          <w:rFonts w:ascii="Times New Roman" w:hAnsi="Times New Roman" w:cs="Times New Roman"/>
-          <w:sz w:val="24"/>
-          <w:szCs w:val="24"/>
-        </w:rPr>
-        <w:tab/>
-      </w:r>
-      <w:proofErr w:type="spellStart"/>
-      <w:r>
-        <w:rPr>
-          <w:rFonts w:ascii="Times New Roman" w:hAnsi="Times New Roman" w:cs="Times New Roman"/>
-          <w:sz w:val="24"/>
-          <w:szCs w:val="24"/>
-        </w:rPr>
-        <w:t>Range</w:t>
-      </w:r>
-      <w:proofErr w:type="gramStart"/>
-      <w:r>
-        <w:rPr>
-          <w:rFonts w:ascii="Times New Roman" w:hAnsi="Times New Roman" w:cs="Times New Roman"/>
-          <w:sz w:val="24"/>
-          <w:szCs w:val="24"/>
-        </w:rPr>
-        <w:t>:Beállítod</w:t>
-      </w:r>
-      <w:proofErr w:type="spellEnd"/>
-      <w:proofErr w:type="gramEnd"/>
+      <w:r>
+        <w:rPr>
+          <w:rFonts w:ascii="Times New Roman" w:hAnsi="Times New Roman" w:cs="Times New Roman"/>
+          <w:sz w:val="24"/>
+          <w:szCs w:val="24"/>
+        </w:rPr>
+        <w:t>olyan szolgáltatás, amely biztonságos, titkosított kapcsolatot teremt az internethez, miközben elrejti az IP-címedet és a valós tartózkodási helyedet.</w:t>
+      </w:r>
     </w:p>
     <w:p>
       <w:pPr>

--- a/1.csoport_r_d_v.docx
+++ b/1.csoport_r_d_v.docx
@@ -2591,15 +2591,25 @@
     </w:p>
     <w:p>
       <w:pPr>
-        <w:rPr>
-          <w:rFonts w:ascii="Times New Roman" w:hAnsi="Times New Roman" w:cs="Times New Roman"/>
-          <w:b/>
+        <w:jc w:val="center"/>
+        <w:rPr>
+          <w:rFonts w:ascii="Times New Roman" w:hAnsi="Times New Roman" w:cs="Times New Roman"/>
           <w:i/>
           <w:sz w:val="24"/>
           <w:szCs w:val="24"/>
+        </w:rPr>
+      </w:pPr>
+      <w:r>
+        <w:rPr>
+          <w:rFonts w:ascii="Times New Roman" w:hAnsi="Times New Roman" w:cs="Times New Roman"/>
+          <w:b/>
+          <w:i/>
+          <w:sz w:val="24"/>
+          <w:szCs w:val="24"/>
           <w:u w:val="single"/>
         </w:rPr>
-      </w:pPr>
+        <w:br/>
+      </w:r>
       <w:r>
         <w:rPr>
           <w:rFonts w:ascii="Times New Roman" w:hAnsi="Times New Roman" w:cs="Times New Roman"/>
@@ -2636,13 +2646,11 @@
       <w:r>
         <w:rPr>
           <w:rFonts w:ascii="Times New Roman" w:hAnsi="Times New Roman" w:cs="Times New Roman"/>
-          <w:b/>
           <w:i/>
           <w:sz w:val="24"/>
           <w:szCs w:val="24"/>
-          <w:u w:val="single"/>
-        </w:rPr>
-        <w:br/>
+        </w:rPr>
+        <w:t>MIKROTIK</w:t>
       </w:r>
     </w:p>
     <w:p>
@@ -3321,104 +3329,6 @@
       <w:pPr>
         <w:rPr>
           <w:rFonts w:ascii="Times New Roman" w:hAnsi="Times New Roman" w:cs="Times New Roman"/>
-          <w:sz w:val="24"/>
-          <w:szCs w:val="24"/>
-        </w:rPr>
-      </w:pPr>
-      <w:r>
-        <w:rPr>
-          <w:rFonts w:ascii="Times New Roman" w:hAnsi="Times New Roman" w:cs="Times New Roman"/>
-          <w:b/>
-          <w:sz w:val="24"/>
-          <w:szCs w:val="24"/>
-          <w:u w:val="single"/>
-        </w:rPr>
-        <w:t>A DHCP beállításai:</w:t>
-      </w:r>
-      <w:r>
-        <w:rPr>
-          <w:rFonts w:ascii="Times New Roman" w:hAnsi="Times New Roman" w:cs="Times New Roman"/>
-          <w:sz w:val="24"/>
-          <w:szCs w:val="24"/>
-        </w:rPr>
-        <w:br/>
-      </w:r>
-      <w:r>
-        <w:rPr>
-          <w:rFonts w:ascii="Times New Roman" w:hAnsi="Times New Roman" w:cs="Times New Roman"/>
-          <w:sz w:val="24"/>
-          <w:szCs w:val="24"/>
-        </w:rPr>
-        <w:tab/>
-        <w:t>Address:192.168.2.0/</w:t>
-      </w:r>
-      <w:proofErr w:type="gramStart"/>
-      <w:r>
-        <w:rPr>
-          <w:rFonts w:ascii="Times New Roman" w:hAnsi="Times New Roman" w:cs="Times New Roman"/>
-          <w:sz w:val="24"/>
-          <w:szCs w:val="24"/>
-        </w:rPr>
-        <w:t>24</w:t>
-      </w:r>
-      <w:r>
-        <w:rPr>
-          <w:rFonts w:ascii="Times New Roman" w:hAnsi="Times New Roman" w:cs="Times New Roman"/>
-          <w:sz w:val="24"/>
-          <w:szCs w:val="24"/>
-        </w:rPr>
-        <w:t>(</w:t>
-      </w:r>
-      <w:proofErr w:type="gramEnd"/>
-      <w:r>
-        <w:rPr>
-          <w:rFonts w:ascii="Times New Roman" w:hAnsi="Times New Roman" w:cs="Times New Roman"/>
-          <w:sz w:val="24"/>
-          <w:szCs w:val="24"/>
-        </w:rPr>
-        <w:t>HA!)</w:t>
-      </w:r>
-    </w:p>
-    <w:p>
-      <w:pPr>
-        <w:rPr>
-          <w:rFonts w:ascii="Times New Roman" w:hAnsi="Times New Roman" w:cs="Times New Roman"/>
-          <w:sz w:val="24"/>
-          <w:szCs w:val="24"/>
-        </w:rPr>
-      </w:pPr>
-      <w:r>
-        <w:rPr>
-          <w:rFonts w:ascii="Times New Roman" w:hAnsi="Times New Roman" w:cs="Times New Roman"/>
-          <w:sz w:val="24"/>
-          <w:szCs w:val="24"/>
-        </w:rPr>
-        <w:tab/>
-        <w:t>Gateway:192.168.2.1</w:t>
-      </w:r>
-    </w:p>
-    <w:p>
-      <w:pPr>
-        <w:rPr>
-          <w:rFonts w:ascii="Times New Roman" w:hAnsi="Times New Roman" w:cs="Times New Roman"/>
-          <w:sz w:val="24"/>
-          <w:szCs w:val="24"/>
-        </w:rPr>
-      </w:pPr>
-      <w:r>
-        <w:rPr>
-          <w:rFonts w:ascii="Times New Roman" w:hAnsi="Times New Roman" w:cs="Times New Roman"/>
-          <w:sz w:val="24"/>
-          <w:szCs w:val="24"/>
-        </w:rPr>
-        <w:tab/>
-        <w:t>DNS:192.168.2.1</w:t>
-      </w:r>
-    </w:p>
-    <w:p>
-      <w:pPr>
-        <w:rPr>
-          <w:rFonts w:ascii="Times New Roman" w:hAnsi="Times New Roman" w:cs="Times New Roman"/>
           <w:b/>
           <w:sz w:val="24"/>
           <w:szCs w:val="24"/>
@@ -4080,119 +3990,6 @@
       <w:pPr>
         <w:rPr>
           <w:rFonts w:ascii="Times New Roman" w:hAnsi="Times New Roman" w:cs="Times New Roman"/>
-          <w:sz w:val="24"/>
-          <w:szCs w:val="24"/>
-        </w:rPr>
-      </w:pPr>
-      <w:r>
-        <w:rPr>
-          <w:rFonts w:ascii="Times New Roman" w:hAnsi="Times New Roman" w:cs="Times New Roman"/>
-          <w:b/>
-          <w:sz w:val="24"/>
-          <w:szCs w:val="24"/>
-          <w:u w:val="single"/>
-        </w:rPr>
-        <w:t xml:space="preserve">DHCP </w:t>
-      </w:r>
-      <w:r>
-        <w:rPr>
-          <w:rFonts w:ascii="Times New Roman" w:hAnsi="Times New Roman" w:cs="Times New Roman"/>
-          <w:b/>
-          <w:sz w:val="24"/>
-          <w:szCs w:val="24"/>
-          <w:u w:val="single"/>
-        </w:rPr>
-        <w:t xml:space="preserve">Server </w:t>
-      </w:r>
-      <w:proofErr w:type="spellStart"/>
-      <w:r>
-        <w:rPr>
-          <w:rFonts w:ascii="Times New Roman" w:hAnsi="Times New Roman" w:cs="Times New Roman"/>
-          <w:b/>
-          <w:sz w:val="24"/>
-          <w:szCs w:val="24"/>
-          <w:u w:val="single"/>
-        </w:rPr>
-        <w:t>R</w:t>
-      </w:r>
-      <w:r>
-        <w:rPr>
-          <w:rFonts w:ascii="Times New Roman" w:hAnsi="Times New Roman" w:cs="Times New Roman"/>
-          <w:b/>
-          <w:sz w:val="24"/>
-          <w:szCs w:val="24"/>
-          <w:u w:val="single"/>
-        </w:rPr>
-        <w:t>ange</w:t>
-      </w:r>
-      <w:proofErr w:type="spellEnd"/>
-      <w:r>
-        <w:rPr>
-          <w:rFonts w:ascii="Times New Roman" w:hAnsi="Times New Roman" w:cs="Times New Roman"/>
-          <w:b/>
-          <w:sz w:val="24"/>
-          <w:szCs w:val="24"/>
-          <w:u w:val="single"/>
-        </w:rPr>
-        <w:t>:</w:t>
-      </w:r>
-      <w:r>
-        <w:rPr>
-          <w:rFonts w:ascii="Times New Roman" w:hAnsi="Times New Roman" w:cs="Times New Roman"/>
-          <w:sz w:val="24"/>
-          <w:szCs w:val="24"/>
-        </w:rPr>
-        <w:tab/>
-      </w:r>
-    </w:p>
-    <w:p>
-      <w:pPr>
-        <w:rPr>
-          <w:rFonts w:ascii="Times New Roman" w:hAnsi="Times New Roman" w:cs="Times New Roman"/>
-          <w:sz w:val="24"/>
-          <w:szCs w:val="24"/>
-        </w:rPr>
-      </w:pPr>
-      <w:r>
-        <w:rPr>
-          <w:rFonts w:ascii="Times New Roman" w:hAnsi="Times New Roman" w:cs="Times New Roman"/>
-          <w:sz w:val="24"/>
-          <w:szCs w:val="24"/>
-        </w:rPr>
-        <w:tab/>
-        <w:t>-192.168.88.10-192.168.88.25</w:t>
-      </w:r>
-      <w:r>
-        <w:rPr>
-          <w:rFonts w:ascii="Times New Roman" w:hAnsi="Times New Roman" w:cs="Times New Roman"/>
-          <w:sz w:val="24"/>
-          <w:szCs w:val="24"/>
-        </w:rPr>
-        <w:t>(</w:t>
-      </w:r>
-      <w:proofErr w:type="spellStart"/>
-      <w:r>
-        <w:rPr>
-          <w:rFonts w:ascii="Times New Roman" w:hAnsi="Times New Roman" w:cs="Times New Roman"/>
-          <w:sz w:val="24"/>
-          <w:szCs w:val="24"/>
-        </w:rPr>
-        <w:t>Range</w:t>
-      </w:r>
-      <w:proofErr w:type="spellEnd"/>
-      <w:r>
-        <w:rPr>
-          <w:rFonts w:ascii="Times New Roman" w:hAnsi="Times New Roman" w:cs="Times New Roman"/>
-          <w:sz w:val="24"/>
-          <w:szCs w:val="24"/>
-        </w:rPr>
-        <w:t>)</w:t>
-      </w:r>
-    </w:p>
-    <w:p>
-      <w:pPr>
-        <w:rPr>
-          <w:rFonts w:ascii="Times New Roman" w:hAnsi="Times New Roman" w:cs="Times New Roman"/>
           <w:b/>
           <w:sz w:val="24"/>
           <w:szCs w:val="24"/>
@@ -4453,37 +4250,1151 @@
           <w:sz w:val="24"/>
           <w:szCs w:val="24"/>
         </w:rPr>
+        <w:tab/>
+      </w:r>
+      <w:proofErr w:type="gramStart"/>
+      <w:r>
+        <w:rPr>
+          <w:rFonts w:ascii="Times New Roman" w:hAnsi="Times New Roman" w:cs="Times New Roman"/>
+          <w:sz w:val="24"/>
+          <w:szCs w:val="24"/>
+        </w:rPr>
+        <w:t>vagy</w:t>
+      </w:r>
+      <w:proofErr w:type="gramEnd"/>
+    </w:p>
+    <w:p>
+      <w:pPr>
+        <w:rPr>
+          <w:rFonts w:ascii="Times New Roman" w:hAnsi="Times New Roman" w:cs="Times New Roman"/>
+          <w:sz w:val="24"/>
+          <w:szCs w:val="24"/>
+        </w:rPr>
+      </w:pPr>
+      <w:r>
+        <w:rPr>
+          <w:rFonts w:ascii="Times New Roman" w:hAnsi="Times New Roman" w:cs="Times New Roman"/>
+          <w:sz w:val="24"/>
+          <w:szCs w:val="24"/>
+        </w:rPr>
+        <w:tab/>
+        <w:t>-PPP</w:t>
+      </w:r>
+      <w:r>
+        <w:rPr>
+          <w:rFonts w:ascii="Times New Roman" w:hAnsi="Times New Roman" w:cs="Times New Roman"/>
+          <w:sz w:val="24"/>
+          <w:szCs w:val="24"/>
+        </w:rPr>
+        <w:sym w:font="Wingdings" w:char="F0E0"/>
+      </w:r>
+      <w:proofErr w:type="spellStart"/>
+      <w:r>
+        <w:rPr>
+          <w:rFonts w:ascii="Times New Roman" w:hAnsi="Times New Roman" w:cs="Times New Roman"/>
+          <w:sz w:val="24"/>
+          <w:szCs w:val="24"/>
+        </w:rPr>
+        <w:t>Secret</w:t>
+      </w:r>
+      <w:proofErr w:type="spellEnd"/>
+      <w:r>
+        <w:rPr>
+          <w:rFonts w:ascii="Times New Roman" w:hAnsi="Times New Roman" w:cs="Times New Roman"/>
+          <w:sz w:val="24"/>
+          <w:szCs w:val="24"/>
+        </w:rPr>
+        <w:sym w:font="Wingdings" w:char="F0E0"/>
+      </w:r>
+      <w:r>
+        <w:rPr>
+          <w:rFonts w:ascii="Times New Roman" w:hAnsi="Times New Roman" w:cs="Times New Roman"/>
+          <w:sz w:val="24"/>
+          <w:szCs w:val="24"/>
+        </w:rPr>
+        <w:t>+</w:t>
+      </w:r>
+      <w:r>
+        <w:rPr>
+          <w:rFonts w:ascii="Times New Roman" w:hAnsi="Times New Roman" w:cs="Times New Roman"/>
+          <w:sz w:val="24"/>
+          <w:szCs w:val="24"/>
+        </w:rPr>
+        <w:sym w:font="Wingdings" w:char="F0E0"/>
+      </w:r>
+      <w:r>
+        <w:rPr>
+          <w:rFonts w:ascii="Times New Roman" w:hAnsi="Times New Roman" w:cs="Times New Roman"/>
+          <w:sz w:val="24"/>
+          <w:szCs w:val="24"/>
+        </w:rPr>
+        <w:t>Állítsd be őket</w:t>
+      </w:r>
+    </w:p>
+    <w:p>
+      <w:pPr>
+        <w:rPr>
+          <w:rFonts w:ascii="Times New Roman" w:hAnsi="Times New Roman" w:cs="Times New Roman"/>
+          <w:b/>
+          <w:sz w:val="24"/>
+          <w:szCs w:val="24"/>
+          <w:u w:val="single"/>
+        </w:rPr>
+      </w:pPr>
+      <w:r>
+        <w:rPr>
+          <w:rFonts w:ascii="Times New Roman" w:hAnsi="Times New Roman" w:cs="Times New Roman"/>
+          <w:b/>
+          <w:sz w:val="24"/>
+          <w:szCs w:val="24"/>
+          <w:u w:val="single"/>
+        </w:rPr>
+        <w:t>MTU:</w:t>
+      </w:r>
+    </w:p>
+    <w:p>
+      <w:pPr>
+        <w:rPr>
+          <w:rFonts w:ascii="Times New Roman" w:hAnsi="Times New Roman" w:cs="Times New Roman"/>
+          <w:sz w:val="24"/>
+          <w:szCs w:val="24"/>
+        </w:rPr>
+      </w:pPr>
+      <w:r>
+        <w:rPr>
+          <w:rFonts w:ascii="Times New Roman" w:hAnsi="Times New Roman" w:cs="Times New Roman"/>
+          <w:sz w:val="24"/>
+          <w:szCs w:val="24"/>
+        </w:rPr>
+        <w:tab/>
+      </w:r>
+      <w:proofErr w:type="spellStart"/>
+      <w:r>
+        <w:rPr>
+          <w:rFonts w:ascii="Times New Roman" w:hAnsi="Times New Roman" w:cs="Times New Roman"/>
+          <w:sz w:val="24"/>
+          <w:szCs w:val="24"/>
+        </w:rPr>
+        <w:t>Interfaces</w:t>
+      </w:r>
+      <w:proofErr w:type="spellEnd"/>
+      <w:r>
+        <w:rPr>
+          <w:rFonts w:ascii="Times New Roman" w:hAnsi="Times New Roman" w:cs="Times New Roman"/>
+          <w:sz w:val="24"/>
+          <w:szCs w:val="24"/>
+        </w:rPr>
+        <w:sym w:font="Wingdings" w:char="F0E0"/>
+      </w:r>
+      <w:proofErr w:type="spellStart"/>
+      <w:r>
+        <w:rPr>
+          <w:rFonts w:ascii="Times New Roman" w:hAnsi="Times New Roman" w:cs="Times New Roman"/>
+          <w:sz w:val="24"/>
+          <w:szCs w:val="24"/>
+        </w:rPr>
+        <w:t>Double-click</w:t>
+      </w:r>
+      <w:proofErr w:type="spellEnd"/>
+      <w:r>
+        <w:rPr>
+          <w:rFonts w:ascii="Times New Roman" w:hAnsi="Times New Roman" w:cs="Times New Roman"/>
+          <w:sz w:val="24"/>
+          <w:szCs w:val="24"/>
+        </w:rPr>
+        <w:t xml:space="preserve"> egy </w:t>
+      </w:r>
+      <w:proofErr w:type="spellStart"/>
+      <w:r>
+        <w:rPr>
+          <w:rFonts w:ascii="Times New Roman" w:hAnsi="Times New Roman" w:cs="Times New Roman"/>
+          <w:sz w:val="24"/>
+          <w:szCs w:val="24"/>
+        </w:rPr>
+        <w:t>portra</w:t>
+      </w:r>
+      <w:proofErr w:type="spellEnd"/>
+      <w:r>
+        <w:rPr>
+          <w:rFonts w:ascii="Times New Roman" w:hAnsi="Times New Roman" w:cs="Times New Roman"/>
+          <w:sz w:val="24"/>
+          <w:szCs w:val="24"/>
+        </w:rPr>
+        <w:sym w:font="Wingdings" w:char="F0E0"/>
+      </w:r>
+      <w:r>
+        <w:rPr>
+          <w:rFonts w:ascii="Times New Roman" w:hAnsi="Times New Roman" w:cs="Times New Roman"/>
+          <w:sz w:val="24"/>
+          <w:szCs w:val="24"/>
+        </w:rPr>
+        <w:t xml:space="preserve">MTU </w:t>
+      </w:r>
+      <w:proofErr w:type="spellStart"/>
+      <w:r>
+        <w:rPr>
+          <w:rFonts w:ascii="Times New Roman" w:hAnsi="Times New Roman" w:cs="Times New Roman"/>
+          <w:sz w:val="24"/>
+          <w:szCs w:val="24"/>
+        </w:rPr>
+        <w:t>values</w:t>
+      </w:r>
+      <w:proofErr w:type="spellEnd"/>
+      <w:r>
+        <w:rPr>
+          <w:rFonts w:ascii="Times New Roman" w:hAnsi="Times New Roman" w:cs="Times New Roman"/>
+          <w:sz w:val="24"/>
+          <w:szCs w:val="24"/>
+        </w:rPr>
+        <w:t>=amit akarsz</w:t>
+      </w:r>
+    </w:p>
+    <w:p>
+      <w:pPr>
+        <w:rPr>
+          <w:rFonts w:ascii="Times New Roman" w:hAnsi="Times New Roman" w:cs="Times New Roman"/>
+          <w:sz w:val="24"/>
+          <w:szCs w:val="24"/>
+        </w:rPr>
+      </w:pPr>
+      <w:r>
+        <w:rPr>
+          <w:rFonts w:ascii="Times New Roman" w:hAnsi="Times New Roman" w:cs="Times New Roman"/>
+          <w:sz w:val="24"/>
+          <w:szCs w:val="24"/>
+        </w:rPr>
+        <w:t>A VPN (</w:t>
+      </w:r>
+      <w:proofErr w:type="gramStart"/>
+      <w:r>
+        <w:rPr>
+          <w:rFonts w:ascii="Times New Roman" w:hAnsi="Times New Roman" w:cs="Times New Roman"/>
+          <w:sz w:val="24"/>
+          <w:szCs w:val="24"/>
+        </w:rPr>
+        <w:t>virtuális</w:t>
+      </w:r>
+      <w:proofErr w:type="gramEnd"/>
+      <w:r>
+        <w:rPr>
+          <w:rFonts w:ascii="Times New Roman" w:hAnsi="Times New Roman" w:cs="Times New Roman"/>
+          <w:sz w:val="24"/>
+          <w:szCs w:val="24"/>
+        </w:rPr>
+        <w:t xml:space="preserve"> magánhálózat) egy olyan szolgáltatás, amely biztonságos, titkosított kapcsolatot teremt az internethez, miközben elrejti az IP-címedet és a valós tartózkodási helyedet.</w:t>
+      </w:r>
+    </w:p>
+    <w:p>
+      <w:pPr>
+        <w:rPr>
+          <w:rFonts w:ascii="Times New Roman" w:hAnsi="Times New Roman" w:cs="Times New Roman"/>
+          <w:sz w:val="24"/>
+          <w:szCs w:val="24"/>
+        </w:rPr>
+      </w:pPr>
+    </w:p>
+    <w:p>
+      <w:pPr>
+        <w:rPr>
+          <w:rFonts w:ascii="Times New Roman" w:hAnsi="Times New Roman" w:cs="Times New Roman"/>
+          <w:b/>
+          <w:color w:val="0D0D0D" w:themeColor="text1" w:themeTint="F2"/>
+          <w:sz w:val="24"/>
+          <w:szCs w:val="24"/>
+        </w:rPr>
+      </w:pPr>
+      <w:proofErr w:type="spellStart"/>
+      <w:proofErr w:type="gramStart"/>
+      <w:r>
+        <w:rPr>
+          <w:rFonts w:ascii="Times New Roman" w:hAnsi="Times New Roman" w:cs="Times New Roman"/>
+          <w:b/>
+          <w:color w:val="0D0D0D" w:themeColor="text1" w:themeTint="F2"/>
+          <w:sz w:val="24"/>
+          <w:szCs w:val="24"/>
+          <w:u w:val="single"/>
+        </w:rPr>
         <w:lastRenderedPageBreak/>
-        <w:t>A VPN (</w:t>
-      </w:r>
-      <w:proofErr w:type="gramStart"/>
-      <w:r>
-        <w:rPr>
-          <w:rFonts w:ascii="Times New Roman" w:hAnsi="Times New Roman" w:cs="Times New Roman"/>
-          <w:sz w:val="24"/>
-          <w:szCs w:val="24"/>
-        </w:rPr>
-        <w:t>virtuális</w:t>
+        <w:t>Mikrotik</w:t>
+      </w:r>
+      <w:proofErr w:type="spellEnd"/>
+      <w:r>
+        <w:rPr>
+          <w:rFonts w:ascii="Times New Roman" w:hAnsi="Times New Roman" w:cs="Times New Roman"/>
+          <w:b/>
+          <w:color w:val="0D0D0D" w:themeColor="text1" w:themeTint="F2"/>
+          <w:sz w:val="24"/>
+          <w:szCs w:val="24"/>
+          <w:u w:val="single"/>
+        </w:rPr>
+        <w:t xml:space="preserve"> </w:t>
+      </w:r>
+      <w:r>
+        <w:rPr>
+          <w:rFonts w:ascii="Times New Roman" w:hAnsi="Times New Roman" w:cs="Times New Roman"/>
+          <w:b/>
+          <w:color w:val="0D0D0D" w:themeColor="text1" w:themeTint="F2"/>
+          <w:sz w:val="24"/>
+          <w:szCs w:val="24"/>
+        </w:rPr>
+        <w:t>:</w:t>
       </w:r>
       <w:proofErr w:type="gramEnd"/>
       <w:r>
         <w:rPr>
           <w:rFonts w:ascii="Times New Roman" w:hAnsi="Times New Roman" w:cs="Times New Roman"/>
-          <w:sz w:val="24"/>
-          <w:szCs w:val="24"/>
-        </w:rPr>
-        <w:t xml:space="preserve"> magánhálózat) egy </w:t>
+          <w:b/>
+          <w:color w:val="0D0D0D" w:themeColor="text1" w:themeTint="F2"/>
+          <w:sz w:val="24"/>
+          <w:szCs w:val="24"/>
+        </w:rPr>
+        <w:t xml:space="preserve"> </w:t>
+      </w:r>
+      <w:r>
+        <w:rPr>
+          <w:rFonts w:ascii="Times New Roman" w:hAnsi="Times New Roman" w:cs="Times New Roman"/>
+          <w:b/>
+          <w:color w:val="0D0D0D" w:themeColor="text1" w:themeTint="F2"/>
+          <w:sz w:val="24"/>
+          <w:szCs w:val="24"/>
+        </w:rPr>
+        <w:t xml:space="preserve">A </w:t>
+      </w:r>
+      <w:proofErr w:type="spellStart"/>
+      <w:r>
+        <w:rPr>
+          <w:rFonts w:ascii="Times New Roman" w:hAnsi="Times New Roman" w:cs="Times New Roman"/>
+          <w:b/>
+          <w:color w:val="0D0D0D" w:themeColor="text1" w:themeTint="F2"/>
+          <w:sz w:val="24"/>
+          <w:szCs w:val="24"/>
+        </w:rPr>
+        <w:t>Mikrotik</w:t>
+      </w:r>
+      <w:proofErr w:type="spellEnd"/>
+      <w:r>
+        <w:rPr>
+          <w:rFonts w:ascii="Times New Roman" w:hAnsi="Times New Roman" w:cs="Times New Roman"/>
+          <w:b/>
+          <w:color w:val="0D0D0D" w:themeColor="text1" w:themeTint="F2"/>
+          <w:sz w:val="24"/>
+          <w:szCs w:val="24"/>
+        </w:rPr>
+        <w:t xml:space="preserve"> </w:t>
+      </w:r>
+      <w:r>
+        <w:rPr>
+          <w:rFonts w:ascii="Times New Roman" w:hAnsi="Times New Roman" w:cs="Times New Roman"/>
+          <w:b/>
+          <w:color w:val="0D0D0D" w:themeColor="text1" w:themeTint="F2"/>
+          <w:sz w:val="24"/>
+          <w:szCs w:val="24"/>
+        </w:rPr>
+        <w:t xml:space="preserve"> </w:t>
+      </w:r>
+      <w:proofErr w:type="spellStart"/>
+      <w:r>
+        <w:rPr>
+          <w:rFonts w:ascii="Times New Roman" w:hAnsi="Times New Roman" w:cs="Times New Roman"/>
+          <w:b/>
+          <w:color w:val="0D0D0D" w:themeColor="text1" w:themeTint="F2"/>
+          <w:sz w:val="24"/>
+          <w:szCs w:val="24"/>
+        </w:rPr>
+        <w:t>Router</w:t>
+      </w:r>
+      <w:proofErr w:type="spellEnd"/>
+      <w:r>
+        <w:rPr>
+          <w:rFonts w:ascii="Times New Roman" w:hAnsi="Times New Roman" w:cs="Times New Roman"/>
+          <w:b/>
+          <w:color w:val="0D0D0D" w:themeColor="text1" w:themeTint="F2"/>
+          <w:sz w:val="24"/>
+          <w:szCs w:val="24"/>
+        </w:rPr>
+        <w:t xml:space="preserve"> </w:t>
+      </w:r>
+      <w:r>
+        <w:rPr>
+          <w:rFonts w:ascii="Times New Roman" w:hAnsi="Times New Roman" w:cs="Times New Roman"/>
+          <w:b/>
+          <w:color w:val="0D0D0D" w:themeColor="text1" w:themeTint="F2"/>
+          <w:sz w:val="24"/>
+          <w:szCs w:val="24"/>
+        </w:rPr>
+        <w:t>6.49.18</w:t>
+      </w:r>
+      <w:r>
+        <w:rPr>
+          <w:rFonts w:ascii="Times New Roman" w:hAnsi="Times New Roman" w:cs="Times New Roman"/>
+          <w:b/>
+          <w:color w:val="0D0D0D" w:themeColor="text1" w:themeTint="F2"/>
+          <w:sz w:val="24"/>
+          <w:szCs w:val="24"/>
+        </w:rPr>
+        <w:t xml:space="preserve"> Operációs Rendszer verzióját használjunk</w:t>
+      </w:r>
+    </w:p>
+    <w:p>
+      <w:pPr>
+        <w:rPr>
+          <w:rFonts w:ascii="Times New Roman" w:hAnsi="Times New Roman" w:cs="Times New Roman"/>
+          <w:b/>
+          <w:color w:val="0D0D0D" w:themeColor="text1" w:themeTint="F2"/>
+          <w:sz w:val="24"/>
+          <w:szCs w:val="24"/>
+        </w:rPr>
+      </w:pPr>
+      <w:r>
+        <w:rPr>
+          <w:rFonts w:ascii="Times New Roman" w:hAnsi="Times New Roman" w:cs="Times New Roman"/>
+          <w:b/>
+          <w:color w:val="0D0D0D" w:themeColor="text1" w:themeTint="F2"/>
+          <w:sz w:val="24"/>
+          <w:szCs w:val="24"/>
+        </w:rPr>
+        <w:t xml:space="preserve">Miután </w:t>
+      </w:r>
+      <w:proofErr w:type="spellStart"/>
+      <w:r>
+        <w:rPr>
+          <w:rFonts w:ascii="Times New Roman" w:hAnsi="Times New Roman" w:cs="Times New Roman"/>
+          <w:b/>
+          <w:color w:val="0D0D0D" w:themeColor="text1" w:themeTint="F2"/>
+          <w:sz w:val="24"/>
+          <w:szCs w:val="24"/>
+        </w:rPr>
+        <w:t>Winbox</w:t>
+      </w:r>
+      <w:proofErr w:type="spellEnd"/>
+      <w:r>
+        <w:rPr>
+          <w:rFonts w:ascii="Times New Roman" w:hAnsi="Times New Roman" w:cs="Times New Roman"/>
+          <w:b/>
+          <w:color w:val="0D0D0D" w:themeColor="text1" w:themeTint="F2"/>
+          <w:sz w:val="24"/>
+          <w:szCs w:val="24"/>
+        </w:rPr>
+        <w:t xml:space="preserve"> segítségével beléptünk a </w:t>
+      </w:r>
+      <w:proofErr w:type="spellStart"/>
+      <w:r>
+        <w:rPr>
+          <w:rFonts w:ascii="Times New Roman" w:hAnsi="Times New Roman" w:cs="Times New Roman"/>
+          <w:b/>
+          <w:color w:val="0D0D0D" w:themeColor="text1" w:themeTint="F2"/>
+          <w:sz w:val="24"/>
+          <w:szCs w:val="24"/>
+        </w:rPr>
+        <w:t>router</w:t>
+      </w:r>
+      <w:proofErr w:type="spellEnd"/>
+      <w:r>
+        <w:rPr>
+          <w:rFonts w:ascii="Times New Roman" w:hAnsi="Times New Roman" w:cs="Times New Roman"/>
+          <w:b/>
+          <w:color w:val="0D0D0D" w:themeColor="text1" w:themeTint="F2"/>
+          <w:sz w:val="24"/>
+          <w:szCs w:val="24"/>
+        </w:rPr>
+        <w:t xml:space="preserve"> kezelőfelületére</w:t>
+      </w:r>
+      <w:r>
+        <w:rPr>
+          <w:rFonts w:ascii="Times New Roman" w:hAnsi="Times New Roman" w:cs="Times New Roman"/>
+          <w:b/>
+          <w:color w:val="0D0D0D" w:themeColor="text1" w:themeTint="F2"/>
+          <w:sz w:val="24"/>
+          <w:szCs w:val="24"/>
+        </w:rPr>
+        <w:t xml:space="preserve">. Beállítjuk a </w:t>
+      </w:r>
+      <w:proofErr w:type="spellStart"/>
+      <w:r>
+        <w:rPr>
+          <w:rFonts w:ascii="Times New Roman" w:hAnsi="Times New Roman" w:cs="Times New Roman"/>
+          <w:b/>
+          <w:color w:val="0D0D0D" w:themeColor="text1" w:themeTint="F2"/>
+          <w:sz w:val="24"/>
+          <w:szCs w:val="24"/>
+        </w:rPr>
+        <w:t>routernek</w:t>
+      </w:r>
+      <w:proofErr w:type="spellEnd"/>
+      <w:r>
+        <w:rPr>
+          <w:rFonts w:ascii="Times New Roman" w:hAnsi="Times New Roman" w:cs="Times New Roman"/>
+          <w:b/>
+          <w:color w:val="0D0D0D" w:themeColor="text1" w:themeTint="F2"/>
+          <w:sz w:val="24"/>
+          <w:szCs w:val="24"/>
+        </w:rPr>
+        <w:t xml:space="preserve"> az </w:t>
+      </w:r>
+      <w:proofErr w:type="spellStart"/>
+      <w:r>
+        <w:rPr>
+          <w:rFonts w:ascii="Times New Roman" w:hAnsi="Times New Roman" w:cs="Times New Roman"/>
+          <w:b/>
+          <w:color w:val="0D0D0D" w:themeColor="text1" w:themeTint="F2"/>
+          <w:sz w:val="24"/>
+          <w:szCs w:val="24"/>
+        </w:rPr>
+        <w:t>admin</w:t>
+      </w:r>
+      <w:proofErr w:type="spellEnd"/>
+      <w:r>
+        <w:rPr>
+          <w:rFonts w:ascii="Times New Roman" w:hAnsi="Times New Roman" w:cs="Times New Roman"/>
+          <w:b/>
+          <w:color w:val="0D0D0D" w:themeColor="text1" w:themeTint="F2"/>
+          <w:sz w:val="24"/>
+          <w:szCs w:val="24"/>
+        </w:rPr>
+        <w:t xml:space="preserve"> felhasználónevet és </w:t>
+      </w:r>
+      <w:proofErr w:type="spellStart"/>
+      <w:r>
+        <w:rPr>
+          <w:rFonts w:ascii="Times New Roman" w:hAnsi="Times New Roman" w:cs="Times New Roman"/>
+          <w:b/>
+          <w:color w:val="0D0D0D" w:themeColor="text1" w:themeTint="F2"/>
+          <w:sz w:val="24"/>
+          <w:szCs w:val="24"/>
+        </w:rPr>
+        <w:t>admin</w:t>
+      </w:r>
+      <w:proofErr w:type="spellEnd"/>
+      <w:r>
+        <w:rPr>
+          <w:rFonts w:ascii="Times New Roman" w:hAnsi="Times New Roman" w:cs="Times New Roman"/>
+          <w:b/>
+          <w:color w:val="0D0D0D" w:themeColor="text1" w:themeTint="F2"/>
+          <w:sz w:val="24"/>
+          <w:szCs w:val="24"/>
+        </w:rPr>
+        <w:t xml:space="preserve"> jelszót, </w:t>
+      </w:r>
+      <w:r>
+        <w:rPr>
+          <w:rFonts w:ascii="Times New Roman" w:hAnsi="Times New Roman" w:cs="Times New Roman"/>
+          <w:b/>
+          <w:color w:val="0D0D0D" w:themeColor="text1" w:themeTint="F2"/>
+          <w:sz w:val="24"/>
+          <w:szCs w:val="24"/>
+        </w:rPr>
+        <w:t>ki töröljünk</w:t>
+      </w:r>
+      <w:r>
+        <w:rPr>
+          <w:rFonts w:ascii="Times New Roman" w:hAnsi="Times New Roman" w:cs="Times New Roman"/>
+          <w:b/>
+          <w:color w:val="0D0D0D" w:themeColor="text1" w:themeTint="F2"/>
+          <w:sz w:val="24"/>
+          <w:szCs w:val="24"/>
+        </w:rPr>
+        <w:t xml:space="preserve"> az </w:t>
+      </w:r>
+      <w:r>
+        <w:rPr>
+          <w:rFonts w:ascii="Times New Roman" w:hAnsi="Times New Roman" w:cs="Times New Roman"/>
+          <w:b/>
+          <w:color w:val="0D0D0D" w:themeColor="text1" w:themeTint="F2"/>
+          <w:sz w:val="24"/>
+          <w:szCs w:val="24"/>
+        </w:rPr>
+        <w:t xml:space="preserve">alap konfigurációt és nulláról kezdjünk a </w:t>
+      </w:r>
+      <w:proofErr w:type="spellStart"/>
+      <w:r>
+        <w:rPr>
+          <w:rFonts w:ascii="Times New Roman" w:hAnsi="Times New Roman" w:cs="Times New Roman"/>
+          <w:b/>
+          <w:color w:val="0D0D0D" w:themeColor="text1" w:themeTint="F2"/>
+          <w:sz w:val="24"/>
+          <w:szCs w:val="24"/>
+        </w:rPr>
+        <w:t>router</w:t>
+      </w:r>
+      <w:proofErr w:type="spellEnd"/>
+      <w:r>
+        <w:rPr>
+          <w:rFonts w:ascii="Times New Roman" w:hAnsi="Times New Roman" w:cs="Times New Roman"/>
+          <w:b/>
+          <w:color w:val="0D0D0D" w:themeColor="text1" w:themeTint="F2"/>
+          <w:sz w:val="24"/>
+          <w:szCs w:val="24"/>
+        </w:rPr>
+        <w:t xml:space="preserve"> beállítását. </w:t>
+      </w:r>
+    </w:p>
+    <w:p>
+      <w:pPr>
+        <w:jc w:val="center"/>
+        <w:rPr>
+          <w:rFonts w:ascii="Times New Roman" w:hAnsi="Times New Roman" w:cs="Times New Roman"/>
+          <w:b/>
+          <w:color w:val="0D0D0D" w:themeColor="text1" w:themeTint="F2"/>
+          <w:sz w:val="24"/>
+          <w:szCs w:val="24"/>
+        </w:rPr>
+      </w:pPr>
+      <w:proofErr w:type="spellStart"/>
+      <w:r>
+        <w:rPr>
+          <w:rFonts w:ascii="Times New Roman" w:hAnsi="Times New Roman" w:cs="Times New Roman"/>
+          <w:b/>
+          <w:color w:val="0D0D0D" w:themeColor="text1" w:themeTint="F2"/>
+          <w:sz w:val="24"/>
+          <w:szCs w:val="24"/>
+        </w:rPr>
+        <w:t>Bridge</w:t>
+      </w:r>
+      <w:proofErr w:type="spellEnd"/>
+      <w:r>
+        <w:rPr>
+          <w:rFonts w:ascii="Times New Roman" w:hAnsi="Times New Roman" w:cs="Times New Roman"/>
+          <w:b/>
+          <w:color w:val="0D0D0D" w:themeColor="text1" w:themeTint="F2"/>
+          <w:sz w:val="24"/>
+          <w:szCs w:val="24"/>
+        </w:rPr>
+        <w:t xml:space="preserve"> jelentése</w:t>
       </w:r>
       <w:bookmarkStart w:id="0" w:name="_GoBack"/>
       <w:bookmarkEnd w:id="0"/>
-      <w:r>
-        <w:rPr>
-          <w:rFonts w:ascii="Times New Roman" w:hAnsi="Times New Roman" w:cs="Times New Roman"/>
-          <w:sz w:val="24"/>
-          <w:szCs w:val="24"/>
-        </w:rPr>
-        <w:t>olyan szolgáltatás, amely biztonságos, titkosított kapcsolatot teremt az internethez, miközben elrejti az IP-címedet és a valós tartózkodási helyedet.</w:t>
-      </w:r>
+    </w:p>
+    <w:p>
+      <w:pPr>
+        <w:pStyle w:val="NormlWeb"/>
+        <w:rPr>
+          <w:b/>
+          <w:color w:val="0D0D0D" w:themeColor="text1" w:themeTint="F2"/>
+        </w:rPr>
+      </w:pPr>
+      <w:r>
+        <w:rPr>
+          <w:b/>
+          <w:color w:val="0D0D0D" w:themeColor="text1" w:themeTint="F2"/>
+        </w:rPr>
+        <w:t xml:space="preserve">A </w:t>
+      </w:r>
+      <w:proofErr w:type="spellStart"/>
+      <w:r>
+        <w:rPr>
+          <w:b/>
+          <w:color w:val="0D0D0D" w:themeColor="text1" w:themeTint="F2"/>
+        </w:rPr>
+        <w:t>MikroTik</w:t>
+      </w:r>
+      <w:proofErr w:type="spellEnd"/>
+      <w:r>
+        <w:rPr>
+          <w:b/>
+          <w:color w:val="0D0D0D" w:themeColor="text1" w:themeTint="F2"/>
+        </w:rPr>
+        <w:t xml:space="preserve"> </w:t>
+      </w:r>
+      <w:proofErr w:type="spellStart"/>
+      <w:r>
+        <w:rPr>
+          <w:b/>
+          <w:color w:val="0D0D0D" w:themeColor="text1" w:themeTint="F2"/>
+        </w:rPr>
+        <w:t>routeren</w:t>
+      </w:r>
+      <w:proofErr w:type="spellEnd"/>
+      <w:r>
+        <w:rPr>
+          <w:b/>
+          <w:color w:val="0D0D0D" w:themeColor="text1" w:themeTint="F2"/>
+        </w:rPr>
+        <w:t xml:space="preserve"> a </w:t>
+      </w:r>
+      <w:proofErr w:type="spellStart"/>
+      <w:r>
+        <w:rPr>
+          <w:rStyle w:val="Kiemels2"/>
+          <w:b w:val="0"/>
+          <w:color w:val="0D0D0D" w:themeColor="text1" w:themeTint="F2"/>
+        </w:rPr>
+        <w:t>bridge</w:t>
+      </w:r>
+      <w:proofErr w:type="spellEnd"/>
+      <w:r>
+        <w:rPr>
+          <w:b/>
+          <w:color w:val="0D0D0D" w:themeColor="text1" w:themeTint="F2"/>
+        </w:rPr>
+        <w:t xml:space="preserve"> gyakorlatilag egy </w:t>
+      </w:r>
+      <w:proofErr w:type="gramStart"/>
+      <w:r>
+        <w:rPr>
+          <w:b/>
+          <w:color w:val="0D0D0D" w:themeColor="text1" w:themeTint="F2"/>
+        </w:rPr>
+        <w:t>virtuális</w:t>
+      </w:r>
+      <w:proofErr w:type="gramEnd"/>
+      <w:r>
+        <w:rPr>
+          <w:b/>
+          <w:color w:val="0D0D0D" w:themeColor="text1" w:themeTint="F2"/>
+        </w:rPr>
+        <w:t xml:space="preserve"> </w:t>
+      </w:r>
+      <w:proofErr w:type="spellStart"/>
+      <w:r>
+        <w:rPr>
+          <w:b/>
+          <w:color w:val="0D0D0D" w:themeColor="text1" w:themeTint="F2"/>
+        </w:rPr>
+        <w:t>switch</w:t>
+      </w:r>
+      <w:proofErr w:type="spellEnd"/>
+      <w:r>
+        <w:rPr>
+          <w:b/>
+          <w:color w:val="0D0D0D" w:themeColor="text1" w:themeTint="F2"/>
+        </w:rPr>
+        <w:t>: több interfészt (Ethernet, VLAN, WLAN stb.) egyetlen logikai interfészbe köthetsz össze.</w:t>
+      </w:r>
+    </w:p>
+    <w:p>
+      <w:pPr>
+        <w:pStyle w:val="NormlWeb"/>
+        <w:rPr>
+          <w:b/>
+          <w:color w:val="0D0D0D" w:themeColor="text1" w:themeTint="F2"/>
+        </w:rPr>
+      </w:pPr>
+      <w:r>
+        <w:rPr>
+          <w:b/>
+          <w:color w:val="0D0D0D" w:themeColor="text1" w:themeTint="F2"/>
+        </w:rPr>
+        <w:t xml:space="preserve">Ez olyan, mintha több fizikai </w:t>
+      </w:r>
+      <w:proofErr w:type="spellStart"/>
+      <w:r>
+        <w:rPr>
+          <w:b/>
+          <w:color w:val="0D0D0D" w:themeColor="text1" w:themeTint="F2"/>
+        </w:rPr>
+        <w:t>portot</w:t>
+      </w:r>
+      <w:proofErr w:type="spellEnd"/>
+      <w:r>
+        <w:rPr>
+          <w:b/>
+          <w:color w:val="0D0D0D" w:themeColor="text1" w:themeTint="F2"/>
+        </w:rPr>
+        <w:t xml:space="preserve"> bedugnál egy hálózati </w:t>
+      </w:r>
+      <w:proofErr w:type="spellStart"/>
+      <w:r>
+        <w:rPr>
+          <w:b/>
+          <w:color w:val="0D0D0D" w:themeColor="text1" w:themeTint="F2"/>
+        </w:rPr>
+        <w:t>switchbe</w:t>
+      </w:r>
+      <w:proofErr w:type="spellEnd"/>
+      <w:r>
+        <w:rPr>
+          <w:b/>
+          <w:color w:val="0D0D0D" w:themeColor="text1" w:themeTint="F2"/>
+        </w:rPr>
+        <w:t xml:space="preserve"> – az eszközök egy közös </w:t>
+      </w:r>
+      <w:proofErr w:type="spellStart"/>
+      <w:r>
+        <w:rPr>
+          <w:b/>
+          <w:color w:val="0D0D0D" w:themeColor="text1" w:themeTint="F2"/>
+        </w:rPr>
+        <w:t>broadcast</w:t>
+      </w:r>
+      <w:proofErr w:type="spellEnd"/>
+      <w:r>
+        <w:rPr>
+          <w:b/>
+          <w:color w:val="0D0D0D" w:themeColor="text1" w:themeTint="F2"/>
+        </w:rPr>
+        <w:t xml:space="preserve"> </w:t>
+      </w:r>
+      <w:proofErr w:type="spellStart"/>
+      <w:r>
+        <w:rPr>
+          <w:b/>
+          <w:color w:val="0D0D0D" w:themeColor="text1" w:themeTint="F2"/>
+        </w:rPr>
+        <w:t>domainbe</w:t>
+      </w:r>
+      <w:proofErr w:type="spellEnd"/>
+      <w:r>
+        <w:rPr>
+          <w:b/>
+          <w:color w:val="0D0D0D" w:themeColor="text1" w:themeTint="F2"/>
+        </w:rPr>
+        <w:t xml:space="preserve"> kerülnek, és úgy kommunikálnak, mintha ugyanazon a hálózaton lennének.</w:t>
+      </w:r>
+    </w:p>
+    <w:p>
+      <w:pPr>
+        <w:pStyle w:val="Cmsor3"/>
+      </w:pPr>
+      <w:r>
+        <w:t xml:space="preserve">Mire használják a </w:t>
+      </w:r>
+      <w:proofErr w:type="spellStart"/>
+      <w:r>
+        <w:t>Bridge</w:t>
+      </w:r>
+      <w:proofErr w:type="spellEnd"/>
+      <w:r>
+        <w:t xml:space="preserve">-et </w:t>
+      </w:r>
+      <w:proofErr w:type="spellStart"/>
+      <w:r>
+        <w:t>MikroTikben</w:t>
+      </w:r>
+      <w:proofErr w:type="spellEnd"/>
+      <w:r>
+        <w:t>?</w:t>
+      </w:r>
+    </w:p>
+    <w:p>
+      <w:pPr>
+        <w:pStyle w:val="NormlWeb"/>
+        <w:numPr>
+          <w:ilvl w:val="0"/>
+          <w:numId w:val="4"/>
+        </w:numPr>
+      </w:pPr>
+      <w:proofErr w:type="spellStart"/>
+      <w:r>
+        <w:rPr>
+          <w:rStyle w:val="Kiemels2"/>
+        </w:rPr>
+        <w:t>Switch</w:t>
+      </w:r>
+      <w:proofErr w:type="spellEnd"/>
+      <w:r>
+        <w:rPr>
+          <w:rStyle w:val="Kiemels2"/>
+        </w:rPr>
+        <w:t xml:space="preserve"> </w:t>
+      </w:r>
+      <w:proofErr w:type="gramStart"/>
+      <w:r>
+        <w:rPr>
+          <w:rStyle w:val="Kiemels2"/>
+        </w:rPr>
+        <w:t>funkció</w:t>
+      </w:r>
+      <w:proofErr w:type="gramEnd"/>
+      <w:r>
+        <w:t>: ha több LAN-</w:t>
+      </w:r>
+      <w:proofErr w:type="spellStart"/>
+      <w:r>
+        <w:t>portot</w:t>
+      </w:r>
+      <w:proofErr w:type="spellEnd"/>
+      <w:r>
+        <w:t xml:space="preserve"> szeretnél egy hálózatba kapcsolni.</w:t>
+      </w:r>
+    </w:p>
+    <w:p>
+      <w:pPr>
+        <w:pStyle w:val="NormlWeb"/>
+        <w:numPr>
+          <w:ilvl w:val="0"/>
+          <w:numId w:val="4"/>
+        </w:numPr>
+      </w:pPr>
+      <w:r>
+        <w:rPr>
+          <w:rStyle w:val="Kiemels2"/>
+        </w:rPr>
+        <w:t xml:space="preserve">Access </w:t>
+      </w:r>
+      <w:proofErr w:type="spellStart"/>
+      <w:r>
+        <w:rPr>
+          <w:rStyle w:val="Kiemels2"/>
+        </w:rPr>
+        <w:t>Point</w:t>
+      </w:r>
+      <w:proofErr w:type="spellEnd"/>
+      <w:r>
+        <w:rPr>
+          <w:rStyle w:val="Kiemels2"/>
+        </w:rPr>
+        <w:t xml:space="preserve"> mód</w:t>
+      </w:r>
+      <w:r>
+        <w:t xml:space="preserve">: ha a vezetékes és vezeték nélküli </w:t>
+      </w:r>
+      <w:proofErr w:type="gramStart"/>
+      <w:r>
+        <w:t>klienseknek</w:t>
+      </w:r>
+      <w:proofErr w:type="gramEnd"/>
+      <w:r>
+        <w:t xml:space="preserve"> ugyanabban a hálózatban kell lenniük.</w:t>
+      </w:r>
+    </w:p>
+    <w:p>
+      <w:pPr>
+        <w:pStyle w:val="NormlWeb"/>
+        <w:numPr>
+          <w:ilvl w:val="0"/>
+          <w:numId w:val="4"/>
+        </w:numPr>
+      </w:pPr>
+      <w:r>
+        <w:rPr>
+          <w:rStyle w:val="Kiemels2"/>
+        </w:rPr>
+        <w:t>VLAN kezelés</w:t>
+      </w:r>
+      <w:r>
+        <w:t xml:space="preserve">: VLAN </w:t>
+      </w:r>
+      <w:proofErr w:type="spellStart"/>
+      <w:r>
+        <w:t>tagging</w:t>
+      </w:r>
+      <w:proofErr w:type="spellEnd"/>
+      <w:r>
+        <w:t>/untagging és szegmentálás.</w:t>
+      </w:r>
+    </w:p>
+    <w:p>
+      <w:pPr>
+        <w:pStyle w:val="NormlWeb"/>
+        <w:numPr>
+          <w:ilvl w:val="0"/>
+          <w:numId w:val="4"/>
+        </w:numPr>
+      </w:pPr>
+      <w:r>
+        <w:rPr>
+          <w:rStyle w:val="Kiemels2"/>
+        </w:rPr>
+        <w:t xml:space="preserve">L3 </w:t>
+      </w:r>
+      <w:proofErr w:type="spellStart"/>
+      <w:r>
+        <w:rPr>
+          <w:rStyle w:val="Kiemels2"/>
+        </w:rPr>
+        <w:t>bridging</w:t>
+      </w:r>
+      <w:proofErr w:type="spellEnd"/>
+      <w:r>
+        <w:t xml:space="preserve">: ARP, igény esetén IP szűrés és más fejlettebb </w:t>
+      </w:r>
+      <w:proofErr w:type="gramStart"/>
+      <w:r>
+        <w:t>funkciók</w:t>
+      </w:r>
+      <w:proofErr w:type="gramEnd"/>
+      <w:r>
+        <w:t>.</w:t>
+      </w:r>
+    </w:p>
+    <w:p>
+      <w:pPr>
+        <w:pStyle w:val="Cmsor3"/>
+      </w:pPr>
+      <w:r>
+        <w:t>Példa:</w:t>
+      </w:r>
+    </w:p>
+    <w:p>
+      <w:pPr>
+        <w:pStyle w:val="NormlWeb"/>
+      </w:pPr>
+      <w:r>
+        <w:t xml:space="preserve">Ha van egy </w:t>
+      </w:r>
+      <w:proofErr w:type="spellStart"/>
+      <w:r>
+        <w:t>MikroTik</w:t>
+      </w:r>
+      <w:proofErr w:type="spellEnd"/>
+      <w:r>
+        <w:t xml:space="preserve"> </w:t>
+      </w:r>
+      <w:proofErr w:type="spellStart"/>
+      <w:r>
+        <w:t>routered</w:t>
+      </w:r>
+      <w:proofErr w:type="spellEnd"/>
+      <w:r>
+        <w:t xml:space="preserve"> 5 darab LAN-</w:t>
+      </w:r>
+      <w:proofErr w:type="spellStart"/>
+      <w:r>
+        <w:t>porttal</w:t>
+      </w:r>
+      <w:proofErr w:type="spellEnd"/>
+      <w:r>
+        <w:t xml:space="preserve">, de csak az </w:t>
+      </w:r>
+      <w:r>
+        <w:rPr>
+          <w:rStyle w:val="Kiemels2"/>
+        </w:rPr>
+        <w:t>ether1</w:t>
+      </w:r>
+      <w:r>
+        <w:t xml:space="preserve"> az internet felé néző WAN, a többi (ether2–ether5) pedig ugyanabba a LAN-ba kell, hogy tartozzon, akkor:</w:t>
+      </w:r>
+    </w:p>
+    <w:p>
+      <w:pPr>
+        <w:pStyle w:val="NormlWeb"/>
+        <w:numPr>
+          <w:ilvl w:val="0"/>
+          <w:numId w:val="5"/>
+        </w:numPr>
+      </w:pPr>
+      <w:r>
+        <w:t xml:space="preserve">Létrehozol egy új </w:t>
+      </w:r>
+      <w:proofErr w:type="spellStart"/>
+      <w:r>
+        <w:rPr>
+          <w:rStyle w:val="Kiemels2"/>
+        </w:rPr>
+        <w:t>bridge</w:t>
+      </w:r>
+      <w:proofErr w:type="spellEnd"/>
+      <w:r>
+        <w:rPr>
+          <w:rStyle w:val="Kiemels2"/>
+        </w:rPr>
+        <w:t xml:space="preserve"> interfészt</w:t>
+      </w:r>
+      <w:r>
+        <w:t>.</w:t>
+      </w:r>
+    </w:p>
+    <w:p>
+      <w:pPr>
+        <w:pStyle w:val="NormlWeb"/>
+        <w:numPr>
+          <w:ilvl w:val="0"/>
+          <w:numId w:val="5"/>
+        </w:numPr>
+      </w:pPr>
+      <w:r>
+        <w:t xml:space="preserve">Hozzáadod ether2–ether5 </w:t>
+      </w:r>
+      <w:proofErr w:type="spellStart"/>
+      <w:r>
+        <w:t>portokat</w:t>
+      </w:r>
+      <w:proofErr w:type="spellEnd"/>
+      <w:r>
+        <w:t xml:space="preserve"> a </w:t>
+      </w:r>
+      <w:proofErr w:type="spellStart"/>
+      <w:r>
+        <w:t>bridge-hez</w:t>
+      </w:r>
+      <w:proofErr w:type="spellEnd"/>
+      <w:r>
+        <w:t>.</w:t>
+      </w:r>
+    </w:p>
+    <w:p>
+      <w:pPr>
+        <w:pStyle w:val="NormlWeb"/>
+        <w:numPr>
+          <w:ilvl w:val="0"/>
+          <w:numId w:val="5"/>
+        </w:numPr>
+      </w:pPr>
+      <w:r>
+        <w:t xml:space="preserve">A LAN IP-címet (pl. 192.168.88.1/24) a </w:t>
+      </w:r>
+      <w:proofErr w:type="spellStart"/>
+      <w:r>
+        <w:t>bridge</w:t>
+      </w:r>
+      <w:proofErr w:type="spellEnd"/>
+      <w:r>
+        <w:t xml:space="preserve"> interfészre állítod be, nem külön portokra.</w:t>
+      </w:r>
+    </w:p>
+    <w:p>
+      <w:pPr>
+        <w:pStyle w:val="NormlWeb"/>
+      </w:pPr>
+      <w:r>
+        <w:t xml:space="preserve">Így a </w:t>
+      </w:r>
+      <w:proofErr w:type="spellStart"/>
+      <w:r>
+        <w:t>MikroTik</w:t>
+      </w:r>
+      <w:proofErr w:type="spellEnd"/>
+      <w:r>
+        <w:t xml:space="preserve"> ezeket a </w:t>
+      </w:r>
+      <w:proofErr w:type="spellStart"/>
+      <w:r>
+        <w:t>portokat</w:t>
+      </w:r>
+      <w:proofErr w:type="spellEnd"/>
+      <w:r>
+        <w:t xml:space="preserve"> úgy kezeli, mintha egy </w:t>
+      </w:r>
+      <w:proofErr w:type="spellStart"/>
+      <w:r>
+        <w:t>switch</w:t>
+      </w:r>
+      <w:proofErr w:type="spellEnd"/>
+      <w:r>
+        <w:t xml:space="preserve"> lenne.</w:t>
+      </w:r>
+    </w:p>
+    <w:p>
+      <w:pPr>
+        <w:rPr>
+          <w:rFonts w:ascii="Times New Roman" w:hAnsi="Times New Roman" w:cs="Times New Roman"/>
+          <w:b/>
+          <w:color w:val="0D0D0D" w:themeColor="text1" w:themeTint="F2"/>
+          <w:sz w:val="24"/>
+          <w:szCs w:val="24"/>
+        </w:rPr>
+      </w:pPr>
+    </w:p>
+    <w:p>
+      <w:pPr>
+        <w:jc w:val="center"/>
+        <w:rPr>
+          <w:rFonts w:ascii="Times New Roman" w:hAnsi="Times New Roman" w:cs="Times New Roman"/>
+          <w:i/>
+          <w:sz w:val="24"/>
+          <w:szCs w:val="24"/>
+        </w:rPr>
+      </w:pPr>
+    </w:p>
+    <w:p>
+      <w:pPr>
+        <w:rPr>
+          <w:rFonts w:ascii="Times New Roman" w:hAnsi="Times New Roman" w:cs="Times New Roman"/>
+          <w:sz w:val="24"/>
+          <w:szCs w:val="24"/>
+        </w:rPr>
+      </w:pPr>
     </w:p>
     <w:p>
       <w:pPr>
@@ -4658,9 +5569,122 @@
     </w:lvl>
   </w:abstractNum>
   <w:abstractNum w:abstractNumId="1" w15:restartNumberingAfterBreak="0">
-    <w:nsid w:val="22C7719E"/>
+    <w:nsid w:val="10647865"/>
     <w:multiLevelType w:val="multilevel"/>
-    <w:tmpl w:val="22B8452A"/>
+    <w:tmpl w:val="38F21E58"/>
+    <w:lvl w:ilvl="0">
+      <w:start w:val="1"/>
+      <w:numFmt w:val="decimal"/>
+      <w:lvlText w:val="%1."/>
+      <w:lvlJc w:val="left"/>
+      <w:pPr>
+        <w:tabs>
+          <w:tab w:val="num" w:pos="720"/>
+        </w:tabs>
+        <w:ind w:left="720" w:hanging="360"/>
+      </w:pPr>
+    </w:lvl>
+    <w:lvl w:ilvl="1" w:tentative="1">
+      <w:start w:val="1"/>
+      <w:numFmt w:val="decimal"/>
+      <w:lvlText w:val="%2."/>
+      <w:lvlJc w:val="left"/>
+      <w:pPr>
+        <w:tabs>
+          <w:tab w:val="num" w:pos="1440"/>
+        </w:tabs>
+        <w:ind w:left="1440" w:hanging="360"/>
+      </w:pPr>
+    </w:lvl>
+    <w:lvl w:ilvl="2" w:tentative="1">
+      <w:start w:val="1"/>
+      <w:numFmt w:val="decimal"/>
+      <w:lvlText w:val="%3."/>
+      <w:lvlJc w:val="left"/>
+      <w:pPr>
+        <w:tabs>
+          <w:tab w:val="num" w:pos="2160"/>
+        </w:tabs>
+        <w:ind w:left="2160" w:hanging="360"/>
+      </w:pPr>
+    </w:lvl>
+    <w:lvl w:ilvl="3" w:tentative="1">
+      <w:start w:val="1"/>
+      <w:numFmt w:val="decimal"/>
+      <w:lvlText w:val="%4."/>
+      <w:lvlJc w:val="left"/>
+      <w:pPr>
+        <w:tabs>
+          <w:tab w:val="num" w:pos="2880"/>
+        </w:tabs>
+        <w:ind w:left="2880" w:hanging="360"/>
+      </w:pPr>
+    </w:lvl>
+    <w:lvl w:ilvl="4" w:tentative="1">
+      <w:start w:val="1"/>
+      <w:numFmt w:val="decimal"/>
+      <w:lvlText w:val="%5."/>
+      <w:lvlJc w:val="left"/>
+      <w:pPr>
+        <w:tabs>
+          <w:tab w:val="num" w:pos="3600"/>
+        </w:tabs>
+        <w:ind w:left="3600" w:hanging="360"/>
+      </w:pPr>
+    </w:lvl>
+    <w:lvl w:ilvl="5" w:tentative="1">
+      <w:start w:val="1"/>
+      <w:numFmt w:val="decimal"/>
+      <w:lvlText w:val="%6."/>
+      <w:lvlJc w:val="left"/>
+      <w:pPr>
+        <w:tabs>
+          <w:tab w:val="num" w:pos="4320"/>
+        </w:tabs>
+        <w:ind w:left="4320" w:hanging="360"/>
+      </w:pPr>
+    </w:lvl>
+    <w:lvl w:ilvl="6" w:tentative="1">
+      <w:start w:val="1"/>
+      <w:numFmt w:val="decimal"/>
+      <w:lvlText w:val="%7."/>
+      <w:lvlJc w:val="left"/>
+      <w:pPr>
+        <w:tabs>
+          <w:tab w:val="num" w:pos="5040"/>
+        </w:tabs>
+        <w:ind w:left="5040" w:hanging="360"/>
+      </w:pPr>
+    </w:lvl>
+    <w:lvl w:ilvl="7" w:tentative="1">
+      <w:start w:val="1"/>
+      <w:numFmt w:val="decimal"/>
+      <w:lvlText w:val="%8."/>
+      <w:lvlJc w:val="left"/>
+      <w:pPr>
+        <w:tabs>
+          <w:tab w:val="num" w:pos="5760"/>
+        </w:tabs>
+        <w:ind w:left="5760" w:hanging="360"/>
+      </w:pPr>
+    </w:lvl>
+    <w:lvl w:ilvl="8" w:tentative="1">
+      <w:start w:val="1"/>
+      <w:numFmt w:val="decimal"/>
+      <w:lvlText w:val="%9."/>
+      <w:lvlJc w:val="left"/>
+      <w:pPr>
+        <w:tabs>
+          <w:tab w:val="num" w:pos="6480"/>
+        </w:tabs>
+        <w:ind w:left="6480" w:hanging="360"/>
+      </w:pPr>
+    </w:lvl>
+  </w:abstractNum>
+  <w:abstractNum w:abstractNumId="2" w15:restartNumberingAfterBreak="0">
+    <w:nsid w:val="1DC954D2"/>
+    <w:multiLevelType w:val="multilevel"/>
+    <w:tmpl w:val="6B308620"/>
     <w:lvl w:ilvl="0">
       <w:start w:val="1"/>
       <w:numFmt w:val="bullet"/>
@@ -4806,10 +5830,10 @@
       </w:rPr>
     </w:lvl>
   </w:abstractNum>
-  <w:abstractNum w:abstractNumId="2" w15:restartNumberingAfterBreak="0">
-    <w:nsid w:val="31385E7F"/>
+  <w:abstractNum w:abstractNumId="3" w15:restartNumberingAfterBreak="0">
+    <w:nsid w:val="22C7719E"/>
     <w:multiLevelType w:val="multilevel"/>
-    <w:tmpl w:val="DFD69640"/>
+    <w:tmpl w:val="22B8452A"/>
     <w:lvl w:ilvl="0">
       <w:start w:val="1"/>
       <w:numFmt w:val="bullet"/>
@@ -4955,14 +5979,169 @@
       </w:rPr>
     </w:lvl>
   </w:abstractNum>
+  <w:abstractNum w:abstractNumId="4" w15:restartNumberingAfterBreak="0">
+    <w:nsid w:val="31385E7F"/>
+    <w:multiLevelType w:val="multilevel"/>
+    <w:tmpl w:val="DFD69640"/>
+    <w:lvl w:ilvl="0">
+      <w:start w:val="1"/>
+      <w:numFmt w:val="bullet"/>
+      <w:lvlText w:val=""/>
+      <w:lvlJc w:val="left"/>
+      <w:pPr>
+        <w:tabs>
+          <w:tab w:val="num" w:pos="720"/>
+        </w:tabs>
+        <w:ind w:left="720" w:hanging="360"/>
+      </w:pPr>
+      <w:rPr>
+        <w:rFonts w:ascii="Symbol" w:hAnsi="Symbol" w:hint="default"/>
+        <w:sz w:val="20"/>
+      </w:rPr>
+    </w:lvl>
+    <w:lvl w:ilvl="1" w:tentative="1">
+      <w:start w:val="1"/>
+      <w:numFmt w:val="bullet"/>
+      <w:lvlText w:val="o"/>
+      <w:lvlJc w:val="left"/>
+      <w:pPr>
+        <w:tabs>
+          <w:tab w:val="num" w:pos="1440"/>
+        </w:tabs>
+        <w:ind w:left="1440" w:hanging="360"/>
+      </w:pPr>
+      <w:rPr>
+        <w:rFonts w:ascii="Courier New" w:hAnsi="Courier New" w:hint="default"/>
+        <w:sz w:val="20"/>
+      </w:rPr>
+    </w:lvl>
+    <w:lvl w:ilvl="2" w:tentative="1">
+      <w:start w:val="1"/>
+      <w:numFmt w:val="bullet"/>
+      <w:lvlText w:val=""/>
+      <w:lvlJc w:val="left"/>
+      <w:pPr>
+        <w:tabs>
+          <w:tab w:val="num" w:pos="2160"/>
+        </w:tabs>
+        <w:ind w:left="2160" w:hanging="360"/>
+      </w:pPr>
+      <w:rPr>
+        <w:rFonts w:ascii="Wingdings" w:hAnsi="Wingdings" w:hint="default"/>
+        <w:sz w:val="20"/>
+      </w:rPr>
+    </w:lvl>
+    <w:lvl w:ilvl="3" w:tentative="1">
+      <w:start w:val="1"/>
+      <w:numFmt w:val="bullet"/>
+      <w:lvlText w:val=""/>
+      <w:lvlJc w:val="left"/>
+      <w:pPr>
+        <w:tabs>
+          <w:tab w:val="num" w:pos="2880"/>
+        </w:tabs>
+        <w:ind w:left="2880" w:hanging="360"/>
+      </w:pPr>
+      <w:rPr>
+        <w:rFonts w:ascii="Wingdings" w:hAnsi="Wingdings" w:hint="default"/>
+        <w:sz w:val="20"/>
+      </w:rPr>
+    </w:lvl>
+    <w:lvl w:ilvl="4" w:tentative="1">
+      <w:start w:val="1"/>
+      <w:numFmt w:val="bullet"/>
+      <w:lvlText w:val=""/>
+      <w:lvlJc w:val="left"/>
+      <w:pPr>
+        <w:tabs>
+          <w:tab w:val="num" w:pos="3600"/>
+        </w:tabs>
+        <w:ind w:left="3600" w:hanging="360"/>
+      </w:pPr>
+      <w:rPr>
+        <w:rFonts w:ascii="Wingdings" w:hAnsi="Wingdings" w:hint="default"/>
+        <w:sz w:val="20"/>
+      </w:rPr>
+    </w:lvl>
+    <w:lvl w:ilvl="5" w:tentative="1">
+      <w:start w:val="1"/>
+      <w:numFmt w:val="bullet"/>
+      <w:lvlText w:val=""/>
+      <w:lvlJc w:val="left"/>
+      <w:pPr>
+        <w:tabs>
+          <w:tab w:val="num" w:pos="4320"/>
+        </w:tabs>
+        <w:ind w:left="4320" w:hanging="360"/>
+      </w:pPr>
+      <w:rPr>
+        <w:rFonts w:ascii="Wingdings" w:hAnsi="Wingdings" w:hint="default"/>
+        <w:sz w:val="20"/>
+      </w:rPr>
+    </w:lvl>
+    <w:lvl w:ilvl="6" w:tentative="1">
+      <w:start w:val="1"/>
+      <w:numFmt w:val="bullet"/>
+      <w:lvlText w:val=""/>
+      <w:lvlJc w:val="left"/>
+      <w:pPr>
+        <w:tabs>
+          <w:tab w:val="num" w:pos="5040"/>
+        </w:tabs>
+        <w:ind w:left="5040" w:hanging="360"/>
+      </w:pPr>
+      <w:rPr>
+        <w:rFonts w:ascii="Wingdings" w:hAnsi="Wingdings" w:hint="default"/>
+        <w:sz w:val="20"/>
+      </w:rPr>
+    </w:lvl>
+    <w:lvl w:ilvl="7" w:tentative="1">
+      <w:start w:val="1"/>
+      <w:numFmt w:val="bullet"/>
+      <w:lvlText w:val=""/>
+      <w:lvlJc w:val="left"/>
+      <w:pPr>
+        <w:tabs>
+          <w:tab w:val="num" w:pos="5760"/>
+        </w:tabs>
+        <w:ind w:left="5760" w:hanging="360"/>
+      </w:pPr>
+      <w:rPr>
+        <w:rFonts w:ascii="Wingdings" w:hAnsi="Wingdings" w:hint="default"/>
+        <w:sz w:val="20"/>
+      </w:rPr>
+    </w:lvl>
+    <w:lvl w:ilvl="8" w:tentative="1">
+      <w:start w:val="1"/>
+      <w:numFmt w:val="bullet"/>
+      <w:lvlText w:val=""/>
+      <w:lvlJc w:val="left"/>
+      <w:pPr>
+        <w:tabs>
+          <w:tab w:val="num" w:pos="6480"/>
+        </w:tabs>
+        <w:ind w:left="6480" w:hanging="360"/>
+      </w:pPr>
+      <w:rPr>
+        <w:rFonts w:ascii="Wingdings" w:hAnsi="Wingdings" w:hint="default"/>
+        <w:sz w:val="20"/>
+      </w:rPr>
+    </w:lvl>
+  </w:abstractNum>
   <w:num w:numId="1">
-    <w:abstractNumId w:val="1"/>
+    <w:abstractNumId w:val="3"/>
   </w:num>
   <w:num w:numId="2">
-    <w:abstractNumId w:val="2"/>
+    <w:abstractNumId w:val="4"/>
   </w:num>
   <w:num w:numId="3">
     <w:abstractNumId w:val="0"/>
+  </w:num>
+  <w:num w:numId="4">
+    <w:abstractNumId w:val="2"/>
+  </w:num>
+  <w:num w:numId="5">
+    <w:abstractNumId w:val="1"/>
   </w:num>
 </w:numbering>
 </file>
@@ -5381,6 +6560,27 @@
       <w:lang w:eastAsia="hu-HU"/>
     </w:rPr>
   </w:style>
+  <w:style w:type="paragraph" w:styleId="Cmsor6">
+    <w:name w:val="heading 6"/>
+    <w:basedOn w:val="Norml"/>
+    <w:next w:val="Norml"/>
+    <w:link w:val="Cmsor6Char"/>
+    <w:uiPriority w:val="9"/>
+    <w:semiHidden/>
+    <w:unhideWhenUsed/>
+    <w:qFormat/>
+    <w:rsid w:val="006129A5"/>
+    <w:pPr>
+      <w:keepNext/>
+      <w:keepLines/>
+      <w:spacing w:before="40" w:after="0"/>
+      <w:outlineLvl w:val="5"/>
+    </w:pPr>
+    <w:rPr>
+      <w:rFonts w:asciiTheme="majorHAnsi" w:eastAsiaTheme="majorEastAsia" w:hAnsiTheme="majorHAnsi" w:cstheme="majorBidi"/>
+      <w:color w:val="1F4D78" w:themeColor="accent1" w:themeShade="7F"/>
+    </w:rPr>
+  </w:style>
   <w:style w:type="character" w:default="1" w:styleId="Bekezdsalapbettpusa">
     <w:name w:val="Default Paragraph Font"/>
     <w:uiPriority w:val="1"/>
@@ -5465,6 +6665,18 @@
     <w:rPr>
       <w:color w:val="0563C1" w:themeColor="hyperlink"/>
       <w:u w:val="single"/>
+    </w:rPr>
+  </w:style>
+  <w:style w:type="character" w:customStyle="1" w:styleId="Cmsor6Char">
+    <w:name w:val="Címsor 6 Char"/>
+    <w:basedOn w:val="Bekezdsalapbettpusa"/>
+    <w:link w:val="Cmsor6"/>
+    <w:uiPriority w:val="9"/>
+    <w:semiHidden/>
+    <w:rsid w:val="006129A5"/>
+    <w:rPr>
+      <w:rFonts w:asciiTheme="majorHAnsi" w:eastAsiaTheme="majorEastAsia" w:hAnsiTheme="majorHAnsi" w:cstheme="majorBidi"/>
+      <w:color w:val="1F4D78" w:themeColor="accent1" w:themeShade="7F"/>
     </w:rPr>
   </w:style>
 </w:styles>
